--- a/Hdip_REPORT_Gleiciane_Rocha_CA2_Fisheries_Data_Analytics_2026.docx
+++ b/Hdip_REPORT_Gleiciane_Rocha_CA2_Fisheries_Data_Analytics_2026.docx
@@ -687,7 +687,7 @@
           <w:szCs w:val="28"/>
           <w:lang w:val="en-IE" w:eastAsia="en-IE" w:bidi="ar-SA"/>
         </w:rPr>
-        <w:t xml:space="preserve">Friday, </w:t>
+        <w:t>Thursday</w:t>
       </w:r>
       <w:r>
         <w:rPr>
@@ -698,7 +698,51 @@
           <w:szCs w:val="28"/>
           <w:lang w:val="en-IE" w:eastAsia="en-IE" w:bidi="ar-SA"/>
         </w:rPr>
-        <w:t>29th May 2026</w:t>
+        <w:t xml:space="preserve">, </w:t>
+      </w:r>
+      <w:r>
+        <w:rPr>
+          <w:rFonts w:ascii="Calibri" w:hAnsi="Calibri" w:eastAsia="Calibri" w:cs="Calibri"/>
+          <w:noProof w:val="0"/>
+          <w:color w:val="auto"/>
+          <w:sz w:val="28"/>
+          <w:szCs w:val="28"/>
+          <w:lang w:val="en-IE" w:eastAsia="en-IE" w:bidi="ar-SA"/>
+        </w:rPr>
+        <w:t>2</w:t>
+      </w:r>
+      <w:r>
+        <w:rPr>
+          <w:rFonts w:ascii="Calibri" w:hAnsi="Calibri" w:eastAsia="Calibri" w:cs="Calibri"/>
+          <w:noProof w:val="0"/>
+          <w:color w:val="auto"/>
+          <w:sz w:val="28"/>
+          <w:szCs w:val="28"/>
+          <w:lang w:val="en-IE" w:eastAsia="en-IE" w:bidi="ar-SA"/>
+        </w:rPr>
+        <w:t>8</w:t>
+      </w:r>
+      <w:r>
+        <w:rPr>
+          <w:rFonts w:ascii="Calibri" w:hAnsi="Calibri" w:eastAsia="Calibri" w:cs="Calibri"/>
+          <w:noProof w:val="0"/>
+          <w:color w:val="auto"/>
+          <w:sz w:val="28"/>
+          <w:szCs w:val="28"/>
+          <w:lang w:val="en-IE" w:eastAsia="en-IE" w:bidi="ar-SA"/>
+        </w:rPr>
+        <w:t>th</w:t>
+      </w:r>
+      <w:r>
+        <w:rPr>
+          <w:rFonts w:ascii="Calibri" w:hAnsi="Calibri" w:eastAsia="Calibri" w:cs="Calibri"/>
+          <w:noProof w:val="0"/>
+          <w:color w:val="auto"/>
+          <w:sz w:val="28"/>
+          <w:szCs w:val="28"/>
+          <w:lang w:val="en-IE" w:eastAsia="en-IE" w:bidi="ar-SA"/>
+        </w:rPr>
+        <w:t xml:space="preserve"> May 2026</w:t>
       </w:r>
     </w:p>
     <w:p>
@@ -1057,6 +1101,7 @@
           <w:cols w:space="720"/>
           <w:titlePg w:val="1"/>
           <w:headerReference w:type="default" r:id="Re1bf199eac1549d4"/>
+          <w:footerReference w:type="default" r:id="R8ff63839528444f3"/>
         </w:sectPr>
       </w:pPr>
     </w:p>
@@ -1098,12 +1143,21 @@
       </w:r>
     </w:p>
     <w:p>
-      <w:r>
-        <w:rPr>
-          <w:rFonts w:ascii="Arial" w:hAnsi="Arial" w:eastAsia="Arial" w:cs="Arial"/>
-          <w:noProof w:val="0"/>
-          <w:sz w:val="24"/>
-          <w:szCs w:val="24"/>
+      <w:pPr>
+        <w:rPr>
+          <w:rFonts w:ascii="Arial" w:hAnsi="Arial" w:eastAsia="Arial" w:cs="Arial"/>
+          <w:noProof w:val="0"/>
+          <w:sz w:val="22"/>
+          <w:szCs w:val="22"/>
+          <w:lang w:val="en-US"/>
+        </w:rPr>
+      </w:pPr>
+      <w:r>
+        <w:rPr>
+          <w:rFonts w:ascii="Arial" w:hAnsi="Arial" w:eastAsia="Arial" w:cs="Arial"/>
+          <w:noProof w:val="0"/>
+          <w:sz w:val="22"/>
+          <w:szCs w:val="22"/>
           <w:lang w:val="en-US"/>
         </w:rPr>
         <w:t>Fishing is an important activity in many coastal areas of Ireland and can be affected by various environmental and economic factors. Aspects such as fuel costs, fish stock levels, weather conditions, water quality, and access to ports can impact fishing performance and revenue.</w:t>
@@ -1117,13 +1171,20 @@
         <w:spacing w:before="0" w:beforeAutospacing="off" w:after="160" w:afterAutospacing="off" w:line="259" w:lineRule="auto"/>
         <w:ind w:left="0" w:right="0"/>
         <w:jc w:val="left"/>
-      </w:pPr>
-      <w:r>
-        <w:rPr>
-          <w:rFonts w:ascii="Arial" w:hAnsi="Arial" w:eastAsia="Arial" w:cs="Arial"/>
-          <w:noProof w:val="0"/>
-          <w:sz w:val="24"/>
-          <w:szCs w:val="24"/>
+        <w:rPr>
+          <w:rFonts w:ascii="Arial" w:hAnsi="Arial" w:eastAsia="Arial" w:cs="Arial"/>
+          <w:noProof w:val="0"/>
+          <w:sz w:val="22"/>
+          <w:szCs w:val="22"/>
+          <w:lang w:val="en-US"/>
+        </w:rPr>
+      </w:pPr>
+      <w:r>
+        <w:rPr>
+          <w:rFonts w:ascii="Arial" w:hAnsi="Arial" w:eastAsia="Arial" w:cs="Arial"/>
+          <w:noProof w:val="0"/>
+          <w:sz w:val="22"/>
+          <w:szCs w:val="22"/>
           <w:lang w:val="en-US"/>
         </w:rPr>
         <w:t>It was analyzed a dataset on fishing collected in different Irish coastal counties. The dataset includes information related to income, sustainability, investment, export demand, and operational conditions in the fishing sector.</w:t>
@@ -1132,8 +1193,8 @@
         <w:rPr>
           <w:rFonts w:ascii="Arial" w:hAnsi="Arial" w:eastAsia="Arial" w:cs="Arial"/>
           <w:noProof w:val="0"/>
-          <w:sz w:val="24"/>
-          <w:szCs w:val="24"/>
+          <w:sz w:val="22"/>
+          <w:szCs w:val="22"/>
           <w:lang w:val="en-US"/>
         </w:rPr>
         <w:t xml:space="preserve"> </w:t>
@@ -1142,8 +1203,8 @@
         <w:rPr>
           <w:rFonts w:ascii="Arial" w:hAnsi="Arial" w:eastAsia="Arial" w:cs="Arial"/>
           <w:noProof w:val="0"/>
-          <w:sz w:val="24"/>
-          <w:szCs w:val="24"/>
+          <w:sz w:val="22"/>
+          <w:szCs w:val="22"/>
           <w:lang w:val="en-US"/>
         </w:rPr>
         <w:t xml:space="preserve">The main </w:t>
@@ -1152,8 +1213,8 @@
         <w:rPr>
           <w:rFonts w:ascii="Arial" w:hAnsi="Arial" w:eastAsia="Arial" w:cs="Arial"/>
           <w:noProof w:val="0"/>
-          <w:sz w:val="24"/>
-          <w:szCs w:val="24"/>
+          <w:sz w:val="22"/>
+          <w:szCs w:val="22"/>
           <w:lang w:val="en-US"/>
         </w:rPr>
         <w:t>objective</w:t>
@@ -1162,8 +1223,8 @@
         <w:rPr>
           <w:rFonts w:ascii="Arial" w:hAnsi="Arial" w:eastAsia="Arial" w:cs="Arial"/>
           <w:noProof w:val="0"/>
-          <w:sz w:val="24"/>
-          <w:szCs w:val="24"/>
+          <w:sz w:val="22"/>
+          <w:szCs w:val="22"/>
           <w:lang w:val="en-US"/>
         </w:rPr>
         <w:t xml:space="preserve"> was to apply the techniques learned during the semester in Data Preparation, Statistical Techniques, and Machine Learning. The analysis was used to better understand the dataset and </w:t>
@@ -1172,8 +1233,8 @@
         <w:rPr>
           <w:rFonts w:ascii="Arial" w:hAnsi="Arial" w:eastAsia="Arial" w:cs="Arial"/>
           <w:noProof w:val="0"/>
-          <w:sz w:val="24"/>
-          <w:szCs w:val="24"/>
+          <w:sz w:val="22"/>
+          <w:szCs w:val="22"/>
           <w:lang w:val="en-US"/>
         </w:rPr>
         <w:t>identify</w:t>
@@ -1182,8 +1243,8 @@
         <w:rPr>
           <w:rFonts w:ascii="Arial" w:hAnsi="Arial" w:eastAsia="Arial" w:cs="Arial"/>
           <w:noProof w:val="0"/>
-          <w:sz w:val="24"/>
-          <w:szCs w:val="24"/>
+          <w:sz w:val="22"/>
+          <w:szCs w:val="22"/>
           <w:lang w:val="en-US"/>
         </w:rPr>
         <w:t xml:space="preserve"> patterns among the variables.</w:t>
@@ -1192,13 +1253,20 @@
     <w:p>
       <w:pPr>
         <w:pStyle w:val="Normal"/>
-      </w:pPr>
-      <w:r>
-        <w:rPr>
-          <w:rFonts w:ascii="Arial" w:hAnsi="Arial" w:eastAsia="Arial" w:cs="Arial"/>
-          <w:noProof w:val="0"/>
-          <w:sz w:val="24"/>
-          <w:szCs w:val="24"/>
+        <w:rPr>
+          <w:rFonts w:ascii="Arial" w:hAnsi="Arial" w:eastAsia="Arial" w:cs="Arial"/>
+          <w:noProof w:val="0"/>
+          <w:sz w:val="22"/>
+          <w:szCs w:val="22"/>
+          <w:lang w:val="en-US"/>
+        </w:rPr>
+      </w:pPr>
+      <w:r>
+        <w:rPr>
+          <w:rFonts w:ascii="Arial" w:hAnsi="Arial" w:eastAsia="Arial" w:cs="Arial"/>
+          <w:noProof w:val="0"/>
+          <w:sz w:val="22"/>
+          <w:szCs w:val="22"/>
           <w:lang w:val="en-US"/>
         </w:rPr>
         <w:t>The project began with cleaning and exploratory data analysis to prepare it before modeling. Then, different statistical methods were applied, including confidence intervals, hypothesis testing, correlation analysis, and regression. In the final part, machine learning models were used for regression and classification tasks.</w:t>
@@ -1207,13 +1275,20 @@
     <w:p>
       <w:pPr>
         <w:pStyle w:val="Normal"/>
-      </w:pPr>
-      <w:r>
-        <w:rPr>
-          <w:rFonts w:ascii="Arial" w:hAnsi="Arial" w:eastAsia="Arial" w:cs="Arial"/>
-          <w:noProof w:val="0"/>
-          <w:sz w:val="24"/>
-          <w:szCs w:val="24"/>
+        <w:rPr>
+          <w:rFonts w:ascii="Arial" w:hAnsi="Arial" w:eastAsia="Arial" w:cs="Arial"/>
+          <w:noProof w:val="0"/>
+          <w:sz w:val="22"/>
+          <w:szCs w:val="22"/>
+          <w:lang w:val="en-US"/>
+        </w:rPr>
+      </w:pPr>
+      <w:r>
+        <w:rPr>
+          <w:rFonts w:ascii="Arial" w:hAnsi="Arial" w:eastAsia="Arial" w:cs="Arial"/>
+          <w:noProof w:val="0"/>
+          <w:sz w:val="22"/>
+          <w:szCs w:val="22"/>
           <w:lang w:val="en-US"/>
         </w:rPr>
         <w:t xml:space="preserve"> </w:t>
@@ -1222,8 +1297,8 @@
         <w:rPr>
           <w:rFonts w:ascii="Arial" w:hAnsi="Arial" w:eastAsia="Arial" w:cs="Arial"/>
           <w:noProof w:val="0"/>
-          <w:sz w:val="24"/>
-          <w:szCs w:val="24"/>
+          <w:sz w:val="22"/>
+          <w:szCs w:val="22"/>
           <w:lang w:val="en-US"/>
         </w:rPr>
         <w:t xml:space="preserve">Overall, this project helped to explore how data analysis methods can be used to understand </w:t>
@@ -1232,8 +1307,8 @@
         <w:rPr>
           <w:rFonts w:ascii="Arial" w:hAnsi="Arial" w:eastAsia="Arial" w:cs="Arial"/>
           <w:noProof w:val="0"/>
-          <w:sz w:val="24"/>
-          <w:szCs w:val="24"/>
+          <w:sz w:val="22"/>
+          <w:szCs w:val="22"/>
           <w:lang w:val="en-US"/>
         </w:rPr>
         <w:t>fisheries</w:t>
@@ -1242,11 +1317,21 @@
         <w:rPr>
           <w:rFonts w:ascii="Arial" w:hAnsi="Arial" w:eastAsia="Arial" w:cs="Arial"/>
           <w:noProof w:val="0"/>
-          <w:sz w:val="24"/>
-          <w:szCs w:val="24"/>
-          <w:lang w:val="en-US"/>
-        </w:rPr>
-        <w:t xml:space="preserve"> performance and support decision-making using real-world-like data.</w:t>
+          <w:sz w:val="22"/>
+          <w:szCs w:val="22"/>
+          <w:lang w:val="en-US"/>
+        </w:rPr>
+        <w:t xml:space="preserve"> performa</w:t>
+      </w:r>
+      <w:r>
+        <w:rPr>
+          <w:rFonts w:ascii="Arial" w:hAnsi="Arial" w:eastAsia="Arial" w:cs="Arial"/>
+          <w:noProof w:val="0"/>
+          <w:sz w:val="22"/>
+          <w:szCs w:val="22"/>
+          <w:lang w:val="en-US"/>
+        </w:rPr>
+        <w:t>nce and support decision-making using real-world-like data.</w:t>
       </w:r>
     </w:p>
     <w:p>
@@ -1335,8 +1420,13 @@
           <w:szCs w:val="22"/>
           <w:lang w:val="en-US"/>
         </w:rPr>
-        <w:t xml:space="preserve"> </w:t>
-      </w:r>
+        <w:t>The dataset includes economic, environmental, operational, and sustainability-related variables linked to the fishing sector.</w:t>
+      </w:r>
+    </w:p>
+    <w:p>
+      <w:pPr>
+        <w:pStyle w:val="Normal"/>
+      </w:pPr>
       <w:r>
         <w:rPr>
           <w:rFonts w:ascii="Arial" w:hAnsi="Arial" w:eastAsia="Arial" w:cs="Arial"/>
@@ -1352,7 +1442,7 @@
           <w:szCs w:val="22"/>
           <w:lang w:val="en-US"/>
         </w:rPr>
-        <w:t>The dataset includes economic, environmental, operational, and sustainability-related variables linked to the fishing sector.</w:t>
+        <w:t>Some of the key variables in the dataset include:</w:t>
       </w:r>
     </w:p>
     <w:p>
@@ -1374,8 +1464,13 @@
           <w:szCs w:val="22"/>
           <w:lang w:val="en-US"/>
         </w:rPr>
-        <w:t xml:space="preserve"> </w:t>
-      </w:r>
+        <w:t>average fishermen's income,</w:t>
+      </w:r>
+    </w:p>
+    <w:p>
+      <w:pPr>
+        <w:pStyle w:val="Normal"/>
+      </w:pPr>
       <w:r>
         <w:rPr>
           <w:rFonts w:ascii="Arial" w:hAnsi="Arial" w:eastAsia="Arial" w:cs="Arial"/>
@@ -1391,7 +1486,7 @@
           <w:szCs w:val="22"/>
           <w:lang w:val="en-US"/>
         </w:rPr>
-        <w:t>Some of the key variables in the dataset include:</w:t>
+        <w:t>fuel cost index,</w:t>
       </w:r>
     </w:p>
     <w:p>
@@ -1413,7 +1508,7 @@
           <w:szCs w:val="22"/>
           <w:lang w:val="en-US"/>
         </w:rPr>
-        <w:t>average fishermen's income,</w:t>
+        <w:t>port accessibility,</w:t>
       </w:r>
     </w:p>
     <w:p>
@@ -1435,7 +1530,7 @@
           <w:szCs w:val="22"/>
           <w:lang w:val="en-US"/>
         </w:rPr>
-        <w:t>fuel cost index,</w:t>
+        <w:t>fish stock levels,</w:t>
       </w:r>
     </w:p>
     <w:p>
@@ -1457,7 +1552,7 @@
           <w:szCs w:val="22"/>
           <w:lang w:val="en-US"/>
         </w:rPr>
-        <w:t>port accessibility,</w:t>
+        <w:t>water quality,</w:t>
       </w:r>
     </w:p>
     <w:p>
@@ -1479,7 +1574,7 @@
           <w:szCs w:val="22"/>
           <w:lang w:val="en-US"/>
         </w:rPr>
-        <w:t>fish stock levels,</w:t>
+        <w:t>climate risk,</w:t>
       </w:r>
     </w:p>
     <w:p>
@@ -1501,7 +1596,7 @@
           <w:szCs w:val="22"/>
           <w:lang w:val="en-US"/>
         </w:rPr>
-        <w:t>water quality,</w:t>
+        <w:t>illegal fishing rate,</w:t>
       </w:r>
     </w:p>
     <w:p>
@@ -1523,7 +1618,7 @@
           <w:szCs w:val="22"/>
           <w:lang w:val="en-US"/>
         </w:rPr>
-        <w:t>climate risk,</w:t>
+        <w:t>aquaculture investment,</w:t>
       </w:r>
     </w:p>
     <w:p>
@@ -1545,7 +1640,7 @@
           <w:szCs w:val="22"/>
           <w:lang w:val="en-US"/>
         </w:rPr>
-        <w:t>illegal fishing rate,</w:t>
+        <w:t>sustainability index,</w:t>
       </w:r>
     </w:p>
     <w:p>
@@ -1567,7 +1662,7 @@
           <w:szCs w:val="22"/>
           <w:lang w:val="en-US"/>
         </w:rPr>
-        <w:t>aquaculture investment,</w:t>
+        <w:t>export demand level, and</w:t>
       </w:r>
     </w:p>
     <w:p>
@@ -1589,7 +1684,7 @@
           <w:szCs w:val="22"/>
           <w:lang w:val="en-US"/>
         </w:rPr>
-        <w:t>sustainability index,</w:t>
+        <w:t>projected annual revenue.</w:t>
       </w:r>
     </w:p>
     <w:p>
@@ -1611,13 +1706,8 @@
           <w:szCs w:val="22"/>
           <w:lang w:val="en-US"/>
         </w:rPr>
-        <w:t>export demand level, and</w:t>
-      </w:r>
-    </w:p>
-    <w:p>
-      <w:pPr>
-        <w:pStyle w:val="Normal"/>
-      </w:pPr>
+        <w:t xml:space="preserve">The dataset also </w:t>
+      </w:r>
       <w:r>
         <w:rPr>
           <w:rFonts w:ascii="Arial" w:hAnsi="Arial" w:eastAsia="Arial" w:cs="Arial"/>
@@ -1633,13 +1723,8 @@
           <w:szCs w:val="22"/>
           <w:lang w:val="en-US"/>
         </w:rPr>
-        <w:t>projected annual revenue.</w:t>
-      </w:r>
-    </w:p>
-    <w:p>
-      <w:pPr>
-        <w:pStyle w:val="Normal"/>
-      </w:pPr>
+        <w:t>contains</w:t>
+      </w:r>
       <w:r>
         <w:rPr>
           <w:rFonts w:ascii="Arial" w:hAnsi="Arial" w:eastAsia="Arial" w:cs="Arial"/>
@@ -1655,7 +1740,7 @@
           <w:szCs w:val="22"/>
           <w:lang w:val="en-US"/>
         </w:rPr>
-        <w:t xml:space="preserve"> </w:t>
+        <w:t xml:space="preserve"> categorical variables such as county and vessel type, along with numerical variables related to revenue, investment, environmental conditions, and operational performance.</w:t>
       </w:r>
     </w:p>
     <w:p>
@@ -1677,13 +1762,8 @@
           <w:szCs w:val="22"/>
           <w:lang w:val="en-US"/>
         </w:rPr>
-        <w:t>The dataset also contains categorical variables such as county and vessel type, along with numerical variables related to revenue, investment, environmental conditions, and operational performance.</w:t>
-      </w:r>
-    </w:p>
-    <w:p>
-      <w:pPr>
-        <w:pStyle w:val="Normal"/>
-      </w:pPr>
+        <w:t>Before starting the analysis, the dataset was checked for missing values, duplicate rows, and out-of-range values</w:t>
+      </w:r>
       <w:r>
         <w:rPr>
           <w:rFonts w:ascii="Arial" w:hAnsi="Arial" w:eastAsia="Arial" w:cs="Arial"/>
@@ -1699,13 +1779,8 @@
           <w:szCs w:val="22"/>
           <w:lang w:val="en-US"/>
         </w:rPr>
-        <w:t xml:space="preserve"> </w:t>
-      </w:r>
-    </w:p>
-    <w:p>
-      <w:pPr>
-        <w:pStyle w:val="Normal"/>
-      </w:pPr>
+        <w:t>,d</w:t>
+      </w:r>
       <w:r>
         <w:rPr>
           <w:rFonts w:ascii="Arial" w:hAnsi="Arial" w:eastAsia="Arial" w:cs="Arial"/>
@@ -1721,11 +1796,12 @@
           <w:szCs w:val="22"/>
           <w:lang w:val="en-US"/>
         </w:rPr>
-        <w:t>Before starting the analysis, the dataset was checked for missing values, duplicate rows, and out-of-range values. Data preparation was necessary to ensure the dataset was suitable for statistical analysis and machine learning models.</w:t>
-      </w:r>
-    </w:p>
-    <w:p>
-      <w:pPr>
+        <w:t>ata preparation was necessary to ensure the dataset was suitable for statistical analysis and machine learning models.</w:t>
+      </w:r>
+    </w:p>
+    <w:p>
+      <w:pPr>
+        <w:pStyle w:val="Normal"/>
         <w:rPr>
           <w:rFonts w:ascii="Arial" w:hAnsi="Arial" w:eastAsia="Arial" w:cs="Arial"/>
           <w:b w:val="0"/>
@@ -1738,18 +1814,1206 @@
           <w:color w:val="000000" w:themeColor="text1" w:themeTint="FF" w:themeShade="FF"/>
           <w:sz w:val="22"/>
           <w:szCs w:val="22"/>
+          <w:lang w:val="en-US"/>
+        </w:rPr>
+      </w:pPr>
+    </w:p>
+    <w:p>
+      <w:pPr>
+        <w:pStyle w:val="Normal"/>
+        <w:rPr>
+          <w:rFonts w:ascii="Arial" w:hAnsi="Arial" w:eastAsia="Arial" w:cs="Arial"/>
+          <w:b w:val="0"/>
+          <w:bCs w:val="0"/>
+          <w:i w:val="0"/>
+          <w:iCs w:val="0"/>
+          <w:caps w:val="0"/>
+          <w:smallCaps w:val="0"/>
+          <w:noProof w:val="0"/>
+          <w:color w:val="000000" w:themeColor="text1" w:themeTint="FF" w:themeShade="FF"/>
+          <w:sz w:val="22"/>
+          <w:szCs w:val="22"/>
           <w:lang w:val="pt-BR"/>
         </w:rPr>
       </w:pPr>
+      <w:r>
+        <w:rPr>
+          <w:rFonts w:ascii="Calibri" w:hAnsi="Calibri" w:eastAsia="Calibri" w:cs="Calibri"/>
+          <w:b w:val="1"/>
+          <w:bCs w:val="1"/>
+          <w:i w:val="0"/>
+          <w:iCs w:val="0"/>
+          <w:caps w:val="0"/>
+          <w:smallCaps w:val="0"/>
+          <w:noProof w:val="0"/>
+          <w:color w:val="365F91"/>
+          <w:sz w:val="28"/>
+          <w:szCs w:val="28"/>
+          <w:lang w:val="en-US"/>
+        </w:rPr>
+        <w:t xml:space="preserve">3. </w:t>
+      </w:r>
+      <w:r>
+        <w:rPr>
+          <w:rFonts w:ascii="Calibri" w:hAnsi="Calibri" w:eastAsia="Calibri" w:cs="Calibri"/>
+          <w:b w:val="1"/>
+          <w:bCs w:val="1"/>
+          <w:i w:val="0"/>
+          <w:iCs w:val="0"/>
+          <w:caps w:val="0"/>
+          <w:smallCaps w:val="0"/>
+          <w:noProof w:val="0"/>
+          <w:color w:val="365F91"/>
+          <w:sz w:val="28"/>
+          <w:szCs w:val="28"/>
+          <w:lang w:val="en-US" w:eastAsia="en-IE" w:bidi="ar-SA"/>
+        </w:rPr>
+        <w:t>Data Preparation and Exploratory Data Analysis</w:t>
+      </w:r>
+    </w:p>
+    <w:p>
+      <w:pPr>
+        <w:pStyle w:val="Normal"/>
+        <w:rPr>
+          <w:rFonts w:ascii="Arial" w:hAnsi="Arial" w:eastAsia="Arial" w:cs="Arial"/>
+          <w:b w:val="0"/>
+          <w:bCs w:val="0"/>
+          <w:i w:val="0"/>
+          <w:iCs w:val="0"/>
+          <w:caps w:val="0"/>
+          <w:smallCaps w:val="0"/>
+          <w:noProof w:val="0"/>
+          <w:color w:val="000000" w:themeColor="text1" w:themeTint="FF" w:themeShade="FF"/>
+          <w:sz w:val="22"/>
+          <w:szCs w:val="22"/>
+          <w:lang w:val="en-US"/>
+        </w:rPr>
+      </w:pPr>
+      <w:r>
+        <w:rPr>
+          <w:rFonts w:ascii="Arial" w:hAnsi="Arial" w:eastAsia="Arial" w:cs="Arial"/>
+          <w:b w:val="0"/>
+          <w:bCs w:val="0"/>
+          <w:i w:val="0"/>
+          <w:iCs w:val="0"/>
+          <w:caps w:val="0"/>
+          <w:smallCaps w:val="0"/>
+          <w:noProof w:val="0"/>
+          <w:color w:val="000000" w:themeColor="text1" w:themeTint="FF" w:themeShade="FF"/>
+          <w:sz w:val="22"/>
+          <w:szCs w:val="22"/>
+          <w:lang w:val="en-US" w:eastAsia="en-IE" w:bidi="ar-SA"/>
+        </w:rPr>
+        <w:t>The first step was to verify the quality of the dataset before starting the analysis</w:t>
+      </w:r>
+      <w:r>
+        <w:rPr>
+          <w:rFonts w:ascii="Arial" w:hAnsi="Arial" w:eastAsia="Arial" w:cs="Arial"/>
+          <w:b w:val="0"/>
+          <w:bCs w:val="0"/>
+          <w:i w:val="0"/>
+          <w:iCs w:val="0"/>
+          <w:caps w:val="0"/>
+          <w:smallCaps w:val="0"/>
+          <w:noProof w:val="0"/>
+          <w:color w:val="000000" w:themeColor="text1" w:themeTint="FF" w:themeShade="FF"/>
+          <w:sz w:val="22"/>
+          <w:szCs w:val="22"/>
+          <w:lang w:val="en-US" w:eastAsia="en-IE" w:bidi="ar-SA"/>
+        </w:rPr>
+        <w:t>, t</w:t>
+      </w:r>
+      <w:r>
+        <w:rPr>
+          <w:rFonts w:ascii="Arial" w:hAnsi="Arial" w:eastAsia="Arial" w:cs="Arial"/>
+          <w:b w:val="0"/>
+          <w:bCs w:val="0"/>
+          <w:i w:val="0"/>
+          <w:iCs w:val="0"/>
+          <w:caps w:val="0"/>
+          <w:smallCaps w:val="0"/>
+          <w:noProof w:val="0"/>
+          <w:color w:val="000000" w:themeColor="text1" w:themeTint="FF" w:themeShade="FF"/>
+          <w:sz w:val="22"/>
+          <w:szCs w:val="22"/>
+          <w:lang w:val="en-US" w:eastAsia="en-IE" w:bidi="ar-SA"/>
+        </w:rPr>
+        <w:t>he dataset was imported into Jupyter Notebook using pandas, and some basic checks were performed to understand the data structure</w:t>
+      </w:r>
+    </w:p>
+    <w:p>
+      <w:pPr>
+        <w:pStyle w:val="Normal"/>
+        <w:keepNext w:val="1"/>
+        <w:keepLines w:val="1"/>
+        <w:rPr>
+          <w:rFonts w:ascii="Arial" w:hAnsi="Arial" w:eastAsia="Arial" w:cs="Arial"/>
+          <w:b w:val="0"/>
+          <w:bCs w:val="0"/>
+          <w:i w:val="0"/>
+          <w:iCs w:val="0"/>
+          <w:caps w:val="0"/>
+          <w:smallCaps w:val="0"/>
+          <w:noProof w:val="0"/>
+          <w:color w:val="000000" w:themeColor="text1" w:themeTint="FF" w:themeShade="FF"/>
+          <w:sz w:val="22"/>
+          <w:szCs w:val="22"/>
+          <w:lang w:val="en-US" w:eastAsia="en-IE" w:bidi="ar-SA"/>
+        </w:rPr>
+      </w:pPr>
+      <w:r>
+        <w:rPr>
+          <w:rFonts w:ascii="Arial" w:hAnsi="Arial" w:eastAsia="Arial" w:cs="Arial"/>
+          <w:b w:val="0"/>
+          <w:bCs w:val="0"/>
+          <w:i w:val="0"/>
+          <w:iCs w:val="0"/>
+          <w:caps w:val="0"/>
+          <w:smallCaps w:val="0"/>
+          <w:noProof w:val="0"/>
+          <w:color w:val="000000" w:themeColor="text1" w:themeTint="FF" w:themeShade="FF"/>
+          <w:sz w:val="22"/>
+          <w:szCs w:val="22"/>
+          <w:lang w:val="en-US" w:eastAsia="en-IE" w:bidi="ar-SA"/>
+        </w:rPr>
+        <w:t xml:space="preserve">The dataset size, column names, data types, missing values, and duplicate rows were checked before </w:t>
+      </w:r>
+      <w:r>
+        <w:rPr>
+          <w:rFonts w:ascii="Arial" w:hAnsi="Arial" w:eastAsia="Arial" w:cs="Arial"/>
+          <w:b w:val="0"/>
+          <w:bCs w:val="0"/>
+          <w:i w:val="0"/>
+          <w:iCs w:val="0"/>
+          <w:caps w:val="0"/>
+          <w:smallCaps w:val="0"/>
+          <w:noProof w:val="0"/>
+          <w:color w:val="000000" w:themeColor="text1" w:themeTint="FF" w:themeShade="FF"/>
+          <w:sz w:val="22"/>
+          <w:szCs w:val="22"/>
+          <w:lang w:val="en-US" w:eastAsia="en-IE" w:bidi="ar-SA"/>
+        </w:rPr>
+        <w:t>proceeding</w:t>
+      </w:r>
+      <w:r>
+        <w:rPr>
+          <w:rFonts w:ascii="Arial" w:hAnsi="Arial" w:eastAsia="Arial" w:cs="Arial"/>
+          <w:b w:val="0"/>
+          <w:bCs w:val="0"/>
+          <w:i w:val="0"/>
+          <w:iCs w:val="0"/>
+          <w:caps w:val="0"/>
+          <w:smallCaps w:val="0"/>
+          <w:noProof w:val="0"/>
+          <w:color w:val="000000" w:themeColor="text1" w:themeTint="FF" w:themeShade="FF"/>
+          <w:sz w:val="22"/>
+          <w:szCs w:val="22"/>
+          <w:lang w:val="en-US" w:eastAsia="en-IE" w:bidi="ar-SA"/>
+        </w:rPr>
+        <w:t xml:space="preserve"> to the analysis step</w:t>
+      </w:r>
+      <w:r>
+        <w:rPr>
+          <w:rFonts w:ascii="Arial" w:hAnsi="Arial" w:eastAsia="Arial" w:cs="Arial"/>
+          <w:b w:val="0"/>
+          <w:bCs w:val="0"/>
+          <w:i w:val="0"/>
+          <w:iCs w:val="0"/>
+          <w:caps w:val="0"/>
+          <w:smallCaps w:val="0"/>
+          <w:noProof w:val="0"/>
+          <w:color w:val="000000" w:themeColor="text1" w:themeTint="FF" w:themeShade="FF"/>
+          <w:sz w:val="22"/>
+          <w:szCs w:val="22"/>
+          <w:lang w:val="en-US" w:eastAsia="en-IE" w:bidi="ar-SA"/>
+        </w:rPr>
+        <w:t>, t</w:t>
+      </w:r>
+      <w:r>
+        <w:rPr>
+          <w:rFonts w:ascii="Arial" w:hAnsi="Arial" w:eastAsia="Arial" w:cs="Arial"/>
+          <w:b w:val="0"/>
+          <w:bCs w:val="0"/>
+          <w:i w:val="0"/>
+          <w:iCs w:val="0"/>
+          <w:caps w:val="0"/>
+          <w:smallCaps w:val="0"/>
+          <w:noProof w:val="0"/>
+          <w:color w:val="000000" w:themeColor="text1" w:themeTint="FF" w:themeShade="FF"/>
+          <w:sz w:val="22"/>
+          <w:szCs w:val="22"/>
+          <w:lang w:val="en-US" w:eastAsia="en-IE" w:bidi="ar-SA"/>
+        </w:rPr>
+        <w:t>his was important because some missing and incorrect values were already expected in the dataset, based on the task statement.</w:t>
+      </w:r>
+    </w:p>
+    <w:p>
+      <w:pPr>
+        <w:pStyle w:val="Normal"/>
+        <w:keepNext w:val="1"/>
+        <w:keepLines w:val="1"/>
+        <w:rPr>
+          <w:rFonts w:ascii="Arial" w:hAnsi="Arial" w:eastAsia="Arial" w:cs="Arial"/>
+          <w:b w:val="0"/>
+          <w:bCs w:val="0"/>
+          <w:i w:val="0"/>
+          <w:iCs w:val="0"/>
+          <w:caps w:val="0"/>
+          <w:smallCaps w:val="0"/>
+          <w:noProof w:val="0"/>
+          <w:color w:val="000000" w:themeColor="text1" w:themeTint="FF" w:themeShade="FF"/>
+          <w:sz w:val="22"/>
+          <w:szCs w:val="22"/>
+          <w:lang w:val="en-US" w:eastAsia="en-IE" w:bidi="ar-SA"/>
+        </w:rPr>
+      </w:pPr>
+      <w:r>
+        <w:rPr>
+          <w:rFonts w:ascii="Arial" w:hAnsi="Arial" w:eastAsia="Arial" w:cs="Arial"/>
+          <w:b w:val="0"/>
+          <w:bCs w:val="0"/>
+          <w:i w:val="0"/>
+          <w:iCs w:val="0"/>
+          <w:caps w:val="0"/>
+          <w:smallCaps w:val="0"/>
+          <w:noProof w:val="0"/>
+          <w:color w:val="000000" w:themeColor="text1" w:themeTint="FF" w:themeShade="FF"/>
+          <w:sz w:val="22"/>
+          <w:szCs w:val="22"/>
+          <w:lang w:val="en-US" w:eastAsia="en-IE" w:bidi="ar-SA"/>
+        </w:rPr>
+        <w:t>A</w:t>
+      </w:r>
+      <w:r>
+        <w:rPr>
+          <w:rFonts w:ascii="Arial" w:hAnsi="Arial" w:eastAsia="Arial" w:cs="Arial"/>
+          <w:b w:val="0"/>
+          <w:bCs w:val="0"/>
+          <w:i w:val="0"/>
+          <w:iCs w:val="0"/>
+          <w:caps w:val="0"/>
+          <w:smallCaps w:val="0"/>
+          <w:noProof w:val="0"/>
+          <w:color w:val="000000" w:themeColor="text1" w:themeTint="FF" w:themeShade="FF"/>
+          <w:sz w:val="22"/>
+          <w:szCs w:val="22"/>
+          <w:lang w:val="en-US" w:eastAsia="en-IE" w:bidi="ar-SA"/>
+        </w:rPr>
+        <w:t>fter verifying the dataset structure, duplicate rows were removed, and missing values were handled according to the variable type. Numerical variables were primarily populated with median values, as this helped reduce the effect of extreme values and outliers</w:t>
+      </w:r>
+      <w:r>
+        <w:rPr>
+          <w:rFonts w:ascii="Arial" w:hAnsi="Arial" w:eastAsia="Arial" w:cs="Arial"/>
+          <w:b w:val="0"/>
+          <w:bCs w:val="0"/>
+          <w:i w:val="0"/>
+          <w:iCs w:val="0"/>
+          <w:caps w:val="0"/>
+          <w:smallCaps w:val="0"/>
+          <w:noProof w:val="0"/>
+          <w:color w:val="000000" w:themeColor="text1" w:themeTint="FF" w:themeShade="FF"/>
+          <w:sz w:val="22"/>
+          <w:szCs w:val="22"/>
+          <w:lang w:val="en-US" w:eastAsia="en-IE" w:bidi="ar-SA"/>
+        </w:rPr>
+        <w:t>, c</w:t>
+      </w:r>
+      <w:r>
+        <w:rPr>
+          <w:rFonts w:ascii="Arial" w:hAnsi="Arial" w:eastAsia="Arial" w:cs="Arial"/>
+          <w:b w:val="0"/>
+          <w:bCs w:val="0"/>
+          <w:i w:val="0"/>
+          <w:iCs w:val="0"/>
+          <w:caps w:val="0"/>
+          <w:smallCaps w:val="0"/>
+          <w:noProof w:val="0"/>
+          <w:color w:val="000000" w:themeColor="text1" w:themeTint="FF" w:themeShade="FF"/>
+          <w:sz w:val="22"/>
+          <w:szCs w:val="22"/>
+          <w:lang w:val="en-US" w:eastAsia="en-IE" w:bidi="ar-SA"/>
+        </w:rPr>
+        <w:t>ategorical variables were populated using the mode when necessary.</w:t>
+      </w:r>
+    </w:p>
+    <w:p>
+      <w:pPr>
+        <w:pStyle w:val="Normal"/>
+        <w:keepNext w:val="1"/>
+        <w:keepLines w:val="1"/>
+        <w:rPr>
+          <w:rFonts w:ascii="Arial" w:hAnsi="Arial" w:eastAsia="Arial" w:cs="Arial"/>
+          <w:b w:val="0"/>
+          <w:bCs w:val="0"/>
+          <w:i w:val="0"/>
+          <w:iCs w:val="0"/>
+          <w:caps w:val="0"/>
+          <w:smallCaps w:val="0"/>
+          <w:noProof w:val="0"/>
+          <w:color w:val="000000" w:themeColor="text1" w:themeTint="FF" w:themeShade="FF"/>
+          <w:sz w:val="22"/>
+          <w:szCs w:val="22"/>
+          <w:lang w:val="en-US"/>
+        </w:rPr>
+      </w:pPr>
+      <w:r>
+        <w:rPr>
+          <w:rFonts w:ascii="Arial" w:hAnsi="Arial" w:eastAsia="Arial" w:cs="Arial"/>
+          <w:b w:val="0"/>
+          <w:bCs w:val="0"/>
+          <w:i w:val="0"/>
+          <w:iCs w:val="0"/>
+          <w:caps w:val="0"/>
+          <w:smallCaps w:val="0"/>
+          <w:noProof w:val="0"/>
+          <w:color w:val="000000" w:themeColor="text1" w:themeTint="FF" w:themeShade="FF"/>
+          <w:sz w:val="22"/>
+          <w:szCs w:val="22"/>
+          <w:lang w:val="en-US" w:eastAsia="en-IE" w:bidi="ar-SA"/>
+        </w:rPr>
+        <w:t>Some variables were also checked for out-of-range values</w:t>
+      </w:r>
+      <w:r>
+        <w:rPr>
+          <w:rFonts w:ascii="Arial" w:hAnsi="Arial" w:eastAsia="Arial" w:cs="Arial"/>
+          <w:b w:val="0"/>
+          <w:bCs w:val="0"/>
+          <w:i w:val="0"/>
+          <w:iCs w:val="0"/>
+          <w:caps w:val="0"/>
+          <w:smallCaps w:val="0"/>
+          <w:noProof w:val="0"/>
+          <w:color w:val="000000" w:themeColor="text1" w:themeTint="FF" w:themeShade="FF"/>
+          <w:sz w:val="22"/>
+          <w:szCs w:val="22"/>
+          <w:lang w:val="en-US" w:eastAsia="en-IE" w:bidi="ar-SA"/>
+        </w:rPr>
+        <w:t>, f</w:t>
+      </w:r>
+      <w:r>
+        <w:rPr>
+          <w:rFonts w:ascii="Arial" w:hAnsi="Arial" w:eastAsia="Arial" w:cs="Arial"/>
+          <w:b w:val="0"/>
+          <w:bCs w:val="0"/>
+          <w:i w:val="0"/>
+          <w:iCs w:val="0"/>
+          <w:caps w:val="0"/>
+          <w:smallCaps w:val="0"/>
+          <w:noProof w:val="0"/>
+          <w:color w:val="000000" w:themeColor="text1" w:themeTint="FF" w:themeShade="FF"/>
+          <w:sz w:val="22"/>
+          <w:szCs w:val="22"/>
+          <w:lang w:val="en-US" w:eastAsia="en-IE" w:bidi="ar-SA"/>
+        </w:rPr>
+        <w:t>or example</w:t>
+      </w:r>
+      <w:r>
+        <w:rPr>
+          <w:rFonts w:ascii="Arial" w:hAnsi="Arial" w:eastAsia="Arial" w:cs="Arial"/>
+          <w:b w:val="0"/>
+          <w:bCs w:val="0"/>
+          <w:i w:val="0"/>
+          <w:iCs w:val="0"/>
+          <w:caps w:val="0"/>
+          <w:smallCaps w:val="0"/>
+          <w:noProof w:val="0"/>
+          <w:color w:val="000000" w:themeColor="text1" w:themeTint="FF" w:themeShade="FF"/>
+          <w:sz w:val="22"/>
+          <w:szCs w:val="22"/>
+          <w:lang w:val="en-US" w:eastAsia="en-IE" w:bidi="ar-SA"/>
+        </w:rPr>
+        <w:t xml:space="preserve"> variables</w:t>
+      </w:r>
+      <w:r>
+        <w:rPr>
+          <w:rFonts w:ascii="Arial" w:hAnsi="Arial" w:eastAsia="Arial" w:cs="Arial"/>
+          <w:b w:val="0"/>
+          <w:bCs w:val="0"/>
+          <w:i w:val="0"/>
+          <w:iCs w:val="0"/>
+          <w:caps w:val="0"/>
+          <w:smallCaps w:val="0"/>
+          <w:noProof w:val="0"/>
+          <w:color w:val="000000" w:themeColor="text1" w:themeTint="FF" w:themeShade="FF"/>
+          <w:sz w:val="22"/>
+          <w:szCs w:val="22"/>
+          <w:lang w:val="en-US" w:eastAsia="en-IE" w:bidi="ar-SA"/>
+        </w:rPr>
+        <w:t xml:space="preserve"> such as water quality, fish stock index, climate risk, and port accessibility should only </w:t>
+      </w:r>
+      <w:r>
+        <w:rPr>
+          <w:rFonts w:ascii="Arial" w:hAnsi="Arial" w:eastAsia="Arial" w:cs="Arial"/>
+          <w:b w:val="0"/>
+          <w:bCs w:val="0"/>
+          <w:i w:val="0"/>
+          <w:iCs w:val="0"/>
+          <w:caps w:val="0"/>
+          <w:smallCaps w:val="0"/>
+          <w:noProof w:val="0"/>
+          <w:color w:val="000000" w:themeColor="text1" w:themeTint="FF" w:themeShade="FF"/>
+          <w:sz w:val="22"/>
+          <w:szCs w:val="22"/>
+          <w:lang w:val="en-US" w:eastAsia="en-IE" w:bidi="ar-SA"/>
+        </w:rPr>
+        <w:t>contain</w:t>
+      </w:r>
+      <w:r>
+        <w:rPr>
+          <w:rFonts w:ascii="Arial" w:hAnsi="Arial" w:eastAsia="Arial" w:cs="Arial"/>
+          <w:b w:val="0"/>
+          <w:bCs w:val="0"/>
+          <w:i w:val="0"/>
+          <w:iCs w:val="0"/>
+          <w:caps w:val="0"/>
+          <w:smallCaps w:val="0"/>
+          <w:noProof w:val="0"/>
+          <w:color w:val="000000" w:themeColor="text1" w:themeTint="FF" w:themeShade="FF"/>
+          <w:sz w:val="22"/>
+          <w:szCs w:val="22"/>
+          <w:lang w:val="en-US" w:eastAsia="en-IE" w:bidi="ar-SA"/>
+        </w:rPr>
+        <w:t xml:space="preserve"> values within specific score ranges</w:t>
+      </w:r>
+      <w:r>
+        <w:rPr>
+          <w:rFonts w:ascii="Arial" w:hAnsi="Arial" w:eastAsia="Arial" w:cs="Arial"/>
+          <w:b w:val="0"/>
+          <w:bCs w:val="0"/>
+          <w:i w:val="0"/>
+          <w:iCs w:val="0"/>
+          <w:caps w:val="0"/>
+          <w:smallCaps w:val="0"/>
+          <w:noProof w:val="0"/>
+          <w:color w:val="000000" w:themeColor="text1" w:themeTint="FF" w:themeShade="FF"/>
+          <w:sz w:val="22"/>
+          <w:szCs w:val="22"/>
+          <w:lang w:val="en-US" w:eastAsia="en-IE" w:bidi="ar-SA"/>
+        </w:rPr>
+        <w:t>, th</w:t>
+      </w:r>
+      <w:r>
+        <w:rPr>
+          <w:rFonts w:ascii="Arial" w:hAnsi="Arial" w:eastAsia="Arial" w:cs="Arial"/>
+          <w:b w:val="0"/>
+          <w:bCs w:val="0"/>
+          <w:i w:val="0"/>
+          <w:iCs w:val="0"/>
+          <w:caps w:val="0"/>
+          <w:smallCaps w:val="0"/>
+          <w:noProof w:val="0"/>
+          <w:color w:val="000000" w:themeColor="text1" w:themeTint="FF" w:themeShade="FF"/>
+          <w:sz w:val="22"/>
+          <w:szCs w:val="22"/>
+          <w:lang w:val="en-US" w:eastAsia="en-IE" w:bidi="ar-SA"/>
+        </w:rPr>
+        <w:t>ese checks helped ensure the dataset was cleaner before modeling</w:t>
+      </w:r>
+    </w:p>
+    <w:p>
+      <w:pPr>
+        <w:pStyle w:val="Normal"/>
+        <w:keepNext w:val="1"/>
+        <w:keepLines w:val="1"/>
+        <w:rPr>
+          <w:rFonts w:ascii="Arial" w:hAnsi="Arial" w:eastAsia="Arial" w:cs="Arial"/>
+          <w:b w:val="0"/>
+          <w:bCs w:val="0"/>
+          <w:i w:val="0"/>
+          <w:iCs w:val="0"/>
+          <w:caps w:val="0"/>
+          <w:smallCaps w:val="0"/>
+          <w:noProof w:val="0"/>
+          <w:color w:val="000000" w:themeColor="text1" w:themeTint="FF" w:themeShade="FF"/>
+          <w:sz w:val="22"/>
+          <w:szCs w:val="22"/>
+          <w:lang w:val="en-US"/>
+        </w:rPr>
+      </w:pPr>
+      <w:r>
+        <w:rPr>
+          <w:rFonts w:ascii="Arial" w:hAnsi="Arial" w:eastAsia="Arial" w:cs="Arial"/>
+          <w:b w:val="0"/>
+          <w:bCs w:val="0"/>
+          <w:i w:val="0"/>
+          <w:iCs w:val="0"/>
+          <w:caps w:val="0"/>
+          <w:smallCaps w:val="0"/>
+          <w:noProof w:val="0"/>
+          <w:color w:val="000000" w:themeColor="text1" w:themeTint="FF" w:themeShade="FF"/>
+          <w:sz w:val="22"/>
+          <w:szCs w:val="22"/>
+          <w:lang w:val="en-US" w:eastAsia="en-IE" w:bidi="ar-SA"/>
+        </w:rPr>
+        <w:t xml:space="preserve">Exploratory Data Analysis (EDA) was then performed to better understand the relationships between variables and </w:t>
+      </w:r>
+      <w:r>
+        <w:rPr>
+          <w:rFonts w:ascii="Arial" w:hAnsi="Arial" w:eastAsia="Arial" w:cs="Arial"/>
+          <w:b w:val="0"/>
+          <w:bCs w:val="0"/>
+          <w:i w:val="0"/>
+          <w:iCs w:val="0"/>
+          <w:caps w:val="0"/>
+          <w:smallCaps w:val="0"/>
+          <w:noProof w:val="0"/>
+          <w:color w:val="000000" w:themeColor="text1" w:themeTint="FF" w:themeShade="FF"/>
+          <w:sz w:val="22"/>
+          <w:szCs w:val="22"/>
+          <w:lang w:val="en-US" w:eastAsia="en-IE" w:bidi="ar-SA"/>
+        </w:rPr>
+        <w:t>identify</w:t>
+      </w:r>
+      <w:r>
+        <w:rPr>
+          <w:rFonts w:ascii="Arial" w:hAnsi="Arial" w:eastAsia="Arial" w:cs="Arial"/>
+          <w:b w:val="0"/>
+          <w:bCs w:val="0"/>
+          <w:i w:val="0"/>
+          <w:iCs w:val="0"/>
+          <w:caps w:val="0"/>
+          <w:smallCaps w:val="0"/>
+          <w:noProof w:val="0"/>
+          <w:color w:val="000000" w:themeColor="text1" w:themeTint="FF" w:themeShade="FF"/>
+          <w:sz w:val="22"/>
+          <w:szCs w:val="22"/>
+          <w:lang w:val="en-US" w:eastAsia="en-IE" w:bidi="ar-SA"/>
+        </w:rPr>
+        <w:t xml:space="preserve"> patterns in the data</w:t>
+      </w:r>
+      <w:r>
+        <w:rPr>
+          <w:rFonts w:ascii="Arial" w:hAnsi="Arial" w:eastAsia="Arial" w:cs="Arial"/>
+          <w:b w:val="0"/>
+          <w:bCs w:val="0"/>
+          <w:i w:val="0"/>
+          <w:iCs w:val="0"/>
+          <w:caps w:val="0"/>
+          <w:smallCaps w:val="0"/>
+          <w:noProof w:val="0"/>
+          <w:color w:val="000000" w:themeColor="text1" w:themeTint="FF" w:themeShade="FF"/>
+          <w:sz w:val="22"/>
+          <w:szCs w:val="22"/>
+          <w:lang w:val="en-US" w:eastAsia="en-IE" w:bidi="ar-SA"/>
+        </w:rPr>
+        <w:t>, d</w:t>
+      </w:r>
+      <w:r>
+        <w:rPr>
+          <w:rFonts w:ascii="Arial" w:hAnsi="Arial" w:eastAsia="Arial" w:cs="Arial"/>
+          <w:b w:val="0"/>
+          <w:bCs w:val="0"/>
+          <w:i w:val="0"/>
+          <w:iCs w:val="0"/>
+          <w:caps w:val="0"/>
+          <w:smallCaps w:val="0"/>
+          <w:noProof w:val="0"/>
+          <w:color w:val="000000" w:themeColor="text1" w:themeTint="FF" w:themeShade="FF"/>
+          <w:sz w:val="22"/>
+          <w:szCs w:val="22"/>
+          <w:lang w:val="en-US" w:eastAsia="en-IE" w:bidi="ar-SA"/>
+        </w:rPr>
+        <w:t>ifferent visualizations, such as histograms, box plots, count plots, and heat maps, were used in this step.</w:t>
+      </w:r>
+    </w:p>
+    <w:p>
+      <w:pPr>
+        <w:pStyle w:val="Normal"/>
+        <w:keepNext w:val="1"/>
+        <w:keepLines w:val="1"/>
+        <w:rPr>
+          <w:rFonts w:ascii="Arial" w:hAnsi="Arial" w:eastAsia="Arial" w:cs="Arial"/>
+          <w:b w:val="0"/>
+          <w:bCs w:val="0"/>
+          <w:i w:val="0"/>
+          <w:iCs w:val="0"/>
+          <w:caps w:val="0"/>
+          <w:smallCaps w:val="0"/>
+          <w:noProof w:val="0"/>
+          <w:color w:val="000000" w:themeColor="text1" w:themeTint="FF" w:themeShade="FF"/>
+          <w:sz w:val="22"/>
+          <w:szCs w:val="22"/>
+          <w:lang w:val="en-US"/>
+        </w:rPr>
+      </w:pPr>
+      <w:r>
+        <w:rPr>
+          <w:rFonts w:ascii="Arial" w:hAnsi="Arial" w:eastAsia="Arial" w:cs="Arial"/>
+          <w:b w:val="0"/>
+          <w:bCs w:val="0"/>
+          <w:i w:val="0"/>
+          <w:iCs w:val="0"/>
+          <w:caps w:val="0"/>
+          <w:smallCaps w:val="0"/>
+          <w:noProof w:val="0"/>
+          <w:color w:val="000000" w:themeColor="text1" w:themeTint="FF" w:themeShade="FF"/>
+          <w:sz w:val="22"/>
+          <w:szCs w:val="22"/>
+          <w:lang w:val="en-US" w:eastAsia="en-IE" w:bidi="ar-SA"/>
+        </w:rPr>
+        <w:t xml:space="preserve">The visualizations helped show how the variables were distributed </w:t>
+      </w:r>
+      <w:r>
+        <w:rPr>
+          <w:rFonts w:ascii="Arial" w:hAnsi="Arial" w:eastAsia="Arial" w:cs="Arial"/>
+          <w:b w:val="0"/>
+          <w:bCs w:val="0"/>
+          <w:i w:val="0"/>
+          <w:iCs w:val="0"/>
+          <w:caps w:val="0"/>
+          <w:smallCaps w:val="0"/>
+          <w:noProof w:val="0"/>
+          <w:color w:val="000000" w:themeColor="text1" w:themeTint="FF" w:themeShade="FF"/>
+          <w:sz w:val="22"/>
+          <w:szCs w:val="22"/>
+          <w:lang w:val="en-US" w:eastAsia="en-IE" w:bidi="ar-SA"/>
+        </w:rPr>
+        <w:t>and also</w:t>
+      </w:r>
+      <w:r>
+        <w:rPr>
+          <w:rFonts w:ascii="Arial" w:hAnsi="Arial" w:eastAsia="Arial" w:cs="Arial"/>
+          <w:b w:val="0"/>
+          <w:bCs w:val="0"/>
+          <w:i w:val="0"/>
+          <w:iCs w:val="0"/>
+          <w:caps w:val="0"/>
+          <w:smallCaps w:val="0"/>
+          <w:noProof w:val="0"/>
+          <w:color w:val="000000" w:themeColor="text1" w:themeTint="FF" w:themeShade="FF"/>
+          <w:sz w:val="22"/>
+          <w:szCs w:val="22"/>
+          <w:lang w:val="en-US" w:eastAsia="en-IE" w:bidi="ar-SA"/>
+        </w:rPr>
+        <w:t xml:space="preserve"> highlighted potential outliers and correlations between characteristics</w:t>
+      </w:r>
+      <w:r>
+        <w:rPr>
+          <w:rFonts w:ascii="Arial" w:hAnsi="Arial" w:eastAsia="Arial" w:cs="Arial"/>
+          <w:b w:val="0"/>
+          <w:bCs w:val="0"/>
+          <w:i w:val="0"/>
+          <w:iCs w:val="0"/>
+          <w:caps w:val="0"/>
+          <w:smallCaps w:val="0"/>
+          <w:noProof w:val="0"/>
+          <w:color w:val="000000" w:themeColor="text1" w:themeTint="FF" w:themeShade="FF"/>
+          <w:sz w:val="22"/>
+          <w:szCs w:val="22"/>
+          <w:lang w:val="en-US" w:eastAsia="en-IE" w:bidi="ar-SA"/>
+        </w:rPr>
+        <w:t xml:space="preserve">, </w:t>
+      </w:r>
+      <w:r>
+        <w:rPr>
+          <w:rFonts w:ascii="Arial" w:hAnsi="Arial" w:eastAsia="Arial" w:cs="Arial"/>
+          <w:b w:val="0"/>
+          <w:bCs w:val="0"/>
+          <w:i w:val="0"/>
+          <w:iCs w:val="0"/>
+          <w:caps w:val="0"/>
+          <w:smallCaps w:val="0"/>
+          <w:noProof w:val="0"/>
+          <w:color w:val="000000" w:themeColor="text1" w:themeTint="FF" w:themeShade="FF"/>
+          <w:sz w:val="22"/>
+          <w:szCs w:val="22"/>
+          <w:lang w:val="en-US" w:eastAsia="en-IE" w:bidi="ar-SA"/>
+        </w:rPr>
+        <w:t xml:space="preserve">some variables </w:t>
+      </w:r>
+      <w:r>
+        <w:rPr>
+          <w:rFonts w:ascii="Arial" w:hAnsi="Arial" w:eastAsia="Arial" w:cs="Arial"/>
+          <w:b w:val="0"/>
+          <w:bCs w:val="0"/>
+          <w:i w:val="0"/>
+          <w:iCs w:val="0"/>
+          <w:caps w:val="0"/>
+          <w:smallCaps w:val="0"/>
+          <w:noProof w:val="0"/>
+          <w:color w:val="000000" w:themeColor="text1" w:themeTint="FF" w:themeShade="FF"/>
+          <w:sz w:val="22"/>
+          <w:szCs w:val="22"/>
+          <w:lang w:val="en-US" w:eastAsia="en-IE" w:bidi="ar-SA"/>
+        </w:rPr>
+        <w:t>appeared to have</w:t>
+      </w:r>
+      <w:r>
+        <w:rPr>
+          <w:rFonts w:ascii="Arial" w:hAnsi="Arial" w:eastAsia="Arial" w:cs="Arial"/>
+          <w:b w:val="0"/>
+          <w:bCs w:val="0"/>
+          <w:i w:val="0"/>
+          <w:iCs w:val="0"/>
+          <w:caps w:val="0"/>
+          <w:smallCaps w:val="0"/>
+          <w:noProof w:val="0"/>
+          <w:color w:val="000000" w:themeColor="text1" w:themeTint="FF" w:themeShade="FF"/>
+          <w:sz w:val="22"/>
+          <w:szCs w:val="22"/>
+          <w:lang w:val="en-US" w:eastAsia="en-IE" w:bidi="ar-SA"/>
+        </w:rPr>
+        <w:t xml:space="preserve"> stronger relationships with projected annual revenue, while others showed weaker correlations.</w:t>
+      </w:r>
+    </w:p>
+    <w:p>
+      <w:pPr>
+        <w:pStyle w:val="Normal"/>
+        <w:keepNext w:val="1"/>
+        <w:keepLines w:val="1"/>
+        <w:rPr>
+          <w:rFonts w:ascii="Arial" w:hAnsi="Arial" w:eastAsia="Arial" w:cs="Arial"/>
+          <w:b w:val="0"/>
+          <w:bCs w:val="0"/>
+          <w:i w:val="0"/>
+          <w:iCs w:val="0"/>
+          <w:caps w:val="0"/>
+          <w:smallCaps w:val="0"/>
+          <w:noProof w:val="0"/>
+          <w:color w:val="000000" w:themeColor="text1" w:themeTint="FF" w:themeShade="FF"/>
+          <w:sz w:val="22"/>
+          <w:szCs w:val="22"/>
+          <w:lang w:val="en-US"/>
+        </w:rPr>
+      </w:pPr>
+      <w:r>
+        <w:rPr>
+          <w:rFonts w:ascii="Arial" w:hAnsi="Arial" w:eastAsia="Arial" w:cs="Arial"/>
+          <w:b w:val="0"/>
+          <w:bCs w:val="0"/>
+          <w:i w:val="0"/>
+          <w:iCs w:val="0"/>
+          <w:caps w:val="0"/>
+          <w:smallCaps w:val="0"/>
+          <w:noProof w:val="0"/>
+          <w:color w:val="000000" w:themeColor="text1" w:themeTint="FF" w:themeShade="FF"/>
+          <w:sz w:val="22"/>
+          <w:szCs w:val="22"/>
+          <w:lang w:val="en-US" w:eastAsia="en-IE" w:bidi="ar-SA"/>
+        </w:rPr>
+        <w:t xml:space="preserve">Categorical variables, such as vessel type and export demand level, were also explored to better understand how observations were distributed across </w:t>
+      </w:r>
+      <w:r>
+        <w:rPr>
+          <w:rFonts w:ascii="Arial" w:hAnsi="Arial" w:eastAsia="Arial" w:cs="Arial"/>
+          <w:b w:val="0"/>
+          <w:bCs w:val="0"/>
+          <w:i w:val="0"/>
+          <w:iCs w:val="0"/>
+          <w:caps w:val="0"/>
+          <w:smallCaps w:val="0"/>
+          <w:noProof w:val="0"/>
+          <w:color w:val="000000" w:themeColor="text1" w:themeTint="FF" w:themeShade="FF"/>
+          <w:sz w:val="22"/>
+          <w:szCs w:val="22"/>
+          <w:lang w:val="en-US" w:eastAsia="en-IE" w:bidi="ar-SA"/>
+        </w:rPr>
+        <w:t>different categories</w:t>
+      </w:r>
+      <w:r>
+        <w:rPr>
+          <w:rFonts w:ascii="Arial" w:hAnsi="Arial" w:eastAsia="Arial" w:cs="Arial"/>
+          <w:b w:val="0"/>
+          <w:bCs w:val="0"/>
+          <w:i w:val="0"/>
+          <w:iCs w:val="0"/>
+          <w:caps w:val="0"/>
+          <w:smallCaps w:val="0"/>
+          <w:noProof w:val="0"/>
+          <w:color w:val="000000" w:themeColor="text1" w:themeTint="FF" w:themeShade="FF"/>
+          <w:sz w:val="22"/>
+          <w:szCs w:val="22"/>
+          <w:lang w:val="en-US" w:eastAsia="en-IE" w:bidi="ar-SA"/>
+        </w:rPr>
+        <w:t>.</w:t>
+      </w:r>
+    </w:p>
+    <w:p>
+      <w:pPr>
+        <w:pStyle w:val="Normal"/>
+        <w:rPr>
+          <w:rFonts w:ascii="Arial" w:hAnsi="Arial" w:eastAsia="Arial" w:cs="Arial"/>
+          <w:b w:val="0"/>
+          <w:bCs w:val="0"/>
+          <w:i w:val="0"/>
+          <w:iCs w:val="0"/>
+          <w:caps w:val="0"/>
+          <w:smallCaps w:val="0"/>
+          <w:noProof w:val="0"/>
+          <w:color w:val="365F91"/>
+          <w:sz w:val="22"/>
+          <w:szCs w:val="22"/>
+          <w:lang w:val="en-US" w:eastAsia="en-IE" w:bidi="ar-SA"/>
+        </w:rPr>
+      </w:pPr>
+    </w:p>
+    <w:p>
+      <w:pPr>
+        <w:pStyle w:val="Normal"/>
+        <w:keepNext w:val="1"/>
+        <w:keepLines w:val="1"/>
+        <w:spacing w:before="480" w:after="0"/>
+        <w:rPr>
+          <w:rFonts w:ascii="Calibri" w:hAnsi="Calibri" w:eastAsia="Calibri" w:cs="Calibri"/>
+          <w:b w:val="1"/>
+          <w:bCs w:val="1"/>
+          <w:i w:val="0"/>
+          <w:iCs w:val="0"/>
+          <w:caps w:val="0"/>
+          <w:smallCaps w:val="0"/>
+          <w:noProof w:val="0"/>
+          <w:color w:val="365F91"/>
+          <w:sz w:val="28"/>
+          <w:szCs w:val="28"/>
+          <w:lang w:val="en-US"/>
+        </w:rPr>
+      </w:pPr>
+      <w:r>
+        <w:rPr>
+          <w:rFonts w:ascii="Calibri" w:hAnsi="Calibri" w:eastAsia="Calibri" w:cs="Calibri"/>
+          <w:b w:val="1"/>
+          <w:bCs w:val="1"/>
+          <w:i w:val="0"/>
+          <w:iCs w:val="0"/>
+          <w:caps w:val="0"/>
+          <w:smallCaps w:val="0"/>
+          <w:noProof w:val="0"/>
+          <w:color w:val="365F91"/>
+          <w:sz w:val="28"/>
+          <w:szCs w:val="28"/>
+          <w:lang w:val="en-US"/>
+        </w:rPr>
+        <w:t>4.</w:t>
+      </w:r>
+      <w:r>
+        <w:rPr>
+          <w:rFonts w:ascii="Calibri" w:hAnsi="Calibri" w:eastAsia="Calibri" w:cs="Calibri"/>
+          <w:b w:val="1"/>
+          <w:bCs w:val="1"/>
+          <w:i w:val="0"/>
+          <w:iCs w:val="0"/>
+          <w:caps w:val="0"/>
+          <w:smallCaps w:val="0"/>
+          <w:noProof w:val="0"/>
+          <w:color w:val="365F91"/>
+          <w:sz w:val="28"/>
+          <w:szCs w:val="28"/>
+          <w:lang w:val="en-US" w:eastAsia="en-IE" w:bidi="ar-SA"/>
+        </w:rPr>
+        <w:t xml:space="preserve"> </w:t>
+      </w:r>
+      <w:r>
+        <w:rPr>
+          <w:rFonts w:ascii="Calibri" w:hAnsi="Calibri" w:eastAsia="Calibri" w:cs="Calibri"/>
+          <w:b w:val="1"/>
+          <w:bCs w:val="1"/>
+          <w:i w:val="0"/>
+          <w:iCs w:val="0"/>
+          <w:caps w:val="0"/>
+          <w:smallCaps w:val="0"/>
+          <w:noProof w:val="0"/>
+          <w:color w:val="365F91"/>
+          <w:sz w:val="28"/>
+          <w:szCs w:val="28"/>
+          <w:lang w:val="en-US" w:eastAsia="en-IE" w:bidi="ar-SA"/>
+        </w:rPr>
+        <w:t>Encoding, Scaling and Feature Engineering</w:t>
+      </w:r>
+    </w:p>
+    <w:p>
+      <w:pPr>
+        <w:keepNext w:val="1"/>
+        <w:keepLines w:val="1"/>
+        <w:spacing w:before="480" w:after="0"/>
+        <w:rPr>
+          <w:rFonts w:ascii="Arial" w:hAnsi="Arial" w:eastAsia="Arial" w:cs="Arial"/>
+          <w:b w:val="0"/>
+          <w:bCs w:val="0"/>
+          <w:i w:val="0"/>
+          <w:iCs w:val="0"/>
+          <w:caps w:val="0"/>
+          <w:smallCaps w:val="0"/>
+          <w:noProof w:val="0"/>
+          <w:color w:val="000000" w:themeColor="text1" w:themeTint="FF" w:themeShade="FF"/>
+          <w:sz w:val="22"/>
+          <w:szCs w:val="22"/>
+          <w:lang w:val="en-US" w:eastAsia="en-IE" w:bidi="ar-SA"/>
+        </w:rPr>
+      </w:pPr>
+      <w:r>
+        <w:rPr>
+          <w:rFonts w:ascii="Arial" w:hAnsi="Arial" w:eastAsia="Arial" w:cs="Arial"/>
+          <w:b w:val="0"/>
+          <w:bCs w:val="0"/>
+          <w:i w:val="0"/>
+          <w:iCs w:val="0"/>
+          <w:caps w:val="0"/>
+          <w:smallCaps w:val="0"/>
+          <w:noProof w:val="0"/>
+          <w:color w:val="000000" w:themeColor="text1" w:themeTint="FF" w:themeShade="FF"/>
+          <w:sz w:val="22"/>
+          <w:szCs w:val="22"/>
+          <w:lang w:val="en-US" w:eastAsia="en-IE" w:bidi="ar-SA"/>
+        </w:rPr>
+        <w:t>Before applying machine learning models, the dataset needed additional preparation steps. Since some machine learning algorithms cannot work directly with categorical variables, encoding techniques were applied to transform these variables into numerical format.</w:t>
+      </w:r>
+    </w:p>
+    <w:p>
+      <w:pPr>
+        <w:keepNext w:val="1"/>
+        <w:keepLines w:val="1"/>
+        <w:spacing w:before="480" w:after="0"/>
+        <w:rPr>
+          <w:rFonts w:ascii="Arial" w:hAnsi="Arial" w:eastAsia="Arial" w:cs="Arial"/>
+          <w:b w:val="0"/>
+          <w:bCs w:val="0"/>
+          <w:i w:val="0"/>
+          <w:iCs w:val="0"/>
+          <w:caps w:val="0"/>
+          <w:smallCaps w:val="0"/>
+          <w:noProof w:val="0"/>
+          <w:color w:val="000000" w:themeColor="text1" w:themeTint="FF" w:themeShade="FF"/>
+          <w:sz w:val="22"/>
+          <w:szCs w:val="22"/>
+          <w:lang w:val="en-US" w:eastAsia="en-IE" w:bidi="ar-SA"/>
+        </w:rPr>
+      </w:pPr>
+      <w:r>
+        <w:rPr>
+          <w:rFonts w:ascii="Arial" w:hAnsi="Arial" w:eastAsia="Arial" w:cs="Arial"/>
+          <w:b w:val="0"/>
+          <w:bCs w:val="0"/>
+          <w:i w:val="0"/>
+          <w:iCs w:val="0"/>
+          <w:caps w:val="0"/>
+          <w:smallCaps w:val="0"/>
+          <w:noProof w:val="0"/>
+          <w:color w:val="000000" w:themeColor="text1" w:themeTint="FF" w:themeShade="FF"/>
+          <w:sz w:val="22"/>
+          <w:szCs w:val="22"/>
+          <w:lang w:val="en-US" w:eastAsia="en-IE" w:bidi="ar-SA"/>
+        </w:rPr>
+        <w:t>Label encoding was used for the export demand level variable, while one-hot encoding was applied to variables such as county and vessel type, these methods helped prepare the dataset for regression and classification tasks</w:t>
+      </w:r>
+    </w:p>
+    <w:p>
+      <w:pPr>
+        <w:keepNext w:val="1"/>
+        <w:keepLines w:val="1"/>
+        <w:spacing w:before="480" w:after="0"/>
+        <w:rPr>
+          <w:rFonts w:ascii="Arial" w:hAnsi="Arial" w:eastAsia="Arial" w:cs="Arial"/>
+          <w:b w:val="0"/>
+          <w:bCs w:val="0"/>
+          <w:i w:val="0"/>
+          <w:iCs w:val="0"/>
+          <w:caps w:val="0"/>
+          <w:smallCaps w:val="0"/>
+          <w:noProof w:val="0"/>
+          <w:color w:val="000000" w:themeColor="text1" w:themeTint="FF" w:themeShade="FF"/>
+          <w:sz w:val="22"/>
+          <w:szCs w:val="22"/>
+          <w:lang w:val="en-US" w:eastAsia="en-IE" w:bidi="ar-SA"/>
+        </w:rPr>
+      </w:pPr>
+      <w:r>
+        <w:rPr>
+          <w:rFonts w:ascii="Arial" w:hAnsi="Arial" w:eastAsia="Arial" w:cs="Arial"/>
+          <w:b w:val="0"/>
+          <w:bCs w:val="0"/>
+          <w:i w:val="0"/>
+          <w:iCs w:val="0"/>
+          <w:caps w:val="0"/>
+          <w:smallCaps w:val="0"/>
+          <w:noProof w:val="0"/>
+          <w:color w:val="000000" w:themeColor="text1" w:themeTint="FF" w:themeShade="FF"/>
+          <w:sz w:val="22"/>
+          <w:szCs w:val="22"/>
+          <w:lang w:val="en-US" w:eastAsia="en-IE" w:bidi="ar-SA"/>
+        </w:rPr>
+        <w:t xml:space="preserve">Scaling was also applied to numerical variables using </w:t>
+      </w:r>
+      <w:r>
+        <w:rPr>
+          <w:rFonts w:ascii="Arial" w:hAnsi="Arial" w:eastAsia="Arial" w:cs="Arial"/>
+          <w:b w:val="0"/>
+          <w:bCs w:val="0"/>
+          <w:i w:val="0"/>
+          <w:iCs w:val="0"/>
+          <w:caps w:val="0"/>
+          <w:smallCaps w:val="0"/>
+          <w:noProof w:val="0"/>
+          <w:color w:val="000000" w:themeColor="text1" w:themeTint="FF" w:themeShade="FF"/>
+          <w:sz w:val="22"/>
+          <w:szCs w:val="22"/>
+          <w:lang w:val="en-US" w:eastAsia="en-IE" w:bidi="ar-SA"/>
+        </w:rPr>
+        <w:t>StandardScaler</w:t>
+      </w:r>
+      <w:r>
+        <w:rPr>
+          <w:rFonts w:ascii="Arial" w:hAnsi="Arial" w:eastAsia="Arial" w:cs="Arial"/>
+          <w:b w:val="0"/>
+          <w:bCs w:val="0"/>
+          <w:i w:val="0"/>
+          <w:iCs w:val="0"/>
+          <w:caps w:val="0"/>
+          <w:smallCaps w:val="0"/>
+          <w:noProof w:val="0"/>
+          <w:color w:val="000000" w:themeColor="text1" w:themeTint="FF" w:themeShade="FF"/>
+          <w:sz w:val="22"/>
+          <w:szCs w:val="22"/>
+          <w:lang w:val="en-US" w:eastAsia="en-IE" w:bidi="ar-SA"/>
+        </w:rPr>
+        <w:t>, this step was especially important for algorithms that are sensitive to differences in variable scale, such as Logistic Regression and PCA</w:t>
+      </w:r>
+      <w:r>
+        <w:rPr>
+          <w:rFonts w:ascii="Arial" w:hAnsi="Arial" w:eastAsia="Arial" w:cs="Arial"/>
+          <w:b w:val="0"/>
+          <w:bCs w:val="0"/>
+          <w:i w:val="0"/>
+          <w:iCs w:val="0"/>
+          <w:caps w:val="0"/>
+          <w:smallCaps w:val="0"/>
+          <w:noProof w:val="0"/>
+          <w:color w:val="000000" w:themeColor="text1" w:themeTint="FF" w:themeShade="FF"/>
+          <w:sz w:val="22"/>
+          <w:szCs w:val="22"/>
+          <w:lang w:val="en-US" w:eastAsia="en-IE" w:bidi="ar-SA"/>
+        </w:rPr>
+        <w:t>, s</w:t>
+      </w:r>
+      <w:r>
+        <w:rPr>
+          <w:rFonts w:ascii="Arial" w:hAnsi="Arial" w:eastAsia="Arial" w:cs="Arial"/>
+          <w:b w:val="0"/>
+          <w:bCs w:val="0"/>
+          <w:i w:val="0"/>
+          <w:iCs w:val="0"/>
+          <w:caps w:val="0"/>
+          <w:smallCaps w:val="0"/>
+          <w:noProof w:val="0"/>
+          <w:color w:val="000000" w:themeColor="text1" w:themeTint="FF" w:themeShade="FF"/>
+          <w:sz w:val="22"/>
+          <w:szCs w:val="22"/>
+          <w:lang w:val="en-US" w:eastAsia="en-IE" w:bidi="ar-SA"/>
+        </w:rPr>
+        <w:t xml:space="preserve">ome basic feature engineering was also carried out during the preparation </w:t>
+      </w:r>
+      <w:r>
+        <w:rPr>
+          <w:rFonts w:ascii="Arial" w:hAnsi="Arial" w:eastAsia="Arial" w:cs="Arial"/>
+          <w:b w:val="0"/>
+          <w:bCs w:val="0"/>
+          <w:i w:val="0"/>
+          <w:iCs w:val="0"/>
+          <w:caps w:val="0"/>
+          <w:smallCaps w:val="0"/>
+          <w:noProof w:val="0"/>
+          <w:color w:val="000000" w:themeColor="text1" w:themeTint="FF" w:themeShade="FF"/>
+          <w:sz w:val="22"/>
+          <w:szCs w:val="22"/>
+          <w:lang w:val="en-US" w:eastAsia="en-IE" w:bidi="ar-SA"/>
+        </w:rPr>
+        <w:t>stage</w:t>
+      </w:r>
+      <w:r>
+        <w:rPr>
+          <w:rFonts w:ascii="Arial" w:hAnsi="Arial" w:eastAsia="Arial" w:cs="Arial"/>
+          <w:b w:val="0"/>
+          <w:bCs w:val="0"/>
+          <w:i w:val="0"/>
+          <w:iCs w:val="0"/>
+          <w:caps w:val="0"/>
+          <w:smallCaps w:val="0"/>
+          <w:noProof w:val="0"/>
+          <w:color w:val="000000" w:themeColor="text1" w:themeTint="FF" w:themeShade="FF"/>
+          <w:sz w:val="22"/>
+          <w:szCs w:val="22"/>
+          <w:lang w:val="en-US" w:eastAsia="en-IE" w:bidi="ar-SA"/>
+        </w:rPr>
+        <w:t>,</w:t>
+      </w:r>
+      <w:r>
+        <w:rPr>
+          <w:rFonts w:ascii="Arial" w:hAnsi="Arial" w:eastAsia="Arial" w:cs="Arial"/>
+          <w:b w:val="0"/>
+          <w:bCs w:val="0"/>
+          <w:i w:val="0"/>
+          <w:iCs w:val="0"/>
+          <w:caps w:val="0"/>
+          <w:smallCaps w:val="0"/>
+          <w:noProof w:val="0"/>
+          <w:color w:val="000000" w:themeColor="text1" w:themeTint="FF" w:themeShade="FF"/>
+          <w:sz w:val="22"/>
+          <w:szCs w:val="22"/>
+          <w:lang w:val="en-US" w:eastAsia="en-IE" w:bidi="ar-SA"/>
+        </w:rPr>
+        <w:t xml:space="preserve"> t</w:t>
+      </w:r>
+      <w:r>
+        <w:rPr>
+          <w:rFonts w:ascii="Arial" w:hAnsi="Arial" w:eastAsia="Arial" w:cs="Arial"/>
+          <w:b w:val="0"/>
+          <w:bCs w:val="0"/>
+          <w:i w:val="0"/>
+          <w:iCs w:val="0"/>
+          <w:caps w:val="0"/>
+          <w:smallCaps w:val="0"/>
+          <w:noProof w:val="0"/>
+          <w:color w:val="000000" w:themeColor="text1" w:themeTint="FF" w:themeShade="FF"/>
+          <w:sz w:val="22"/>
+          <w:szCs w:val="22"/>
+          <w:lang w:val="en-US" w:eastAsia="en-IE" w:bidi="ar-SA"/>
+        </w:rPr>
+        <w:t>his included creating cleaned and encoded datasets that were later used for statistical analysis and machine learning modelling.</w:t>
+      </w:r>
+    </w:p>
+    <w:p>
+      <w:pPr>
+        <w:keepNext w:val="1"/>
+        <w:keepLines w:val="1"/>
+        <w:spacing w:before="480" w:after="0"/>
+        <w:rPr>
+          <w:rFonts w:ascii="Arial" w:hAnsi="Arial" w:eastAsia="Arial" w:cs="Arial"/>
+          <w:b w:val="0"/>
+          <w:bCs w:val="0"/>
+          <w:i w:val="0"/>
+          <w:iCs w:val="0"/>
+          <w:caps w:val="0"/>
+          <w:smallCaps w:val="0"/>
+          <w:noProof w:val="0"/>
+          <w:color w:val="000000" w:themeColor="text1" w:themeTint="FF" w:themeShade="FF"/>
+          <w:sz w:val="22"/>
+          <w:szCs w:val="22"/>
+          <w:lang w:val="en-US" w:eastAsia="en-IE" w:bidi="ar-SA"/>
+        </w:rPr>
+      </w:pPr>
+      <w:r>
+        <w:rPr>
+          <w:rFonts w:ascii="Arial" w:hAnsi="Arial" w:eastAsia="Arial" w:cs="Arial"/>
+          <w:b w:val="0"/>
+          <w:bCs w:val="0"/>
+          <w:i w:val="0"/>
+          <w:iCs w:val="0"/>
+          <w:caps w:val="0"/>
+          <w:smallCaps w:val="0"/>
+          <w:noProof w:val="0"/>
+          <w:color w:val="000000" w:themeColor="text1" w:themeTint="FF" w:themeShade="FF"/>
+          <w:sz w:val="22"/>
+          <w:szCs w:val="22"/>
+          <w:lang w:val="en-US" w:eastAsia="en-IE" w:bidi="ar-SA"/>
+        </w:rPr>
+        <w:t>Overall, these preparation steps helped make the dataset more suitable for analysis and improved the consistency of the machine learning workflow.</w:t>
+      </w:r>
     </w:p>
     <w:p>
       <w:pPr>
         <w:pStyle w:val="Heading1"/>
         <w:keepNext w:val="1"/>
         <w:keepLines w:val="1"/>
-        <w:spacing w:before="240" w:beforeAutospacing="off" w:after="240" w:afterAutospacing="off" w:line="276" w:lineRule="auto"/>
-        <w:ind w:left="0" w:right="0"/>
-        <w:jc w:val="left"/>
+        <w:spacing w:before="480" w:after="0"/>
         <w:rPr>
           <w:rFonts w:ascii="Calibri" w:hAnsi="Calibri" w:eastAsia="Calibri" w:cs="Calibri"/>
           <w:b w:val="1"/>
@@ -1762,7 +3026,7 @@
           <w:color w:val="365F91"/>
           <w:sz w:val="28"/>
           <w:szCs w:val="28"/>
-          <w:lang w:val="en-IE"/>
+          <w:lang w:val="en-US" w:eastAsia="en-IE" w:bidi="ar-SA"/>
         </w:rPr>
       </w:pPr>
       <w:r>
@@ -1780,7 +3044,576 @@
           <w:szCs w:val="28"/>
           <w:lang w:val="en-US"/>
         </w:rPr>
-        <w:t>3. Models and variation across splits</w:t>
+        <w:t xml:space="preserve">5. </w:t>
+      </w:r>
+      <w:r>
+        <w:rPr>
+          <w:rFonts w:ascii="Calibri" w:hAnsi="Calibri" w:eastAsia="Calibri" w:cs="Calibri"/>
+          <w:b w:val="1"/>
+          <w:bCs w:val="1"/>
+          <w:i w:val="0"/>
+          <w:iCs w:val="0"/>
+          <w:caps w:val="0"/>
+          <w:smallCaps w:val="0"/>
+          <w:noProof w:val="0"/>
+          <w:color w:val="365F91"/>
+          <w:sz w:val="28"/>
+          <w:szCs w:val="28"/>
+          <w:lang w:val="en-US"/>
+        </w:rPr>
+        <w:t>PCA and LDA</w:t>
+      </w:r>
+    </w:p>
+    <w:p>
+      <w:pPr>
+        <w:pStyle w:val="Normal"/>
+        <w:keepNext w:val="1"/>
+        <w:keepLines w:val="1"/>
+        <w:rPr>
+          <w:rFonts w:ascii="Arial" w:hAnsi="Arial" w:eastAsia="Arial" w:cs="Arial"/>
+          <w:noProof w:val="0"/>
+          <w:sz w:val="22"/>
+          <w:szCs w:val="22"/>
+          <w:lang w:val="en-US"/>
+        </w:rPr>
+      </w:pPr>
+      <w:r>
+        <w:rPr>
+          <w:rFonts w:ascii="Arial" w:hAnsi="Arial" w:eastAsia="Arial" w:cs="Arial"/>
+          <w:noProof w:val="0"/>
+          <w:sz w:val="22"/>
+          <w:szCs w:val="22"/>
+          <w:lang w:val="en-US"/>
+        </w:rPr>
+        <w:t>PCA and LDA were applied as dimensionality reduction techniques to explore whether the dataset classes could be separated more clearly after transformation.</w:t>
+      </w:r>
+    </w:p>
+    <w:p>
+      <w:pPr>
+        <w:rPr>
+          <w:rFonts w:ascii="Arial" w:hAnsi="Arial" w:eastAsia="Arial" w:cs="Arial"/>
+          <w:noProof w:val="0"/>
+          <w:sz w:val="22"/>
+          <w:szCs w:val="22"/>
+          <w:lang w:val="en-US"/>
+        </w:rPr>
+      </w:pPr>
+      <w:r>
+        <w:rPr>
+          <w:rFonts w:ascii="Arial" w:hAnsi="Arial" w:eastAsia="Arial" w:cs="Arial"/>
+          <w:noProof w:val="0"/>
+          <w:sz w:val="22"/>
+          <w:szCs w:val="22"/>
+          <w:lang w:val="en-US"/>
+        </w:rPr>
+        <w:t xml:space="preserve">Principal Component Analysis (PCA) was used to reduce the number of dimensions while keeping as much variation from the original dataset as possible PCA helped simplify the dataset and allowed the data to be </w:t>
+      </w:r>
+      <w:r>
+        <w:rPr>
+          <w:rFonts w:ascii="Arial" w:hAnsi="Arial" w:eastAsia="Arial" w:cs="Arial"/>
+          <w:noProof w:val="0"/>
+          <w:sz w:val="22"/>
+          <w:szCs w:val="22"/>
+          <w:lang w:val="en-US"/>
+        </w:rPr>
+        <w:t>visualised</w:t>
+      </w:r>
+      <w:r>
+        <w:rPr>
+          <w:rFonts w:ascii="Arial" w:hAnsi="Arial" w:eastAsia="Arial" w:cs="Arial"/>
+          <w:noProof w:val="0"/>
+          <w:sz w:val="22"/>
+          <w:szCs w:val="22"/>
+          <w:lang w:val="en-US"/>
+        </w:rPr>
+        <w:t xml:space="preserve"> in two dimensions</w:t>
+      </w:r>
+    </w:p>
+    <w:p>
+      <w:pPr>
+        <w:rPr>
+          <w:rFonts w:ascii="Arial" w:hAnsi="Arial" w:eastAsia="Arial" w:cs="Arial"/>
+          <w:noProof w:val="0"/>
+          <w:sz w:val="22"/>
+          <w:szCs w:val="22"/>
+          <w:lang w:val="en-US"/>
+        </w:rPr>
+      </w:pPr>
+      <w:r>
+        <w:rPr>
+          <w:rFonts w:ascii="Arial" w:hAnsi="Arial" w:eastAsia="Arial" w:cs="Arial"/>
+          <w:noProof w:val="0"/>
+          <w:sz w:val="22"/>
+          <w:szCs w:val="22"/>
+          <w:lang w:val="en-US"/>
+        </w:rPr>
+        <w:t xml:space="preserve">Linear Discriminant Analysis (LDA) was also applied because it focuses more on separating classes in this project, LDA was </w:t>
+      </w:r>
+      <w:r>
+        <w:rPr>
+          <w:rFonts w:ascii="Arial" w:hAnsi="Arial" w:eastAsia="Arial" w:cs="Arial"/>
+          <w:noProof w:val="0"/>
+          <w:sz w:val="22"/>
+          <w:szCs w:val="22"/>
+          <w:lang w:val="en-US"/>
+        </w:rPr>
+        <w:t>mainly used</w:t>
+      </w:r>
+      <w:r>
+        <w:rPr>
+          <w:rFonts w:ascii="Arial" w:hAnsi="Arial" w:eastAsia="Arial" w:cs="Arial"/>
+          <w:noProof w:val="0"/>
+          <w:sz w:val="22"/>
+          <w:szCs w:val="22"/>
+          <w:lang w:val="en-US"/>
+        </w:rPr>
+        <w:t xml:space="preserve"> to explore the separation between export demand levels</w:t>
+      </w:r>
+    </w:p>
+    <w:p>
+      <w:pPr>
+        <w:rPr>
+          <w:rFonts w:ascii="Arial" w:hAnsi="Arial" w:eastAsia="Arial" w:cs="Arial"/>
+          <w:noProof w:val="0"/>
+          <w:sz w:val="22"/>
+          <w:szCs w:val="22"/>
+          <w:lang w:val="en-US"/>
+        </w:rPr>
+      </w:pPr>
+      <w:r>
+        <w:rPr>
+          <w:rFonts w:ascii="Arial" w:hAnsi="Arial" w:eastAsia="Arial" w:cs="Arial"/>
+          <w:noProof w:val="0"/>
+          <w:sz w:val="22"/>
+          <w:szCs w:val="22"/>
+          <w:lang w:val="en-US"/>
+        </w:rPr>
+        <w:t xml:space="preserve">After comparing both techniques through </w:t>
+      </w:r>
+      <w:r>
+        <w:rPr>
+          <w:rFonts w:ascii="Arial" w:hAnsi="Arial" w:eastAsia="Arial" w:cs="Arial"/>
+          <w:noProof w:val="0"/>
+          <w:sz w:val="22"/>
+          <w:szCs w:val="22"/>
+          <w:lang w:val="en-US"/>
+        </w:rPr>
+        <w:t>visualisation</w:t>
+      </w:r>
+      <w:r>
+        <w:rPr>
+          <w:rFonts w:ascii="Arial" w:hAnsi="Arial" w:eastAsia="Arial" w:cs="Arial"/>
+          <w:noProof w:val="0"/>
+          <w:sz w:val="22"/>
+          <w:szCs w:val="22"/>
+          <w:lang w:val="en-US"/>
+        </w:rPr>
+        <w:t xml:space="preserve">, LDA showed clearer class separation than PCA, this makes sense because LDA uses class information during the transformation process, while PCA focuses </w:t>
+      </w:r>
+      <w:r>
+        <w:rPr>
+          <w:rFonts w:ascii="Arial" w:hAnsi="Arial" w:eastAsia="Arial" w:cs="Arial"/>
+          <w:noProof w:val="0"/>
+          <w:sz w:val="22"/>
+          <w:szCs w:val="22"/>
+          <w:lang w:val="en-US"/>
+        </w:rPr>
+        <w:t>mainly on</w:t>
+      </w:r>
+      <w:r>
+        <w:rPr>
+          <w:rFonts w:ascii="Arial" w:hAnsi="Arial" w:eastAsia="Arial" w:cs="Arial"/>
+          <w:noProof w:val="0"/>
+          <w:sz w:val="22"/>
+          <w:szCs w:val="22"/>
+          <w:lang w:val="en-US"/>
+        </w:rPr>
+        <w:t xml:space="preserve"> variance in the data</w:t>
+      </w:r>
+    </w:p>
+    <w:p>
+      <w:pPr>
+        <w:rPr>
+          <w:rFonts w:ascii="Arial" w:hAnsi="Arial" w:eastAsia="Arial" w:cs="Arial"/>
+          <w:noProof w:val="0"/>
+          <w:sz w:val="22"/>
+          <w:szCs w:val="22"/>
+          <w:lang w:val="en-US"/>
+        </w:rPr>
+      </w:pPr>
+      <w:r>
+        <w:rPr>
+          <w:rFonts w:ascii="Arial" w:hAnsi="Arial" w:eastAsia="Arial" w:cs="Arial"/>
+          <w:noProof w:val="0"/>
+          <w:sz w:val="22"/>
+          <w:szCs w:val="22"/>
+          <w:lang w:val="en-US"/>
+        </w:rPr>
+        <w:t>These techniques helped provide a better visual understanding of the dataset structure before applying machine learning models.</w:t>
+      </w:r>
+    </w:p>
+    <w:p>
+      <w:pPr>
+        <w:pStyle w:val="Normal"/>
+        <w:keepNext w:val="1"/>
+        <w:keepLines w:val="1"/>
+        <w:rPr>
+          <w:noProof w:val="0"/>
+          <w:lang w:val="en-US"/>
+        </w:rPr>
+      </w:pPr>
+    </w:p>
+    <w:p>
+      <w:pPr>
+        <w:pStyle w:val="Normal"/>
+        <w:keepNext w:val="1"/>
+        <w:keepLines w:val="1"/>
+        <w:suppressLineNumbers w:val="0"/>
+        <w:bidi w:val="0"/>
+        <w:spacing w:before="0" w:beforeAutospacing="off" w:after="160" w:afterAutospacing="off" w:line="259" w:lineRule="auto"/>
+        <w:ind w:left="0" w:right="0"/>
+        <w:jc w:val="left"/>
+        <w:rPr>
+          <w:rFonts w:ascii="Calibri" w:hAnsi="Calibri" w:eastAsia="Calibri" w:cs="Calibri"/>
+          <w:b w:val="1"/>
+          <w:bCs w:val="1"/>
+          <w:i w:val="0"/>
+          <w:iCs w:val="0"/>
+          <w:caps w:val="0"/>
+          <w:smallCaps w:val="0"/>
+          <w:noProof w:val="0"/>
+          <w:color w:val="365F91"/>
+          <w:sz w:val="28"/>
+          <w:szCs w:val="28"/>
+          <w:lang w:val="en-US"/>
+        </w:rPr>
+      </w:pPr>
+      <w:r>
+        <w:rPr>
+          <w:rFonts w:ascii="Calibri" w:hAnsi="Calibri" w:eastAsia="Calibri" w:cs="Calibri"/>
+          <w:b w:val="1"/>
+          <w:bCs w:val="1"/>
+          <w:i w:val="0"/>
+          <w:iCs w:val="0"/>
+          <w:caps w:val="0"/>
+          <w:smallCaps w:val="0"/>
+          <w:noProof w:val="0"/>
+          <w:color w:val="365F91"/>
+          <w:sz w:val="28"/>
+          <w:szCs w:val="28"/>
+          <w:lang w:val="en-US"/>
+        </w:rPr>
+        <w:t xml:space="preserve">6. </w:t>
+      </w:r>
+      <w:r>
+        <w:rPr>
+          <w:rFonts w:ascii="Calibri" w:hAnsi="Calibri" w:eastAsia="Calibri" w:cs="Calibri"/>
+          <w:b w:val="1"/>
+          <w:bCs w:val="1"/>
+          <w:i w:val="0"/>
+          <w:iCs w:val="0"/>
+          <w:caps w:val="0"/>
+          <w:smallCaps w:val="0"/>
+          <w:noProof w:val="0"/>
+          <w:color w:val="365F91"/>
+          <w:sz w:val="28"/>
+          <w:szCs w:val="28"/>
+          <w:lang w:val="en-US" w:eastAsia="en-IE" w:bidi="ar-SA"/>
+        </w:rPr>
+        <w:t>Statistical Techniques for Data Analytics</w:t>
+      </w:r>
+    </w:p>
+    <w:p>
+      <w:pPr/>
+      <w:r>
+        <w:rPr>
+          <w:rFonts w:ascii="Arial" w:hAnsi="Arial" w:eastAsia="Arial" w:cs="Arial"/>
+          <w:noProof w:val="0"/>
+          <w:sz w:val="22"/>
+          <w:szCs w:val="22"/>
+          <w:lang w:val="en-US"/>
+        </w:rPr>
+        <w:t xml:space="preserve">After the data preparation stage, statistical techniques were applied to better understand the dataset and </w:t>
+      </w:r>
+      <w:r>
+        <w:rPr>
+          <w:rFonts w:ascii="Arial" w:hAnsi="Arial" w:eastAsia="Arial" w:cs="Arial"/>
+          <w:noProof w:val="0"/>
+          <w:sz w:val="22"/>
+          <w:szCs w:val="22"/>
+          <w:lang w:val="en-US"/>
+        </w:rPr>
+        <w:t>identify</w:t>
+      </w:r>
+      <w:r>
+        <w:rPr>
+          <w:rFonts w:ascii="Arial" w:hAnsi="Arial" w:eastAsia="Arial" w:cs="Arial"/>
+          <w:noProof w:val="0"/>
+          <w:sz w:val="22"/>
+          <w:szCs w:val="22"/>
+          <w:lang w:val="en-US"/>
+        </w:rPr>
+        <w:t xml:space="preserve"> relationships between variables</w:t>
+      </w:r>
+    </w:p>
+    <w:p>
+      <w:pPr/>
+      <w:r>
+        <w:rPr>
+          <w:rFonts w:ascii="Arial" w:hAnsi="Arial" w:eastAsia="Arial" w:cs="Arial"/>
+          <w:noProof w:val="0"/>
+          <w:sz w:val="22"/>
+          <w:szCs w:val="22"/>
+          <w:lang w:val="en-US"/>
+        </w:rPr>
+        <w:t xml:space="preserve">The first part of the statistical analysis focused on descriptive statistics, measures such as mean, median, standard deviation, minimum, and maximum values were used to </w:t>
+      </w:r>
+      <w:r>
+        <w:rPr>
+          <w:rFonts w:ascii="Arial" w:hAnsi="Arial" w:eastAsia="Arial" w:cs="Arial"/>
+          <w:noProof w:val="0"/>
+          <w:sz w:val="22"/>
+          <w:szCs w:val="22"/>
+          <w:lang w:val="en-US"/>
+        </w:rPr>
+        <w:t>summarise</w:t>
+      </w:r>
+      <w:r>
+        <w:rPr>
+          <w:rFonts w:ascii="Arial" w:hAnsi="Arial" w:eastAsia="Arial" w:cs="Arial"/>
+          <w:noProof w:val="0"/>
+          <w:sz w:val="22"/>
+          <w:szCs w:val="22"/>
+          <w:lang w:val="en-US"/>
+        </w:rPr>
+        <w:t xml:space="preserve"> the main numerical variables in the dataset, this helped provide a clearer overview of the fisheries data and showed how the values were distributed across different observations</w:t>
+      </w:r>
+    </w:p>
+    <w:p>
+      <w:pPr/>
+      <w:r>
+        <w:rPr>
+          <w:rFonts w:ascii="Arial" w:hAnsi="Arial" w:eastAsia="Arial" w:cs="Arial"/>
+          <w:noProof w:val="0"/>
+          <w:sz w:val="22"/>
+          <w:szCs w:val="22"/>
+          <w:lang w:val="en-US"/>
+        </w:rPr>
+        <w:t xml:space="preserve">Normality testing was also carried out before applying some statistical methods, this step was important because it helped </w:t>
+      </w:r>
+      <w:r>
+        <w:rPr>
+          <w:rFonts w:ascii="Arial" w:hAnsi="Arial" w:eastAsia="Arial" w:cs="Arial"/>
+          <w:noProof w:val="0"/>
+          <w:sz w:val="22"/>
+          <w:szCs w:val="22"/>
+          <w:lang w:val="en-US"/>
+        </w:rPr>
+        <w:t>determine</w:t>
+      </w:r>
+      <w:r>
+        <w:rPr>
+          <w:rFonts w:ascii="Arial" w:hAnsi="Arial" w:eastAsia="Arial" w:cs="Arial"/>
+          <w:noProof w:val="0"/>
+          <w:sz w:val="22"/>
+          <w:szCs w:val="22"/>
+          <w:lang w:val="en-US"/>
+        </w:rPr>
+        <w:t xml:space="preserve"> whether the data followed a normal distribution and supported the choice of later statistical tests</w:t>
+      </w:r>
+    </w:p>
+    <w:p>
+      <w:pPr/>
+      <w:r>
+        <w:rPr>
+          <w:rFonts w:ascii="Arial" w:hAnsi="Arial" w:eastAsia="Arial" w:cs="Arial"/>
+          <w:noProof w:val="0"/>
+          <w:sz w:val="22"/>
+          <w:szCs w:val="22"/>
+          <w:lang w:val="en-US"/>
+        </w:rPr>
+        <w:t xml:space="preserve">Different sampling techniques were then applied to one numerical feature to compare confidence intervals, confidence intervals were used to estimate the possible range of the population mean based on the selected samples. </w:t>
+      </w:r>
+    </w:p>
+    <w:p>
+      <w:pPr/>
+      <w:r>
+        <w:rPr>
+          <w:rFonts w:ascii="Arial" w:hAnsi="Arial" w:eastAsia="Arial" w:cs="Arial"/>
+          <w:noProof w:val="0"/>
+          <w:sz w:val="22"/>
+          <w:szCs w:val="22"/>
+          <w:lang w:val="en-US"/>
+        </w:rPr>
+        <w:t>The comparison showed small differences between the samples, which suggested that the selected variable had relatively stable values across the dataset.</w:t>
+      </w:r>
+    </w:p>
+    <w:p>
+      <w:pPr/>
+      <w:r>
+        <w:rPr>
+          <w:rFonts w:ascii="Arial" w:hAnsi="Arial" w:eastAsia="Arial" w:cs="Arial"/>
+          <w:noProof w:val="0"/>
+          <w:sz w:val="22"/>
+          <w:szCs w:val="22"/>
+          <w:lang w:val="en-US"/>
+        </w:rPr>
+        <w:t>Hypothesis testing was also performed to explore possible differences between groups in the dataset</w:t>
+      </w:r>
+      <w:r>
+        <w:rPr>
+          <w:rFonts w:ascii="Arial" w:hAnsi="Arial" w:eastAsia="Arial" w:cs="Arial"/>
+          <w:noProof w:val="0"/>
+          <w:sz w:val="22"/>
+          <w:szCs w:val="22"/>
+          <w:lang w:val="en-US"/>
+        </w:rPr>
+        <w:t>, a</w:t>
+      </w:r>
+      <w:r>
+        <w:rPr>
+          <w:rFonts w:ascii="Arial" w:hAnsi="Arial" w:eastAsia="Arial" w:cs="Arial"/>
+          <w:noProof w:val="0"/>
+          <w:sz w:val="22"/>
+          <w:szCs w:val="22"/>
+          <w:lang w:val="en-US"/>
+        </w:rPr>
+        <w:t xml:space="preserve"> statistical test was used to compare whether there was a significant relationship between selected variables and fisheries performance measures</w:t>
+      </w:r>
+      <w:r>
+        <w:rPr>
+          <w:rFonts w:ascii="Arial" w:hAnsi="Arial" w:eastAsia="Arial" w:cs="Arial"/>
+          <w:noProof w:val="0"/>
+          <w:sz w:val="22"/>
+          <w:szCs w:val="22"/>
+          <w:lang w:val="en-US"/>
+        </w:rPr>
+        <w:t>, t</w:t>
+      </w:r>
+      <w:r>
+        <w:rPr>
+          <w:rFonts w:ascii="Arial" w:hAnsi="Arial" w:eastAsia="Arial" w:cs="Arial"/>
+          <w:noProof w:val="0"/>
+          <w:sz w:val="22"/>
+          <w:szCs w:val="22"/>
+          <w:lang w:val="en-US"/>
+        </w:rPr>
+        <w:t>he analysis helped identify whether the observed differences were likely to be meaningful or simply caused by random variation in the data.</w:t>
+      </w:r>
+    </w:p>
+    <w:p>
+      <w:pPr/>
+      <w:r>
+        <w:rPr>
+          <w:rFonts w:ascii="Arial" w:hAnsi="Arial" w:eastAsia="Arial" w:cs="Arial"/>
+          <w:noProof w:val="0"/>
+          <w:sz w:val="22"/>
+          <w:szCs w:val="22"/>
+          <w:lang w:val="en-US"/>
+        </w:rPr>
+        <w:t xml:space="preserve">Correlation analysis was then used to explore relationships between numerical variables. </w:t>
+      </w:r>
+    </w:p>
+    <w:p>
+      <w:pPr/>
+      <w:r>
+        <w:rPr>
+          <w:rFonts w:ascii="Arial" w:hAnsi="Arial" w:eastAsia="Arial" w:cs="Arial"/>
+          <w:noProof w:val="0"/>
+          <w:sz w:val="22"/>
+          <w:szCs w:val="22"/>
+          <w:lang w:val="en-US"/>
+        </w:rPr>
+        <w:t>A correlation heatmap helped show which variables had stronger positive or negative relationships with predicted annual revenue.</w:t>
+      </w:r>
+    </w:p>
+    <w:p>
+      <w:pPr/>
+      <w:r>
+        <w:rPr>
+          <w:rFonts w:ascii="Arial" w:hAnsi="Arial" w:eastAsia="Arial" w:cs="Arial"/>
+          <w:noProof w:val="0"/>
+          <w:sz w:val="22"/>
+          <w:szCs w:val="22"/>
+          <w:lang w:val="en-US"/>
+        </w:rPr>
+        <w:t>Some variables such as average fisher income, sustainability score, and aquaculture investment appeared to show stronger positive relationships with revenue, while variables related to operational risk showed weaker or negative relationships.</w:t>
+      </w:r>
+    </w:p>
+    <w:p>
+      <w:pPr/>
+      <w:r>
+        <w:rPr>
+          <w:rFonts w:ascii="Arial" w:hAnsi="Arial" w:eastAsia="Arial" w:cs="Arial"/>
+          <w:noProof w:val="0"/>
+          <w:sz w:val="22"/>
+          <w:szCs w:val="22"/>
+          <w:lang w:val="en-US"/>
+        </w:rPr>
+        <w:t>Linear regression was also applied to better understand how selected variables were connected to predicted annual revenue</w:t>
+      </w:r>
+      <w:r>
+        <w:rPr>
+          <w:rFonts w:ascii="Arial" w:hAnsi="Arial" w:eastAsia="Arial" w:cs="Arial"/>
+          <w:noProof w:val="0"/>
+          <w:sz w:val="22"/>
+          <w:szCs w:val="22"/>
+          <w:lang w:val="en-US"/>
+        </w:rPr>
+        <w:t>, t</w:t>
+      </w:r>
+      <w:r>
+        <w:rPr>
+          <w:rFonts w:ascii="Arial" w:hAnsi="Arial" w:eastAsia="Arial" w:cs="Arial"/>
+          <w:noProof w:val="0"/>
+          <w:sz w:val="22"/>
+          <w:szCs w:val="22"/>
+          <w:lang w:val="en-US"/>
+        </w:rPr>
+        <w:t>he</w:t>
+      </w:r>
+      <w:r>
+        <w:rPr>
+          <w:rFonts w:ascii="Arial" w:hAnsi="Arial" w:eastAsia="Arial" w:cs="Arial"/>
+          <w:noProof w:val="0"/>
+          <w:sz w:val="22"/>
+          <w:szCs w:val="22"/>
+          <w:lang w:val="en-US"/>
+        </w:rPr>
+        <w:t xml:space="preserve"> regression model helped measure how changes in some independent variables could influence the target variable </w:t>
+      </w:r>
+      <w:r>
+        <w:rPr>
+          <w:rFonts w:ascii="Arial" w:hAnsi="Arial" w:eastAsia="Arial" w:cs="Arial"/>
+          <w:noProof w:val="0"/>
+          <w:sz w:val="22"/>
+          <w:szCs w:val="22"/>
+          <w:lang w:val="en-US"/>
+        </w:rPr>
+        <w:t>a</w:t>
+      </w:r>
+      <w:r>
+        <w:rPr>
+          <w:rFonts w:ascii="Arial" w:hAnsi="Arial" w:eastAsia="Arial" w:cs="Arial"/>
+          <w:noProof w:val="0"/>
+          <w:sz w:val="22"/>
+          <w:szCs w:val="22"/>
+          <w:lang w:val="en-US"/>
+        </w:rPr>
+        <w:t>lthough the model showed useful relationships, it also highlighted that revenue prediction can still be affected by many other factors not fully captured in the dataset.</w:t>
+      </w:r>
+    </w:p>
+    <w:p>
+      <w:pPr/>
+      <w:r>
+        <w:rPr>
+          <w:rFonts w:ascii="Arial" w:hAnsi="Arial" w:eastAsia="Arial" w:cs="Arial"/>
+          <w:noProof w:val="0"/>
+          <w:sz w:val="22"/>
+          <w:szCs w:val="22"/>
+          <w:lang w:val="en-US"/>
+        </w:rPr>
+        <w:t>Overall, the statistical analysis helped provide a better understanding of the dataset before moving into the machine learning stage.</w:t>
       </w:r>
     </w:p>
     <w:p>
@@ -1797,169 +3630,13 @@
           <w:color w:val="000000" w:themeColor="text1" w:themeTint="FF" w:themeShade="FF"/>
           <w:sz w:val="22"/>
           <w:szCs w:val="22"/>
-          <w:lang w:val="pt-BR"/>
-        </w:rPr>
-      </w:pPr>
-      <w:r>
-        <w:rPr>
-          <w:rFonts w:ascii="Arial" w:hAnsi="Arial" w:eastAsia="Arial" w:cs="Arial"/>
-          <w:b w:val="0"/>
-          <w:bCs w:val="0"/>
-          <w:i w:val="0"/>
-          <w:iCs w:val="0"/>
-          <w:caps w:val="0"/>
-          <w:smallCaps w:val="0"/>
-          <w:noProof w:val="0"/>
-          <w:color w:val="000000" w:themeColor="text1" w:themeTint="FF" w:themeShade="FF"/>
-          <w:sz w:val="22"/>
-          <w:szCs w:val="22"/>
-          <w:lang w:val="en-US"/>
-        </w:rPr>
-        <w:t>Two classification algorithms were used to model the problem: Decision Tree and Random Forest. I chose these models because they are suitable for classification tasks, after selecting the target and characteristics, I divided the dataset into training and test sets. This allowed me to train the models and then test them with data they had not seen before.</w:t>
-      </w:r>
-    </w:p>
-    <w:p>
-      <w:pPr>
-        <w:rPr>
-          <w:rFonts w:ascii="Arial" w:hAnsi="Arial" w:eastAsia="Arial" w:cs="Arial"/>
-          <w:b w:val="0"/>
-          <w:bCs w:val="0"/>
-          <w:i w:val="0"/>
-          <w:iCs w:val="0"/>
-          <w:caps w:val="0"/>
-          <w:smallCaps w:val="0"/>
-          <w:noProof w:val="0"/>
-          <w:color w:val="000000" w:themeColor="text1" w:themeTint="FF" w:themeShade="FF"/>
-          <w:sz w:val="22"/>
-          <w:szCs w:val="22"/>
-          <w:lang w:val="pt-BR"/>
-        </w:rPr>
-      </w:pPr>
-      <w:r>
-        <w:rPr>
-          <w:rFonts w:ascii="Arial" w:hAnsi="Arial" w:eastAsia="Arial" w:cs="Arial"/>
-          <w:b w:val="0"/>
-          <w:bCs w:val="0"/>
-          <w:i w:val="0"/>
-          <w:iCs w:val="0"/>
-          <w:caps w:val="0"/>
-          <w:smallCaps w:val="0"/>
-          <w:noProof w:val="0"/>
-          <w:color w:val="000000" w:themeColor="text1" w:themeTint="FF" w:themeShade="FF"/>
-          <w:sz w:val="22"/>
-          <w:szCs w:val="22"/>
-          <w:lang w:val="en-US"/>
-        </w:rPr>
-        <w:t>I compared the models in several ways, firstly by analyzing the accuracy with test splits. I checked the 5%, 15%, and 25% splits. For the Decision Tree, the accuracy was 0.6858, 0.6880, and 0.6868.The Random Forest showed greater accuracy, with scores of 0.7210, 0.7237, and 0.7221.</w:t>
-      </w:r>
-    </w:p>
-    <w:p>
-      <w:pPr>
-        <w:rPr>
-          <w:rFonts w:ascii="Arial" w:hAnsi="Arial" w:eastAsia="Arial" w:cs="Arial"/>
-          <w:b w:val="0"/>
-          <w:bCs w:val="0"/>
-          <w:i w:val="0"/>
-          <w:iCs w:val="0"/>
-          <w:caps w:val="0"/>
-          <w:smallCaps w:val="0"/>
-          <w:noProof w:val="0"/>
-          <w:color w:val="000000" w:themeColor="text1" w:themeTint="FF" w:themeShade="FF"/>
-          <w:sz w:val="22"/>
-          <w:szCs w:val="22"/>
-          <w:lang w:val="pt-BR"/>
-        </w:rPr>
-      </w:pPr>
-      <w:r>
-        <w:rPr>
-          <w:rFonts w:ascii="Arial" w:hAnsi="Arial" w:eastAsia="Arial" w:cs="Arial"/>
-          <w:b w:val="0"/>
-          <w:bCs w:val="0"/>
-          <w:i w:val="0"/>
-          <w:iCs w:val="0"/>
-          <w:caps w:val="0"/>
-          <w:smallCaps w:val="0"/>
-          <w:noProof w:val="0"/>
-          <w:color w:val="000000" w:themeColor="text1" w:themeTint="FF" w:themeShade="FF"/>
-          <w:sz w:val="22"/>
-          <w:szCs w:val="22"/>
-          <w:lang w:val="en-US"/>
-        </w:rPr>
-        <w:t>This demonstrated that the Random Forest model performed better overall, in addition to showing good results in all splits.</w:t>
-      </w:r>
-    </w:p>
-    <w:p>
-      <w:pPr>
-        <w:rPr>
-          <w:rFonts w:ascii="Arial" w:hAnsi="Arial" w:eastAsia="Arial" w:cs="Arial"/>
-          <w:b w:val="0"/>
-          <w:bCs w:val="0"/>
-          <w:i w:val="0"/>
-          <w:iCs w:val="0"/>
-          <w:caps w:val="0"/>
-          <w:smallCaps w:val="0"/>
-          <w:noProof w:val="0"/>
-          <w:color w:val="000000" w:themeColor="text1" w:themeTint="FF" w:themeShade="FF"/>
-          <w:sz w:val="22"/>
-          <w:szCs w:val="22"/>
-          <w:lang w:val="pt-BR"/>
-        </w:rPr>
-      </w:pPr>
-      <w:r>
-        <w:rPr>
-          <w:rFonts w:ascii="Arial" w:hAnsi="Arial" w:eastAsia="Arial" w:cs="Arial"/>
-          <w:b w:val="0"/>
-          <w:bCs w:val="0"/>
-          <w:i w:val="0"/>
-          <w:iCs w:val="0"/>
-          <w:caps w:val="0"/>
-          <w:smallCaps w:val="0"/>
-          <w:noProof w:val="0"/>
-          <w:color w:val="000000" w:themeColor="text1" w:themeTint="FF" w:themeShade="FF"/>
-          <w:sz w:val="22"/>
-          <w:szCs w:val="22"/>
-          <w:lang w:val="en-US"/>
-        </w:rPr>
-        <w:t>To ensure the reliability of the results, I used cross-validation on both models. The Decision Tree model showed a cross-validation accuracy of 0.6887. The Random Forest model showed a cross-validation accuracy of 0.7248. This confirmed what we had previously discovered: the Random Forest model was the best. Based on these results, we chose the Random Forest model to proceed. We will use this model to test the hyperparameters.</w:t>
-      </w:r>
-    </w:p>
-    <w:p>
-      <w:pPr>
-        <w:rPr>
-          <w:rFonts w:ascii="Arial" w:hAnsi="Arial" w:eastAsia="Arial" w:cs="Arial"/>
-          <w:b w:val="0"/>
-          <w:bCs w:val="0"/>
-          <w:i w:val="0"/>
-          <w:iCs w:val="0"/>
-          <w:caps w:val="0"/>
-          <w:smallCaps w:val="0"/>
-          <w:noProof w:val="0"/>
-          <w:color w:val="000000" w:themeColor="text1" w:themeTint="FF" w:themeShade="FF"/>
-          <w:sz w:val="22"/>
-          <w:szCs w:val="22"/>
-          <w:lang w:val="pt-BR"/>
-        </w:rPr>
-      </w:pPr>
-      <w:r>
-        <w:rPr>
-          <w:rFonts w:ascii="Arial" w:hAnsi="Arial" w:eastAsia="Arial" w:cs="Arial"/>
-          <w:b w:val="0"/>
-          <w:bCs w:val="0"/>
-          <w:i w:val="0"/>
-          <w:iCs w:val="0"/>
-          <w:caps w:val="0"/>
-          <w:smallCaps w:val="0"/>
-          <w:noProof w:val="0"/>
-          <w:color w:val="000000" w:themeColor="text1" w:themeTint="FF" w:themeShade="FF"/>
-          <w:sz w:val="22"/>
-          <w:szCs w:val="22"/>
-          <w:lang w:val="en-US"/>
-        </w:rPr>
-        <w:t xml:space="preserve"> Word count: 206</w:t>
-      </w:r>
-    </w:p>
-    <w:p>
-      <w:pPr>
+          <w:lang w:val="en-US"/>
+        </w:rPr>
+      </w:pPr>
+    </w:p>
+    <w:p>
+      <w:pPr>
+        <w:pStyle w:val="Heading1"/>
         <w:keepNext w:val="1"/>
         <w:keepLines w:val="1"/>
         <w:spacing w:before="480" w:after="0"/>
@@ -1978,14 +3655,478 @@
           <w:lang w:val="pt-BR"/>
         </w:rPr>
       </w:pPr>
-    </w:p>
-    <w:p>
-      <w:pPr>
-        <w:pStyle w:val="Heading1"/>
+      <w:r>
+        <w:rPr>
+          <w:rFonts w:ascii="Calibri" w:hAnsi="Calibri" w:eastAsia="Calibri" w:cs="Calibri"/>
+          <w:b w:val="1"/>
+          <w:bCs w:val="1"/>
+          <w:i w:val="0"/>
+          <w:iCs w:val="0"/>
+          <w:caps w:val="0"/>
+          <w:smallCaps w:val="0"/>
+          <w:noProof w:val="0"/>
+          <w:color w:val="365F91"/>
+          <w:sz w:val="28"/>
+          <w:szCs w:val="28"/>
+          <w:lang w:val="en-US"/>
+        </w:rPr>
+        <w:t xml:space="preserve">7. </w:t>
+      </w:r>
+      <w:r>
+        <w:rPr>
+          <w:rFonts w:ascii="Calibri" w:hAnsi="Calibri" w:eastAsia="Calibri" w:cs="Calibri" w:asciiTheme="majorAscii" w:hAnsiTheme="majorAscii" w:eastAsiaTheme="majorEastAsia" w:cstheme="majorBidi"/>
+          <w:b w:val="1"/>
+          <w:bCs w:val="1"/>
+          <w:i w:val="0"/>
+          <w:iCs w:val="0"/>
+          <w:caps w:val="0"/>
+          <w:smallCaps w:val="0"/>
+          <w:noProof w:val="0"/>
+          <w:color w:val="365F91"/>
+          <w:sz w:val="28"/>
+          <w:szCs w:val="28"/>
+          <w:lang w:val="en-US" w:eastAsia="en-IE" w:bidi="ar-SA"/>
+        </w:rPr>
+        <w:t>Machine Learning Models</w:t>
+      </w:r>
+    </w:p>
+    <w:p>
+      <w:pPr>
+        <w:pStyle w:val="Normal"/>
+        <w:rPr>
+          <w:rFonts w:ascii="Arial" w:hAnsi="Arial" w:eastAsia="Arial" w:cs="Arial"/>
+          <w:noProof w:val="0"/>
+          <w:lang w:val="en-US"/>
+        </w:rPr>
+      </w:pPr>
+      <w:r>
+        <w:rPr>
+          <w:rFonts w:ascii="Arial" w:hAnsi="Arial" w:eastAsia="Arial" w:cs="Arial"/>
+          <w:noProof w:val="0"/>
+          <w:lang w:val="en-US"/>
+        </w:rPr>
+        <w:t>The final part of the project focused on machine learning techniques. Both regression and classification models were used because the dataset included numerical and categorical target variables.</w:t>
+      </w:r>
+      <w:r>
+        <w:rPr>
+          <w:rFonts w:ascii="Arial" w:hAnsi="Arial" w:eastAsia="Arial" w:cs="Arial"/>
+          <w:noProof w:val="0"/>
+          <w:lang w:val="en-US"/>
+        </w:rPr>
+        <w:t xml:space="preserve"> </w:t>
+      </w:r>
+      <w:r>
+        <w:rPr>
+          <w:rFonts w:ascii="Arial" w:hAnsi="Arial" w:eastAsia="Arial" w:cs="Arial"/>
+          <w:noProof w:val="0"/>
+          <w:lang w:val="en-US"/>
+        </w:rPr>
+        <w:t xml:space="preserve">For the regression task, the target variable was </w:t>
+      </w:r>
+      <w:r>
+        <w:rPr>
+          <w:rFonts w:ascii="Arial" w:hAnsi="Arial" w:eastAsia="Arial" w:cs="Arial"/>
+          <w:noProof w:val="0"/>
+          <w:lang w:val="en-US"/>
+        </w:rPr>
+        <w:t>predicted</w:t>
+      </w:r>
+      <w:r>
+        <w:rPr>
+          <w:rFonts w:ascii="Arial" w:hAnsi="Arial" w:eastAsia="Arial" w:cs="Arial"/>
+          <w:noProof w:val="0"/>
+          <w:lang w:val="en-US"/>
+        </w:rPr>
+        <w:t xml:space="preserve"> annual revenue. Different models were tested to see how well they could predict revenue based on environmental, operational, and economic variables in the dataset.</w:t>
+      </w:r>
+    </w:p>
+    <w:p>
+      <w:pPr>
         <w:keepNext w:val="1"/>
         <w:keepLines w:val="1"/>
         <w:spacing w:before="480" w:after="0"/>
         <w:rPr>
+          <w:rFonts w:ascii="Arial" w:hAnsi="Arial" w:eastAsia="Arial" w:cs="Arial"/>
+          <w:noProof w:val="0"/>
+          <w:lang w:val="en-US"/>
+        </w:rPr>
+      </w:pPr>
+      <w:r>
+        <w:rPr>
+          <w:rFonts w:ascii="Arial" w:hAnsi="Arial" w:eastAsia="Arial" w:cs="Arial"/>
+          <w:noProof w:val="0"/>
+          <w:lang w:val="en-US"/>
+        </w:rPr>
+        <w:t>Linear Regression was first used as a baseline model because it is simple and easier to interpret. After that, Decision Tree Regressor and Random Forest Regressor models were also applied to compare performance.</w:t>
+      </w:r>
+    </w:p>
+    <w:p>
+      <w:pPr>
+        <w:keepNext w:val="1"/>
+        <w:keepLines w:val="1"/>
+        <w:spacing w:before="480" w:after="0"/>
+        <w:rPr>
+          <w:rFonts w:ascii="Arial" w:hAnsi="Arial" w:eastAsia="Arial" w:cs="Arial"/>
+          <w:noProof w:val="0"/>
+          <w:lang w:val="en-US"/>
+        </w:rPr>
+      </w:pPr>
+      <w:r>
+        <w:rPr>
+          <w:rFonts w:ascii="Arial" w:hAnsi="Arial" w:eastAsia="Arial" w:cs="Arial"/>
+          <w:noProof w:val="0"/>
+          <w:lang w:val="en-US"/>
+        </w:rPr>
+        <w:t>The models were trained and tested using different train-test splits, and evaluation metrics such as MAE, MSE, and R² score were used to compare the results</w:t>
+      </w:r>
+      <w:r>
+        <w:rPr>
+          <w:rFonts w:ascii="Arial" w:hAnsi="Arial" w:eastAsia="Arial" w:cs="Arial"/>
+          <w:noProof w:val="0"/>
+          <w:lang w:val="en-US"/>
+        </w:rPr>
+        <w:t>, t</w:t>
+      </w:r>
+      <w:r>
+        <w:rPr>
+          <w:rFonts w:ascii="Arial" w:hAnsi="Arial" w:eastAsia="Arial" w:cs="Arial"/>
+          <w:noProof w:val="0"/>
+          <w:lang w:val="en-US"/>
+        </w:rPr>
+        <w:t>he Random Forest model generally produced stronger prediction performance compared to the simpler regression models.</w:t>
+      </w:r>
+    </w:p>
+    <w:p>
+      <w:pPr>
+        <w:keepNext w:val="1"/>
+        <w:keepLines w:val="1"/>
+        <w:spacing w:before="480" w:after="0"/>
+        <w:rPr>
+          <w:rFonts w:ascii="Arial" w:hAnsi="Arial" w:eastAsia="Arial" w:cs="Arial"/>
+          <w:noProof w:val="0"/>
+          <w:lang w:val="en-US"/>
+        </w:rPr>
+      </w:pPr>
+      <w:r>
+        <w:rPr>
+          <w:rFonts w:ascii="Arial" w:hAnsi="Arial" w:eastAsia="Arial" w:cs="Arial"/>
+          <w:noProof w:val="0"/>
+          <w:lang w:val="en-US"/>
+        </w:rPr>
+        <w:t>For the classification task, the target variable was export demand level</w:t>
+      </w:r>
+      <w:r>
+        <w:rPr>
+          <w:rFonts w:ascii="Arial" w:hAnsi="Arial" w:eastAsia="Arial" w:cs="Arial"/>
+          <w:noProof w:val="0"/>
+          <w:lang w:val="en-US"/>
+        </w:rPr>
+        <w:t>, l</w:t>
+      </w:r>
+      <w:r>
+        <w:rPr>
+          <w:rFonts w:ascii="Arial" w:hAnsi="Arial" w:eastAsia="Arial" w:cs="Arial"/>
+          <w:noProof w:val="0"/>
+          <w:lang w:val="en-US"/>
+        </w:rPr>
+        <w:t>ogistic Regression, Decision Tree Classifier, and Random Forest Classifier models were tested to classify observations into Low, Average, or High export demand categories.</w:t>
+      </w:r>
+    </w:p>
+    <w:p>
+      <w:pPr>
+        <w:keepNext w:val="1"/>
+        <w:keepLines w:val="1"/>
+        <w:spacing w:before="480" w:after="0"/>
+        <w:rPr>
+          <w:rFonts w:ascii="Arial" w:hAnsi="Arial" w:eastAsia="Arial" w:cs="Arial"/>
+          <w:noProof w:val="0"/>
+          <w:lang w:val="en-US"/>
+        </w:rPr>
+      </w:pPr>
+      <w:r>
+        <w:rPr>
+          <w:rFonts w:ascii="Arial" w:hAnsi="Arial" w:eastAsia="Arial" w:cs="Arial"/>
+          <w:noProof w:val="0"/>
+          <w:lang w:val="en-US"/>
+        </w:rPr>
+        <w:t>Accuracy scores and classification reports were used to evaluate the classification models. The Decision Tree and Random Forest models performed better than Logistic Regression in most cases because they handled non-linear relationships in the dataset more effectively.</w:t>
+      </w:r>
+    </w:p>
+    <w:p>
+      <w:pPr>
+        <w:keepNext w:val="1"/>
+        <w:keepLines w:val="1"/>
+        <w:spacing w:before="480" w:after="0"/>
+        <w:rPr>
+          <w:rFonts w:ascii="Arial" w:hAnsi="Arial" w:eastAsia="Arial" w:cs="Arial"/>
+          <w:noProof w:val="0"/>
+          <w:lang w:val="en-US"/>
+        </w:rPr>
+      </w:pPr>
+      <w:r>
+        <w:rPr>
+          <w:rFonts w:ascii="Arial" w:hAnsi="Arial" w:eastAsia="Arial" w:cs="Arial"/>
+          <w:noProof w:val="0"/>
+          <w:lang w:val="en-US"/>
+        </w:rPr>
+        <w:t>Cross-validation was also applied to check whether the models produced stable results across different subsets of the data</w:t>
+      </w:r>
+      <w:r>
+        <w:rPr>
+          <w:rFonts w:ascii="Arial" w:hAnsi="Arial" w:eastAsia="Arial" w:cs="Arial"/>
+          <w:noProof w:val="0"/>
+          <w:lang w:val="en-US"/>
+        </w:rPr>
+        <w:t>, t</w:t>
+      </w:r>
+      <w:r>
+        <w:rPr>
+          <w:rFonts w:ascii="Arial" w:hAnsi="Arial" w:eastAsia="Arial" w:cs="Arial"/>
+          <w:noProof w:val="0"/>
+          <w:lang w:val="en-US"/>
+        </w:rPr>
+        <w:t>his</w:t>
+      </w:r>
+      <w:r>
+        <w:rPr>
+          <w:rFonts w:ascii="Arial" w:hAnsi="Arial" w:eastAsia="Arial" w:cs="Arial"/>
+          <w:noProof w:val="0"/>
+          <w:lang w:val="en-US"/>
+        </w:rPr>
+        <w:t xml:space="preserve"> helped reduce the risk of relying only on one train</w:t>
+      </w:r>
+      <w:r>
+        <w:rPr>
+          <w:rFonts w:ascii="Arial" w:hAnsi="Arial" w:eastAsia="Arial" w:cs="Arial"/>
+          <w:noProof w:val="0"/>
+          <w:lang w:val="en-US"/>
+        </w:rPr>
+        <w:t xml:space="preserve"> </w:t>
+      </w:r>
+      <w:r>
+        <w:rPr>
+          <w:rFonts w:ascii="Arial" w:hAnsi="Arial" w:eastAsia="Arial" w:cs="Arial"/>
+          <w:noProof w:val="0"/>
+          <w:lang w:val="en-US"/>
+        </w:rPr>
+        <w:t xml:space="preserve">test split and </w:t>
+      </w:r>
+      <w:r>
+        <w:rPr>
+          <w:rFonts w:ascii="Arial" w:hAnsi="Arial" w:eastAsia="Arial" w:cs="Arial"/>
+          <w:noProof w:val="0"/>
+          <w:lang w:val="en-US"/>
+        </w:rPr>
+        <w:t>provided</w:t>
+      </w:r>
+      <w:r>
+        <w:rPr>
+          <w:rFonts w:ascii="Arial" w:hAnsi="Arial" w:eastAsia="Arial" w:cs="Arial"/>
+          <w:noProof w:val="0"/>
+          <w:lang w:val="en-US"/>
+        </w:rPr>
+        <w:t xml:space="preserve"> a more reliable view of model performance.</w:t>
+      </w:r>
+    </w:p>
+    <w:p>
+      <w:pPr>
+        <w:keepNext w:val="1"/>
+        <w:keepLines w:val="1"/>
+        <w:spacing w:before="480" w:after="0"/>
+        <w:rPr>
+          <w:rFonts w:ascii="Arial" w:hAnsi="Arial" w:eastAsia="Arial" w:cs="Arial"/>
+          <w:noProof w:val="0"/>
+          <w:lang w:val="en-US"/>
+        </w:rPr>
+      </w:pPr>
+      <w:r>
+        <w:rPr>
+          <w:rFonts w:ascii="Arial" w:hAnsi="Arial" w:eastAsia="Arial" w:cs="Arial"/>
+          <w:noProof w:val="0"/>
+          <w:lang w:val="en-US"/>
+        </w:rPr>
+        <w:t xml:space="preserve">Hyperparameter tuning was then carried out using </w:t>
+      </w:r>
+      <w:r>
+        <w:rPr>
+          <w:rFonts w:ascii="Arial" w:hAnsi="Arial" w:eastAsia="Arial" w:cs="Arial"/>
+          <w:noProof w:val="0"/>
+          <w:lang w:val="en-US"/>
+        </w:rPr>
+        <w:t>GridSearchCV</w:t>
+      </w:r>
+      <w:r>
+        <w:rPr>
+          <w:rFonts w:ascii="Arial" w:hAnsi="Arial" w:eastAsia="Arial" w:cs="Arial"/>
+          <w:noProof w:val="0"/>
+          <w:lang w:val="en-US"/>
+        </w:rPr>
+        <w:t xml:space="preserve"> for the Decision Tree models</w:t>
+      </w:r>
+      <w:r>
+        <w:rPr>
+          <w:rFonts w:ascii="Arial" w:hAnsi="Arial" w:eastAsia="Arial" w:cs="Arial"/>
+          <w:noProof w:val="0"/>
+          <w:lang w:val="en-US"/>
+        </w:rPr>
+        <w:t>, d</w:t>
+      </w:r>
+      <w:r>
+        <w:rPr>
+          <w:rFonts w:ascii="Arial" w:hAnsi="Arial" w:eastAsia="Arial" w:cs="Arial"/>
+          <w:noProof w:val="0"/>
+          <w:lang w:val="en-US"/>
+        </w:rPr>
+        <w:t xml:space="preserve">ifferent parameter combinations were tested to </w:t>
+      </w:r>
+      <w:r>
+        <w:rPr>
+          <w:rFonts w:ascii="Arial" w:hAnsi="Arial" w:eastAsia="Arial" w:cs="Arial"/>
+          <w:noProof w:val="0"/>
+          <w:lang w:val="en-US"/>
+        </w:rPr>
+        <w:t>identify settings that improved model performance.</w:t>
+      </w:r>
+    </w:p>
+    <w:p>
+      <w:pPr>
+        <w:keepNext w:val="1"/>
+        <w:keepLines w:val="1"/>
+        <w:spacing w:before="480" w:after="0"/>
+        <w:rPr>
+          <w:rFonts w:ascii="Arial" w:hAnsi="Arial" w:eastAsia="Arial" w:cs="Arial"/>
+          <w:noProof w:val="0"/>
+          <w:lang w:val="en-US"/>
+        </w:rPr>
+      </w:pPr>
+      <w:r>
+        <w:rPr>
+          <w:rFonts w:ascii="Arial" w:hAnsi="Arial" w:eastAsia="Arial" w:cs="Arial"/>
+          <w:noProof w:val="0"/>
+          <w:lang w:val="en-US"/>
+        </w:rPr>
+        <w:t xml:space="preserve">Feature importance analysis was also used to </w:t>
+      </w:r>
+      <w:r>
+        <w:rPr>
+          <w:rFonts w:ascii="Arial" w:hAnsi="Arial" w:eastAsia="Arial" w:cs="Arial"/>
+          <w:noProof w:val="0"/>
+          <w:lang w:val="en-US"/>
+        </w:rPr>
+        <w:t>identify</w:t>
+      </w:r>
+      <w:r>
+        <w:rPr>
+          <w:rFonts w:ascii="Arial" w:hAnsi="Arial" w:eastAsia="Arial" w:cs="Arial"/>
+          <w:noProof w:val="0"/>
+          <w:lang w:val="en-US"/>
+        </w:rPr>
+        <w:t xml:space="preserve"> which variables had the strongest influence on prediction outcomes</w:t>
+      </w:r>
+      <w:r>
+        <w:rPr>
+          <w:rFonts w:ascii="Arial" w:hAnsi="Arial" w:eastAsia="Arial" w:cs="Arial"/>
+          <w:noProof w:val="0"/>
+          <w:lang w:val="en-US"/>
+        </w:rPr>
+        <w:t>, v</w:t>
+      </w:r>
+      <w:r>
+        <w:rPr>
+          <w:rFonts w:ascii="Arial" w:hAnsi="Arial" w:eastAsia="Arial" w:cs="Arial"/>
+          <w:noProof w:val="0"/>
+          <w:lang w:val="en-US"/>
+        </w:rPr>
+        <w:t xml:space="preserve">ariables such as sustainability score, fisher income, fish stock index, and aquaculture investment </w:t>
+      </w:r>
+      <w:r>
+        <w:rPr>
+          <w:rFonts w:ascii="Arial" w:hAnsi="Arial" w:eastAsia="Arial" w:cs="Arial"/>
+          <w:noProof w:val="0"/>
+          <w:lang w:val="en-US"/>
+        </w:rPr>
+        <w:t>appeared to have</w:t>
+      </w:r>
+      <w:r>
+        <w:rPr>
+          <w:rFonts w:ascii="Arial" w:hAnsi="Arial" w:eastAsia="Arial" w:cs="Arial"/>
+          <w:noProof w:val="0"/>
+          <w:lang w:val="en-US"/>
+        </w:rPr>
+        <w:t xml:space="preserve"> </w:t>
+      </w:r>
+      <w:r>
+        <w:rPr>
+          <w:rFonts w:ascii="Arial" w:hAnsi="Arial" w:eastAsia="Arial" w:cs="Arial"/>
+          <w:noProof w:val="0"/>
+          <w:lang w:val="en-US"/>
+        </w:rPr>
+        <w:t>stronger</w:t>
+      </w:r>
+      <w:r>
+        <w:rPr>
+          <w:rFonts w:ascii="Arial" w:hAnsi="Arial" w:eastAsia="Arial" w:cs="Arial"/>
+          <w:noProof w:val="0"/>
+          <w:lang w:val="en-US"/>
+        </w:rPr>
+        <w:t xml:space="preserve"> influence on revenue prediction and export demand classification.</w:t>
+      </w:r>
+    </w:p>
+    <w:p>
+      <w:pPr>
+        <w:keepNext w:val="1"/>
+        <w:keepLines w:val="1"/>
+        <w:spacing w:before="480" w:after="0"/>
+        <w:rPr>
+          <w:rFonts w:ascii="Arial" w:hAnsi="Arial" w:eastAsia="Arial" w:cs="Arial"/>
+          <w:noProof w:val="0"/>
+          <w:lang w:val="en-US"/>
+        </w:rPr>
+      </w:pPr>
+      <w:r>
+        <w:rPr>
+          <w:rFonts w:ascii="Arial" w:hAnsi="Arial" w:eastAsia="Arial" w:cs="Arial"/>
+          <w:noProof w:val="0"/>
+          <w:lang w:val="en-US"/>
+        </w:rPr>
+        <w:t>Overall, the machine learning stage helped compare different approaches and showed how predictive models can be used to better understand fisheries sector performance using real-world style data.</w:t>
+      </w:r>
+    </w:p>
+    <w:p>
+      <w:pPr>
+        <w:pStyle w:val="Normal"/>
+        <w:keepNext w:val="1"/>
+        <w:keepLines w:val="1"/>
+        <w:spacing w:before="480" w:after="0"/>
+        <w:rPr>
+          <w:rFonts w:ascii="Arial" w:hAnsi="Arial" w:eastAsia="Arial" w:cs="Arial"/>
+          <w:noProof w:val="0"/>
+          <w:lang w:val="en-US"/>
+        </w:rPr>
+      </w:pPr>
+    </w:p>
+    <w:p>
+      <w:pPr>
+        <w:pStyle w:val="Normal"/>
+        <w:keepNext w:val="1"/>
+        <w:keepLines w:val="1"/>
+        <w:spacing w:before="480" w:after="0"/>
+        <w:rPr>
+          <w:rFonts w:ascii="Arial" w:hAnsi="Arial" w:eastAsia="Arial" w:cs="Arial"/>
+          <w:noProof w:val="0"/>
+          <w:lang w:val="en-US"/>
+        </w:rPr>
+      </w:pPr>
+    </w:p>
+    <w:p>
+      <w:pPr>
+        <w:pStyle w:val="Heading1"/>
+        <w:suppressLineNumbers w:val="0"/>
+        <w:bidi w:val="0"/>
+        <w:spacing w:before="360" w:beforeAutospacing="off" w:after="80" w:afterAutospacing="off" w:line="240" w:lineRule="auto"/>
+        <w:ind w:left="0" w:right="0"/>
+        <w:jc w:val="left"/>
+        <w:rPr>
           <w:rFonts w:ascii="Calibri" w:hAnsi="Calibri" w:eastAsia="Calibri" w:cs="Calibri"/>
           <w:b w:val="1"/>
           <w:bCs w:val="1"/>
@@ -1997,7 +4138,7 @@
           <w:color w:val="365F91"/>
           <w:sz w:val="28"/>
           <w:szCs w:val="28"/>
-          <w:lang w:val="pt-BR"/>
+          <w:lang w:val="en-US"/>
         </w:rPr>
       </w:pPr>
       <w:r>
@@ -2015,177 +4156,338 @@
           <w:szCs w:val="28"/>
           <w:lang w:val="en-US"/>
         </w:rPr>
-        <w:t>4. Hyperparameter Tuning</w:t>
-      </w:r>
-    </w:p>
-    <w:p>
-      <w:pPr>
-        <w:rPr>
-          <w:rFonts w:ascii="Arial" w:hAnsi="Arial" w:eastAsia="Arial" w:cs="Arial"/>
-          <w:b w:val="0"/>
-          <w:bCs w:val="0"/>
-          <w:i w:val="0"/>
-          <w:iCs w:val="0"/>
-          <w:caps w:val="0"/>
-          <w:smallCaps w:val="0"/>
-          <w:noProof w:val="0"/>
-          <w:color w:val="000000" w:themeColor="text1" w:themeTint="FF" w:themeShade="FF"/>
-          <w:sz w:val="22"/>
-          <w:szCs w:val="22"/>
-          <w:lang w:val="pt-BR"/>
-        </w:rPr>
-      </w:pPr>
-      <w:r>
-        <w:rPr>
-          <w:rFonts w:ascii="Arial" w:hAnsi="Arial" w:eastAsia="Arial" w:cs="Arial"/>
-          <w:b w:val="0"/>
-          <w:bCs w:val="0"/>
-          <w:i w:val="0"/>
-          <w:iCs w:val="0"/>
-          <w:caps w:val="0"/>
-          <w:smallCaps w:val="0"/>
-          <w:noProof w:val="0"/>
-          <w:color w:val="000000" w:themeColor="text1" w:themeTint="FF" w:themeShade="FF"/>
-          <w:sz w:val="22"/>
-          <w:szCs w:val="22"/>
-          <w:lang w:val="en-US"/>
-        </w:rPr>
-        <w:t xml:space="preserve">After analyzing the two models, I chose Random Forest to try and improve it because it performed well in the previous step. To further optimize the model, I used GridSearchCV on a portion of the data, approximately a quarter of it. This approach allowed me to test different configurations in a more organized way, instead of just using the default settings. I tested the number of trees, the ideal depth, and the number of samples for splitting these factors alter how the trees are constructed and the complexity of the model. </w:t>
-      </w:r>
-    </w:p>
-    <w:p>
-      <w:pPr>
-        <w:rPr>
-          <w:rFonts w:ascii="Arial" w:hAnsi="Arial" w:eastAsia="Arial" w:cs="Arial"/>
-          <w:b w:val="0"/>
-          <w:bCs w:val="0"/>
-          <w:i w:val="0"/>
-          <w:iCs w:val="0"/>
-          <w:caps w:val="0"/>
-          <w:smallCaps w:val="0"/>
-          <w:noProof w:val="0"/>
-          <w:color w:val="000000" w:themeColor="text1" w:themeTint="FF" w:themeShade="FF"/>
-          <w:sz w:val="22"/>
-          <w:szCs w:val="22"/>
-          <w:lang w:val="pt-BR"/>
-        </w:rPr>
-      </w:pPr>
-      <w:r>
-        <w:rPr>
-          <w:rFonts w:ascii="Arial" w:hAnsi="Arial" w:eastAsia="Arial" w:cs="Arial"/>
-          <w:b w:val="0"/>
-          <w:bCs w:val="0"/>
-          <w:i w:val="0"/>
-          <w:iCs w:val="0"/>
-          <w:caps w:val="0"/>
-          <w:smallCaps w:val="0"/>
-          <w:noProof w:val="0"/>
-          <w:color w:val="000000" w:themeColor="text1" w:themeTint="FF" w:themeShade="FF"/>
-          <w:sz w:val="22"/>
-          <w:szCs w:val="22"/>
-          <w:lang w:val="en-US"/>
-        </w:rPr>
-        <w:t>The best combination I found was using 100 trees with 10 layers of depth and splitting them when there were at least 5 samples.</w:t>
-      </w:r>
-    </w:p>
-    <w:p>
-      <w:pPr>
-        <w:rPr>
-          <w:rFonts w:ascii="Arial" w:hAnsi="Arial" w:eastAsia="Arial" w:cs="Arial"/>
-          <w:b w:val="0"/>
-          <w:bCs w:val="0"/>
-          <w:i w:val="0"/>
-          <w:iCs w:val="0"/>
-          <w:caps w:val="0"/>
-          <w:smallCaps w:val="0"/>
-          <w:noProof w:val="0"/>
-          <w:color w:val="000000" w:themeColor="text1" w:themeTint="FF" w:themeShade="FF"/>
-          <w:sz w:val="22"/>
-          <w:szCs w:val="22"/>
-          <w:lang w:val="pt-BR"/>
-        </w:rPr>
-      </w:pPr>
-      <w:r>
-        <w:rPr>
-          <w:rFonts w:ascii="Arial" w:hAnsi="Arial" w:eastAsia="Arial" w:cs="Arial"/>
-          <w:b w:val="0"/>
-          <w:bCs w:val="0"/>
-          <w:i w:val="0"/>
-          <w:iCs w:val="0"/>
-          <w:caps w:val="0"/>
-          <w:smallCaps w:val="0"/>
-          <w:noProof w:val="0"/>
-          <w:color w:val="000000" w:themeColor="text1" w:themeTint="FF" w:themeShade="FF"/>
-          <w:sz w:val="22"/>
-          <w:szCs w:val="22"/>
-          <w:lang w:val="en-US"/>
-        </w:rPr>
-        <w:t>The best score when testing all these configurations was 0.7521. When applying the model to the test data, the score was 0.7504. This result is higher than that obtained with the Random Forest model used before, showing that the adjustments to the settings really improved the model's performance. Therefore, I decided to use the Random Forest model for my analysis.</w:t>
-      </w:r>
-    </w:p>
-    <w:p>
-      <w:pPr>
-        <w:spacing w:before="0" w:beforeAutospacing="off" w:after="200" w:afterAutospacing="off" w:line="276" w:lineRule="auto"/>
-        <w:ind w:left="0" w:right="0"/>
-        <w:jc w:val="left"/>
-        <w:rPr>
-          <w:rFonts w:ascii="Arial" w:hAnsi="Arial" w:eastAsia="Arial" w:cs="Arial"/>
-          <w:b w:val="0"/>
-          <w:bCs w:val="0"/>
-          <w:i w:val="0"/>
-          <w:iCs w:val="0"/>
-          <w:caps w:val="0"/>
-          <w:smallCaps w:val="0"/>
-          <w:noProof w:val="0"/>
-          <w:color w:val="000000" w:themeColor="text1" w:themeTint="FF" w:themeShade="FF"/>
-          <w:sz w:val="22"/>
-          <w:szCs w:val="22"/>
-          <w:lang w:val="pt-BR"/>
-        </w:rPr>
-      </w:pPr>
-      <w:r>
-        <w:rPr>
-          <w:rFonts w:ascii="Arial" w:hAnsi="Arial" w:eastAsia="Arial" w:cs="Arial"/>
-          <w:b w:val="0"/>
-          <w:bCs w:val="0"/>
-          <w:i w:val="0"/>
-          <w:iCs w:val="0"/>
-          <w:caps w:val="0"/>
-          <w:smallCaps w:val="0"/>
-          <w:noProof w:val="0"/>
-          <w:color w:val="000000" w:themeColor="text1" w:themeTint="FF" w:themeShade="FF"/>
-          <w:sz w:val="22"/>
-          <w:szCs w:val="22"/>
-          <w:lang w:val="en-US"/>
-        </w:rPr>
-        <w:t>Word count: 177</w:t>
-      </w:r>
-    </w:p>
-    <w:p>
-      <w:pPr>
-        <w:rPr>
-          <w:rFonts w:ascii="Arial" w:hAnsi="Arial" w:eastAsia="Arial" w:cs="Arial"/>
-          <w:b w:val="0"/>
-          <w:bCs w:val="0"/>
-          <w:i w:val="0"/>
-          <w:iCs w:val="0"/>
-          <w:caps w:val="0"/>
-          <w:smallCaps w:val="0"/>
-          <w:noProof w:val="0"/>
-          <w:color w:val="000000" w:themeColor="text1" w:themeTint="FF" w:themeShade="FF"/>
-          <w:sz w:val="22"/>
-          <w:szCs w:val="22"/>
-          <w:lang w:val="en-IE"/>
-        </w:rPr>
-      </w:pPr>
-    </w:p>
-    <w:p>
-      <w:pPr>
-        <w:pStyle w:val="Heading1"/>
+        <w:t xml:space="preserve">8. </w:t>
+      </w:r>
+      <w:r>
+        <w:rPr>
+          <w:rFonts w:ascii="Calibri" w:hAnsi="Calibri" w:eastAsia="Calibri" w:cs="Calibri"/>
+          <w:b w:val="1"/>
+          <w:bCs w:val="1"/>
+          <w:i w:val="0"/>
+          <w:iCs w:val="0"/>
+          <w:caps w:val="0"/>
+          <w:smallCaps w:val="0"/>
+          <w:noProof w:val="0"/>
+          <w:color w:val="365F91"/>
+          <w:sz w:val="28"/>
+          <w:szCs w:val="28"/>
+          <w:lang w:val="en-US"/>
+        </w:rPr>
+        <w:t xml:space="preserve">Results and Discussion </w:t>
+      </w:r>
+    </w:p>
+    <w:p>
+      <w:pPr>
+        <w:pStyle w:val="Normal"/>
+        <w:bidi w:val="0"/>
+        <w:rPr>
+          <w:rFonts w:ascii="Arial" w:hAnsi="Arial" w:eastAsia="Arial" w:cs="Arial"/>
+          <w:noProof w:val="0"/>
+          <w:sz w:val="22"/>
+          <w:szCs w:val="22"/>
+          <w:lang w:val="en-US"/>
+        </w:rPr>
+      </w:pPr>
+      <w:r>
+        <w:rPr>
+          <w:rFonts w:ascii="Arial" w:hAnsi="Arial" w:eastAsia="Arial" w:cs="Arial"/>
+          <w:noProof w:val="0"/>
+          <w:sz w:val="22"/>
+          <w:szCs w:val="22"/>
+          <w:lang w:val="en-US"/>
+        </w:rPr>
+        <w:t>The analysis showed that several environmental and operational variables were connected to fisheries performance and predicted revenue levels</w:t>
+      </w:r>
+      <w:r>
+        <w:rPr>
+          <w:rFonts w:ascii="Arial" w:hAnsi="Arial" w:eastAsia="Arial" w:cs="Arial"/>
+          <w:noProof w:val="0"/>
+          <w:sz w:val="22"/>
+          <w:szCs w:val="22"/>
+          <w:lang w:val="en-US"/>
+        </w:rPr>
+        <w:t>, d</w:t>
+      </w:r>
+      <w:r>
+        <w:rPr>
+          <w:rFonts w:ascii="Arial" w:hAnsi="Arial" w:eastAsia="Arial" w:cs="Arial"/>
+          <w:noProof w:val="0"/>
+          <w:sz w:val="22"/>
+          <w:szCs w:val="22"/>
+          <w:lang w:val="en-US"/>
+        </w:rPr>
+        <w:t>uring the exploratory analysis stage, some variables showed clearer relationships with predicted annual revenue than others, variables related to sustainability, fish stock levels, and investment tended to show more positive relationships with revenue outcomes.</w:t>
+      </w:r>
+    </w:p>
+    <w:p>
+      <w:pPr>
+        <w:keepNext w:val="1"/>
+        <w:keepLines w:val="1"/>
+        <w:bidi w:val="0"/>
+        <w:spacing w:before="480" w:after="0"/>
+        <w:rPr>
+          <w:rFonts w:ascii="Arial" w:hAnsi="Arial" w:eastAsia="Arial" w:cs="Arial"/>
+          <w:noProof w:val="0"/>
+          <w:sz w:val="22"/>
+          <w:szCs w:val="22"/>
+          <w:lang w:val="en-US"/>
+        </w:rPr>
+      </w:pPr>
+      <w:r>
+        <w:rPr>
+          <w:rFonts w:ascii="Arial" w:hAnsi="Arial" w:eastAsia="Arial" w:cs="Arial"/>
+          <w:noProof w:val="0"/>
+          <w:sz w:val="22"/>
+          <w:szCs w:val="22"/>
+          <w:lang w:val="en-US"/>
+        </w:rPr>
+        <w:t>The statistical analysis also helped confirm some of these patterns correlation analysis and regression results suggested that variables such as average fisher income and sustainability score may have stronger connections with higher predicted revenue values.</w:t>
+      </w:r>
+    </w:p>
+    <w:p>
+      <w:pPr>
+        <w:keepNext w:val="1"/>
+        <w:keepLines w:val="1"/>
+        <w:bidi w:val="0"/>
+        <w:spacing w:before="480" w:after="0"/>
+        <w:rPr>
+          <w:rFonts w:ascii="Arial" w:hAnsi="Arial" w:eastAsia="Arial" w:cs="Arial"/>
+          <w:noProof w:val="0"/>
+          <w:sz w:val="22"/>
+          <w:szCs w:val="22"/>
+          <w:lang w:val="en-US"/>
+        </w:rPr>
+      </w:pPr>
+      <w:r>
+        <w:rPr>
+          <w:rFonts w:ascii="Arial" w:hAnsi="Arial" w:eastAsia="Arial" w:cs="Arial"/>
+          <w:noProof w:val="0"/>
+          <w:sz w:val="22"/>
+          <w:szCs w:val="22"/>
+          <w:lang w:val="en-US"/>
+        </w:rPr>
+        <w:t>The machine learning models produced different levels of performance depending on the method used. Simpler models such as Linear Regression and Logistic Regression were useful for understanding the general relationships in the data, but tree-based models achieved stronger predictive performance overall.</w:t>
+      </w:r>
+    </w:p>
+    <w:p>
+      <w:pPr>
+        <w:keepNext w:val="1"/>
+        <w:keepLines w:val="1"/>
+        <w:bidi w:val="0"/>
+        <w:spacing w:before="480" w:after="0"/>
+        <w:rPr>
+          <w:rFonts w:ascii="Arial" w:hAnsi="Arial" w:eastAsia="Arial" w:cs="Arial"/>
+          <w:noProof w:val="0"/>
+          <w:sz w:val="22"/>
+          <w:szCs w:val="22"/>
+          <w:lang w:val="en-US"/>
+        </w:rPr>
+      </w:pPr>
+      <w:r>
+        <w:rPr>
+          <w:rFonts w:ascii="Arial" w:hAnsi="Arial" w:eastAsia="Arial" w:cs="Arial"/>
+          <w:noProof w:val="0"/>
+          <w:sz w:val="22"/>
+          <w:szCs w:val="22"/>
+          <w:lang w:val="en-US"/>
+        </w:rPr>
+        <w:t>Decision Tree and Random Forest models handled the dataset more effectively because they were better at capturing more complex relationships between variables. Cross-validation also showed that the models produced relatively stable results across different subsets of the dataset.</w:t>
+      </w:r>
+    </w:p>
+    <w:p>
+      <w:pPr>
+        <w:keepNext w:val="1"/>
+        <w:keepLines w:val="1"/>
+        <w:bidi w:val="0"/>
+        <w:spacing w:before="480" w:after="0"/>
+        <w:rPr>
+          <w:rFonts w:ascii="Arial" w:hAnsi="Arial" w:eastAsia="Arial" w:cs="Arial"/>
+          <w:noProof w:val="0"/>
+          <w:sz w:val="22"/>
+          <w:szCs w:val="22"/>
+          <w:lang w:val="en-US"/>
+        </w:rPr>
+      </w:pPr>
+      <w:r>
+        <w:rPr>
+          <w:rFonts w:ascii="Arial" w:hAnsi="Arial" w:eastAsia="Arial" w:cs="Arial"/>
+          <w:noProof w:val="0"/>
+          <w:sz w:val="22"/>
+          <w:szCs w:val="22"/>
+          <w:lang w:val="en-US"/>
+        </w:rPr>
+        <w:t>One limitation of the project is that the dataset was relatively small and based on simulated fisheries performance indicators rather than fully real operational data. Because of this, the model results should be interpreted carefully and not treated as exact predictions of real fisheries revenue.</w:t>
+      </w:r>
+    </w:p>
+    <w:p>
+      <w:pPr>
+        <w:keepNext w:val="1"/>
+        <w:keepLines w:val="1"/>
+        <w:bidi w:val="0"/>
+        <w:spacing w:before="480" w:after="0"/>
+        <w:rPr>
+          <w:rFonts w:ascii="Arial" w:hAnsi="Arial" w:eastAsia="Arial" w:cs="Arial"/>
+          <w:noProof w:val="0"/>
+          <w:sz w:val="22"/>
+          <w:szCs w:val="22"/>
+          <w:lang w:val="en-US"/>
+        </w:rPr>
+      </w:pPr>
+      <w:r>
+        <w:rPr>
+          <w:rFonts w:ascii="Arial" w:hAnsi="Arial" w:eastAsia="Arial" w:cs="Arial"/>
+          <w:noProof w:val="0"/>
+          <w:sz w:val="22"/>
+          <w:szCs w:val="22"/>
+          <w:lang w:val="en-US"/>
+        </w:rPr>
+        <w:t xml:space="preserve">Another limitation is that some external factors which may affect </w:t>
+      </w:r>
+      <w:r>
+        <w:rPr>
+          <w:rFonts w:ascii="Arial" w:hAnsi="Arial" w:eastAsia="Arial" w:cs="Arial"/>
+          <w:noProof w:val="0"/>
+          <w:sz w:val="22"/>
+          <w:szCs w:val="22"/>
+          <w:lang w:val="en-US"/>
+        </w:rPr>
+        <w:t>fisheries</w:t>
+      </w:r>
+      <w:r>
+        <w:rPr>
+          <w:rFonts w:ascii="Arial" w:hAnsi="Arial" w:eastAsia="Arial" w:cs="Arial"/>
+          <w:noProof w:val="0"/>
+          <w:sz w:val="22"/>
+          <w:szCs w:val="22"/>
+          <w:lang w:val="en-US"/>
+        </w:rPr>
+        <w:t xml:space="preserve"> performance were not included in the dataset. </w:t>
+      </w:r>
+      <w:r>
+        <w:rPr>
+          <w:rFonts w:ascii="Arial" w:hAnsi="Arial" w:eastAsia="Arial" w:cs="Arial"/>
+          <w:noProof w:val="0"/>
+          <w:sz w:val="22"/>
+          <w:szCs w:val="22"/>
+          <w:lang w:val="en-US"/>
+        </w:rPr>
+        <w:t>Examples could include fuel market changes, international trade policies, seasonal effects, or sudden environmental events.</w:t>
+      </w:r>
+    </w:p>
+    <w:p>
+      <w:pPr>
+        <w:keepNext w:val="1"/>
+        <w:keepLines w:val="1"/>
+        <w:bidi w:val="0"/>
+        <w:spacing w:before="480" w:after="0"/>
+        <w:rPr>
+          <w:rFonts w:ascii="Arial" w:hAnsi="Arial" w:eastAsia="Arial" w:cs="Arial"/>
+          <w:noProof w:val="0"/>
+          <w:sz w:val="22"/>
+          <w:szCs w:val="22"/>
+          <w:lang w:val="en-US"/>
+        </w:rPr>
+      </w:pPr>
+      <w:r>
+        <w:rPr>
+          <w:rFonts w:ascii="Arial" w:hAnsi="Arial" w:eastAsia="Arial" w:cs="Arial"/>
+          <w:noProof w:val="0"/>
+          <w:sz w:val="22"/>
+          <w:szCs w:val="22"/>
+          <w:lang w:val="en-US"/>
+        </w:rPr>
+        <w:t xml:space="preserve"> </w:t>
+      </w:r>
+      <w:r>
+        <w:rPr>
+          <w:rFonts w:ascii="Arial" w:hAnsi="Arial" w:eastAsia="Arial" w:cs="Arial"/>
+          <w:noProof w:val="0"/>
+          <w:sz w:val="22"/>
+          <w:szCs w:val="22"/>
+          <w:lang w:val="en-US"/>
+        </w:rPr>
+        <w:t>Even with these limitations, the project still provided useful practice in applying data preparation, statistical analysis, and machine learning techniques to a business-focused dataset.</w:t>
+      </w:r>
+    </w:p>
+    <w:p>
+      <w:pPr>
+        <w:pStyle w:val="Normal"/>
+        <w:bidi w:val="0"/>
+        <w:rPr>
+          <w:noProof w:val="0"/>
+          <w:lang w:val="en-US"/>
+        </w:rPr>
+      </w:pPr>
+    </w:p>
+    <w:p>
+      <w:pPr>
+        <w:pStyle w:val="Normal"/>
+        <w:bidi w:val="0"/>
+        <w:rPr>
+          <w:noProof w:val="0"/>
+          <w:lang w:val="en-US"/>
+        </w:rPr>
+      </w:pPr>
+    </w:p>
+    <w:p>
+      <w:pPr>
+        <w:pStyle w:val="Normal"/>
+        <w:bidi w:val="0"/>
+        <w:rPr>
+          <w:rFonts w:ascii="Arial" w:hAnsi="Arial" w:eastAsia="Arial" w:cs="Arial"/>
+          <w:noProof w:val="0"/>
+          <w:color w:val="auto"/>
+          <w:lang w:val="en-US"/>
+        </w:rPr>
+      </w:pPr>
+    </w:p>
+    <w:p>
+      <w:pPr>
         <w:keepNext w:val="1"/>
         <w:keepLines w:val="1"/>
         <w:spacing w:before="480" w:after="0"/>
         <w:rPr>
+          <w:rFonts w:ascii="Arial" w:hAnsi="Arial" w:eastAsia="Arial" w:cs="Arial"/>
+          <w:noProof w:val="0"/>
+          <w:lang w:val="en-US"/>
+        </w:rPr>
+      </w:pPr>
+    </w:p>
+    <w:p>
+      <w:pPr>
+        <w:keepNext w:val="1"/>
+        <w:keepLines w:val="1"/>
+        <w:spacing w:before="480" w:after="0"/>
+        <w:rPr>
+          <w:rFonts w:ascii="Arial" w:hAnsi="Arial" w:eastAsia="Arial" w:cs="Arial"/>
+          <w:noProof w:val="0"/>
+          <w:lang w:val="en-US"/>
+        </w:rPr>
+      </w:pPr>
+    </w:p>
+    <w:p>
+      <w:pPr>
+        <w:keepNext w:val="1"/>
+        <w:keepLines w:val="1"/>
+        <w:spacing w:before="480" w:after="0"/>
+        <w:rPr>
+          <w:rFonts w:ascii="Arial" w:hAnsi="Arial" w:eastAsia="Arial" w:cs="Arial"/>
+          <w:noProof w:val="0"/>
+          <w:sz w:val="22"/>
+          <w:szCs w:val="22"/>
+          <w:lang w:val="en-US"/>
+        </w:rPr>
+      </w:pPr>
+    </w:p>
+    <w:p>
+      <w:pPr>
+        <w:pStyle w:val="Heading1"/>
+        <w:suppressLineNumbers w:val="0"/>
+        <w:bidi w:val="0"/>
+        <w:spacing w:before="360" w:beforeAutospacing="off" w:after="80" w:afterAutospacing="off" w:line="240" w:lineRule="auto"/>
+        <w:ind w:left="0" w:right="0"/>
+        <w:jc w:val="left"/>
+        <w:rPr>
           <w:rFonts w:ascii="Calibri" w:hAnsi="Calibri" w:eastAsia="Calibri" w:cs="Calibri"/>
           <w:b w:val="1"/>
           <w:bCs w:val="1"/>
@@ -2197,7 +4499,7 @@
           <w:color w:val="365F91"/>
           <w:sz w:val="28"/>
           <w:szCs w:val="28"/>
-          <w:lang w:val="en-IE"/>
+          <w:lang w:val="en-US"/>
         </w:rPr>
       </w:pPr>
       <w:r>
@@ -2215,11 +4517,403 @@
           <w:szCs w:val="28"/>
           <w:lang w:val="en-US"/>
         </w:rPr>
-        <w:t>5. Comparison of Results and Interpretation</w:t>
-      </w:r>
-    </w:p>
-    <w:p>
-      <w:pPr>
+        <w:t>9. Conclusion</w:t>
+      </w:r>
+    </w:p>
+    <w:p>
+      <w:pPr>
+        <w:keepNext w:val="1"/>
+        <w:keepLines w:val="1"/>
+        <w:bidi w:val="0"/>
+        <w:spacing w:before="480" w:after="0"/>
+        <w:rPr>
+          <w:rFonts w:ascii="Arial" w:hAnsi="Arial" w:eastAsia="Arial" w:cs="Arial"/>
+          <w:noProof w:val="0"/>
+          <w:sz w:val="22"/>
+          <w:szCs w:val="22"/>
+          <w:lang w:val="en-US"/>
+        </w:rPr>
+      </w:pPr>
+      <w:r>
+        <w:rPr>
+          <w:rFonts w:ascii="Arial" w:hAnsi="Arial" w:eastAsia="Arial" w:cs="Arial"/>
+          <w:noProof w:val="0"/>
+          <w:sz w:val="22"/>
+          <w:szCs w:val="22"/>
+          <w:lang w:val="en-US"/>
+        </w:rPr>
+        <w:t>This project explored a fisheries dataset using data preparation, statistical analysis, and machine learning techniques covered during the semester.</w:t>
+      </w:r>
+    </w:p>
+    <w:p>
+      <w:pPr>
+        <w:keepNext w:val="1"/>
+        <w:keepLines w:val="1"/>
+        <w:bidi w:val="0"/>
+        <w:spacing w:before="480" w:after="0"/>
+        <w:rPr>
+          <w:rFonts w:ascii="Arial" w:hAnsi="Arial" w:eastAsia="Arial" w:cs="Arial"/>
+          <w:noProof w:val="0"/>
+          <w:sz w:val="22"/>
+          <w:szCs w:val="22"/>
+          <w:lang w:val="en-US"/>
+        </w:rPr>
+      </w:pPr>
+      <w:r>
+        <w:rPr>
+          <w:rFonts w:ascii="Arial" w:hAnsi="Arial" w:eastAsia="Arial" w:cs="Arial"/>
+          <w:noProof w:val="0"/>
+          <w:sz w:val="22"/>
+          <w:szCs w:val="22"/>
+          <w:lang w:val="en-US"/>
+        </w:rPr>
+        <w:t>The dataset required several cleaning and preparation steps before the analysis could begin</w:t>
+      </w:r>
+      <w:r>
+        <w:rPr>
+          <w:rFonts w:ascii="Arial" w:hAnsi="Arial" w:eastAsia="Arial" w:cs="Arial"/>
+          <w:noProof w:val="0"/>
+          <w:sz w:val="22"/>
+          <w:szCs w:val="22"/>
+          <w:lang w:val="en-US"/>
+        </w:rPr>
+        <w:t>, m</w:t>
+      </w:r>
+      <w:r>
+        <w:rPr>
+          <w:rFonts w:ascii="Arial" w:hAnsi="Arial" w:eastAsia="Arial" w:cs="Arial"/>
+          <w:noProof w:val="0"/>
+          <w:sz w:val="22"/>
+          <w:szCs w:val="22"/>
+          <w:lang w:val="en-US"/>
+        </w:rPr>
+        <w:t>issing values, duplicate rows, encoding, scaling, and feature engineering were all important parts of preparing the data for modelling and statistical analysis.</w:t>
+      </w:r>
+    </w:p>
+    <w:p>
+      <w:pPr>
+        <w:keepNext w:val="1"/>
+        <w:keepLines w:val="1"/>
+        <w:bidi w:val="0"/>
+        <w:spacing w:before="480" w:after="0"/>
+        <w:rPr>
+          <w:rFonts w:ascii="Arial" w:hAnsi="Arial" w:eastAsia="Arial" w:cs="Arial"/>
+          <w:noProof w:val="0"/>
+          <w:sz w:val="22"/>
+          <w:szCs w:val="22"/>
+          <w:lang w:val="en-US"/>
+        </w:rPr>
+      </w:pPr>
+      <w:r>
+        <w:rPr>
+          <w:rFonts w:ascii="Arial" w:hAnsi="Arial" w:eastAsia="Arial" w:cs="Arial"/>
+          <w:noProof w:val="0"/>
+          <w:sz w:val="22"/>
+          <w:szCs w:val="22"/>
+          <w:lang w:val="en-US"/>
+        </w:rPr>
+        <w:t xml:space="preserve">The statistical analysis helped </w:t>
+      </w:r>
+      <w:r>
+        <w:rPr>
+          <w:rFonts w:ascii="Arial" w:hAnsi="Arial" w:eastAsia="Arial" w:cs="Arial"/>
+          <w:noProof w:val="0"/>
+          <w:sz w:val="22"/>
+          <w:szCs w:val="22"/>
+          <w:lang w:val="en-US"/>
+        </w:rPr>
+        <w:t>identify</w:t>
+      </w:r>
+      <w:r>
+        <w:rPr>
+          <w:rFonts w:ascii="Arial" w:hAnsi="Arial" w:eastAsia="Arial" w:cs="Arial"/>
+          <w:noProof w:val="0"/>
+          <w:sz w:val="22"/>
+          <w:szCs w:val="22"/>
+          <w:lang w:val="en-US"/>
+        </w:rPr>
+        <w:t xml:space="preserve"> relationships between some of the variables and fisheries revenue</w:t>
+      </w:r>
+      <w:r>
+        <w:rPr>
+          <w:rFonts w:ascii="Arial" w:hAnsi="Arial" w:eastAsia="Arial" w:cs="Arial"/>
+          <w:noProof w:val="0"/>
+          <w:sz w:val="22"/>
+          <w:szCs w:val="22"/>
+          <w:lang w:val="en-US"/>
+        </w:rPr>
+        <w:t>, c</w:t>
+      </w:r>
+      <w:r>
+        <w:rPr>
+          <w:rFonts w:ascii="Arial" w:hAnsi="Arial" w:eastAsia="Arial" w:cs="Arial"/>
+          <w:noProof w:val="0"/>
+          <w:sz w:val="22"/>
+          <w:szCs w:val="22"/>
+          <w:lang w:val="en-US"/>
+        </w:rPr>
+        <w:t xml:space="preserve">orrelation analysis and regression also helped show how environmental, operational, and sustainability-related variables may influence </w:t>
+      </w:r>
+      <w:r>
+        <w:rPr>
+          <w:rFonts w:ascii="Arial" w:hAnsi="Arial" w:eastAsia="Arial" w:cs="Arial"/>
+          <w:noProof w:val="0"/>
+          <w:sz w:val="22"/>
+          <w:szCs w:val="22"/>
+          <w:lang w:val="en-US"/>
+        </w:rPr>
+        <w:t>fisheries performance.</w:t>
+      </w:r>
+    </w:p>
+    <w:p>
+      <w:pPr>
+        <w:keepNext w:val="1"/>
+        <w:keepLines w:val="1"/>
+        <w:bidi w:val="0"/>
+        <w:spacing w:before="480" w:after="0"/>
+        <w:rPr>
+          <w:rFonts w:ascii="Arial" w:hAnsi="Arial" w:eastAsia="Arial" w:cs="Arial"/>
+          <w:noProof w:val="0"/>
+          <w:sz w:val="22"/>
+          <w:szCs w:val="22"/>
+          <w:lang w:val="en-US"/>
+        </w:rPr>
+      </w:pPr>
+      <w:r>
+        <w:rPr>
+          <w:rFonts w:ascii="Arial" w:hAnsi="Arial" w:eastAsia="Arial" w:cs="Arial"/>
+          <w:noProof w:val="0"/>
+          <w:sz w:val="22"/>
+          <w:szCs w:val="22"/>
+          <w:lang w:val="en-US"/>
+        </w:rPr>
+        <w:t xml:space="preserve">Different machine learning models were tested for both regression and classification tasks. The results showed that tree-based models </w:t>
+      </w:r>
+      <w:r>
+        <w:rPr>
+          <w:rFonts w:ascii="Arial" w:hAnsi="Arial" w:eastAsia="Arial" w:cs="Arial"/>
+          <w:noProof w:val="0"/>
+          <w:sz w:val="22"/>
+          <w:szCs w:val="22"/>
+          <w:lang w:val="en-US"/>
+        </w:rPr>
+        <w:t>generally performed</w:t>
+      </w:r>
+      <w:r>
+        <w:rPr>
+          <w:rFonts w:ascii="Arial" w:hAnsi="Arial" w:eastAsia="Arial" w:cs="Arial"/>
+          <w:noProof w:val="0"/>
+          <w:sz w:val="22"/>
+          <w:szCs w:val="22"/>
+          <w:lang w:val="en-US"/>
+        </w:rPr>
+        <w:t xml:space="preserve"> better than the simpler models used in the project</w:t>
+      </w:r>
+      <w:r>
+        <w:rPr>
+          <w:rFonts w:ascii="Arial" w:hAnsi="Arial" w:eastAsia="Arial" w:cs="Arial"/>
+          <w:noProof w:val="0"/>
+          <w:sz w:val="22"/>
+          <w:szCs w:val="22"/>
+          <w:lang w:val="en-US"/>
+        </w:rPr>
+        <w:t>, c</w:t>
+      </w:r>
+      <w:r>
+        <w:rPr>
+          <w:rFonts w:ascii="Arial" w:hAnsi="Arial" w:eastAsia="Arial" w:cs="Arial"/>
+          <w:noProof w:val="0"/>
+          <w:sz w:val="22"/>
+          <w:szCs w:val="22"/>
+          <w:lang w:val="en-US"/>
+        </w:rPr>
+        <w:t>ross-validation and hyperparameter tuning also helped improve the reliability of the modelling process</w:t>
+      </w:r>
+    </w:p>
+    <w:p>
+      <w:pPr>
+        <w:keepNext w:val="1"/>
+        <w:keepLines w:val="1"/>
+        <w:bidi w:val="0"/>
+        <w:spacing w:before="480" w:after="0"/>
+        <w:rPr>
+          <w:rFonts w:ascii="Arial" w:hAnsi="Arial" w:eastAsia="Arial" w:cs="Arial"/>
+          <w:noProof w:val="0"/>
+          <w:sz w:val="22"/>
+          <w:szCs w:val="22"/>
+          <w:lang w:val="en-US"/>
+        </w:rPr>
+      </w:pPr>
+      <w:r>
+        <w:rPr>
+          <w:rFonts w:ascii="Arial" w:hAnsi="Arial" w:eastAsia="Arial" w:cs="Arial"/>
+          <w:noProof w:val="0"/>
+          <w:sz w:val="22"/>
+          <w:szCs w:val="22"/>
+          <w:lang w:val="en-US"/>
+        </w:rPr>
+        <w:t xml:space="preserve">One of the main things learned during this project was how important data preparation is before applying machine learning </w:t>
+      </w:r>
+      <w:r>
+        <w:rPr>
+          <w:rFonts w:ascii="Arial" w:hAnsi="Arial" w:eastAsia="Arial" w:cs="Arial"/>
+          <w:noProof w:val="0"/>
+          <w:sz w:val="22"/>
+          <w:szCs w:val="22"/>
+          <w:lang w:val="en-US"/>
+        </w:rPr>
+        <w:t>models</w:t>
+      </w:r>
+      <w:r>
+        <w:rPr>
+          <w:rFonts w:ascii="Arial" w:hAnsi="Arial" w:eastAsia="Arial" w:cs="Arial"/>
+          <w:noProof w:val="0"/>
+          <w:sz w:val="22"/>
+          <w:szCs w:val="22"/>
+          <w:lang w:val="en-US"/>
+        </w:rPr>
+        <w:t>,</w:t>
+      </w:r>
+      <w:r>
+        <w:rPr>
+          <w:rFonts w:ascii="Arial" w:hAnsi="Arial" w:eastAsia="Arial" w:cs="Arial"/>
+          <w:noProof w:val="0"/>
+          <w:sz w:val="22"/>
+          <w:szCs w:val="22"/>
+          <w:lang w:val="en-US"/>
+        </w:rPr>
+        <w:t xml:space="preserve"> </w:t>
+      </w:r>
+      <w:r>
+        <w:rPr>
+          <w:rFonts w:ascii="Arial" w:hAnsi="Arial" w:eastAsia="Arial" w:cs="Arial"/>
+          <w:noProof w:val="0"/>
+          <w:sz w:val="22"/>
+          <w:szCs w:val="22"/>
+          <w:lang w:val="en-US"/>
+        </w:rPr>
+        <w:t>s</w:t>
+      </w:r>
+      <w:r>
+        <w:rPr>
+          <w:rFonts w:ascii="Arial" w:hAnsi="Arial" w:eastAsia="Arial" w:cs="Arial"/>
+          <w:noProof w:val="0"/>
+          <w:sz w:val="22"/>
+          <w:szCs w:val="22"/>
+          <w:lang w:val="en-US"/>
+        </w:rPr>
+        <w:t>mall</w:t>
+      </w:r>
+      <w:r>
+        <w:rPr>
+          <w:rFonts w:ascii="Arial" w:hAnsi="Arial" w:eastAsia="Arial" w:cs="Arial"/>
+          <w:noProof w:val="0"/>
+          <w:sz w:val="22"/>
+          <w:szCs w:val="22"/>
+          <w:lang w:val="en-US"/>
+        </w:rPr>
+        <w:t xml:space="preserve"> issues in the dataset can affect the quality of the analysis and model performance.</w:t>
+      </w:r>
+      <w:r>
+        <w:rPr>
+          <w:rFonts w:ascii="Arial" w:hAnsi="Arial" w:eastAsia="Arial" w:cs="Arial"/>
+          <w:noProof w:val="0"/>
+          <w:sz w:val="22"/>
+          <w:szCs w:val="22"/>
+          <w:lang w:val="en-US"/>
+        </w:rPr>
+        <w:t xml:space="preserve"> </w:t>
+      </w:r>
+    </w:p>
+    <w:p>
+      <w:pPr>
+        <w:keepNext w:val="1"/>
+        <w:keepLines w:val="1"/>
+        <w:bidi w:val="0"/>
+        <w:spacing w:before="480" w:after="0"/>
+        <w:rPr>
+          <w:rFonts w:ascii="Arial" w:hAnsi="Arial" w:eastAsia="Arial" w:cs="Arial"/>
+          <w:noProof w:val="0"/>
+          <w:sz w:val="22"/>
+          <w:szCs w:val="22"/>
+          <w:lang w:val="en-US"/>
+        </w:rPr>
+      </w:pPr>
+      <w:r>
+        <w:rPr>
+          <w:rFonts w:ascii="Arial" w:hAnsi="Arial" w:eastAsia="Arial" w:cs="Arial"/>
+          <w:noProof w:val="0"/>
+          <w:sz w:val="22"/>
+          <w:szCs w:val="22"/>
+          <w:lang w:val="en-US"/>
+        </w:rPr>
+        <w:t xml:space="preserve">Overall, the project provided practical experience in using Python, statistical techniques, and machine learning methods to </w:t>
+      </w:r>
+      <w:r>
+        <w:rPr>
+          <w:rFonts w:ascii="Arial" w:hAnsi="Arial" w:eastAsia="Arial" w:cs="Arial"/>
+          <w:noProof w:val="0"/>
+          <w:sz w:val="22"/>
+          <w:szCs w:val="22"/>
+          <w:lang w:val="en-US"/>
+        </w:rPr>
+        <w:t>analyse</w:t>
+      </w:r>
+      <w:r>
+        <w:rPr>
+          <w:rFonts w:ascii="Arial" w:hAnsi="Arial" w:eastAsia="Arial" w:cs="Arial"/>
+          <w:noProof w:val="0"/>
+          <w:sz w:val="22"/>
+          <w:szCs w:val="22"/>
+          <w:lang w:val="en-US"/>
+        </w:rPr>
+        <w:t xml:space="preserve"> a business-focused dataset</w:t>
+      </w:r>
+      <w:r>
+        <w:rPr>
+          <w:rFonts w:ascii="Arial" w:hAnsi="Arial" w:eastAsia="Arial" w:cs="Arial"/>
+          <w:noProof w:val="0"/>
+          <w:sz w:val="22"/>
+          <w:szCs w:val="22"/>
+          <w:lang w:val="en-US"/>
+        </w:rPr>
+        <w:t>, it</w:t>
+      </w:r>
+      <w:r>
+        <w:rPr>
+          <w:rFonts w:ascii="Arial" w:hAnsi="Arial" w:eastAsia="Arial" w:cs="Arial"/>
+          <w:noProof w:val="0"/>
+          <w:sz w:val="22"/>
+          <w:szCs w:val="22"/>
+          <w:lang w:val="en-US"/>
+        </w:rPr>
+        <w:t xml:space="preserve"> also helped improve understanding of how data analytics can support decision-making in areas such as sustainability, revenue prediction, and export demand analysis in the fisheries sector</w:t>
+      </w:r>
+    </w:p>
+    <w:p>
+      <w:pPr>
+        <w:pStyle w:val="Normal"/>
+        <w:bidi w:val="0"/>
+        <w:rPr>
+          <w:noProof w:val="0"/>
+          <w:lang w:val="en-US"/>
+        </w:rPr>
+      </w:pPr>
+    </w:p>
+    <w:p>
+      <w:pPr>
+        <w:pStyle w:val="Normal"/>
+        <w:keepNext w:val="1"/>
+        <w:keepLines w:val="1"/>
+        <w:rPr>
+          <w:noProof w:val="0"/>
+          <w:lang w:val="en-US"/>
+        </w:rPr>
+      </w:pPr>
+    </w:p>
+    <w:p>
+      <w:pPr>
+        <w:spacing w:before="240" w:beforeAutospacing="off" w:after="240" w:afterAutospacing="off"/>
         <w:rPr>
           <w:rFonts w:ascii="Arial" w:hAnsi="Arial" w:eastAsia="Arial" w:cs="Arial"/>
           <w:b w:val="0"/>
@@ -2232,243 +4926,13 @@
           <w:color w:val="000000" w:themeColor="text1" w:themeTint="FF" w:themeShade="FF"/>
           <w:sz w:val="22"/>
           <w:szCs w:val="22"/>
-          <w:lang w:val="pt-BR"/>
-        </w:rPr>
-      </w:pPr>
-      <w:r>
-        <w:rPr>
-          <w:rFonts w:ascii="Arial" w:hAnsi="Arial" w:eastAsia="Arial" w:cs="Arial"/>
-          <w:b w:val="0"/>
-          <w:bCs w:val="0"/>
-          <w:i w:val="0"/>
-          <w:iCs w:val="0"/>
-          <w:caps w:val="0"/>
-          <w:smallCaps w:val="0"/>
-          <w:noProof w:val="0"/>
-          <w:color w:val="000000" w:themeColor="text1" w:themeTint="FF" w:themeShade="FF"/>
-          <w:sz w:val="22"/>
-          <w:szCs w:val="22"/>
-          <w:lang w:val="en-US"/>
-        </w:rPr>
-        <w:t>When comparing the model results, the Random Forest performed better than the Decision Tree in all stages, achieving accuracy in all training and testing splits, the cross-validation results also showed that its performance was more stable, and after adjusting the Random Forest model with GridSearchCV, it improved even further, making it the most robust model.</w:t>
-      </w:r>
-    </w:p>
-    <w:p>
-      <w:pPr>
-        <w:rPr>
-          <w:rFonts w:ascii="Arial" w:hAnsi="Arial" w:eastAsia="Arial" w:cs="Arial"/>
-          <w:b w:val="0"/>
-          <w:bCs w:val="0"/>
-          <w:i w:val="0"/>
-          <w:iCs w:val="0"/>
-          <w:caps w:val="0"/>
-          <w:smallCaps w:val="0"/>
-          <w:noProof w:val="0"/>
-          <w:color w:val="000000" w:themeColor="text1" w:themeTint="FF" w:themeShade="FF"/>
-          <w:sz w:val="22"/>
-          <w:szCs w:val="22"/>
-          <w:lang w:val="pt-BR"/>
-        </w:rPr>
-      </w:pPr>
-      <w:r>
-        <w:rPr>
-          <w:rFonts w:ascii="Arial" w:hAnsi="Arial" w:eastAsia="Arial" w:cs="Arial"/>
-          <w:b w:val="0"/>
-          <w:bCs w:val="0"/>
-          <w:i w:val="0"/>
-          <w:iCs w:val="0"/>
-          <w:caps w:val="0"/>
-          <w:smallCaps w:val="0"/>
-          <w:noProof w:val="0"/>
-          <w:color w:val="000000" w:themeColor="text1" w:themeTint="FF" w:themeShade="FF"/>
-          <w:sz w:val="22"/>
-          <w:szCs w:val="22"/>
-          <w:lang w:val="en-US"/>
-        </w:rPr>
-        <w:t>The Decision Tree was still useful as a comparison model, but its lower accuracy meant it wasn't as suitable for the dataset a single tree can be more sensitive to the data it was trained on, and this can affect its performance with the data.</w:t>
-      </w:r>
-    </w:p>
-    <w:p>
-      <w:pPr>
-        <w:rPr>
-          <w:rFonts w:ascii="Arial" w:hAnsi="Arial" w:eastAsia="Arial" w:cs="Arial"/>
-          <w:b w:val="0"/>
-          <w:bCs w:val="0"/>
-          <w:i w:val="0"/>
-          <w:iCs w:val="0"/>
-          <w:caps w:val="0"/>
-          <w:smallCaps w:val="0"/>
-          <w:noProof w:val="0"/>
-          <w:color w:val="000000" w:themeColor="text1" w:themeTint="FF" w:themeShade="FF"/>
-          <w:sz w:val="22"/>
-          <w:szCs w:val="22"/>
-          <w:lang w:val="pt-BR"/>
-        </w:rPr>
-      </w:pPr>
-      <w:r>
-        <w:rPr>
-          <w:rFonts w:ascii="Arial" w:hAnsi="Arial" w:eastAsia="Arial" w:cs="Arial"/>
-          <w:b w:val="0"/>
-          <w:bCs w:val="0"/>
-          <w:i w:val="0"/>
-          <w:iCs w:val="0"/>
-          <w:caps w:val="0"/>
-          <w:smallCaps w:val="0"/>
-          <w:noProof w:val="0"/>
-          <w:color w:val="000000" w:themeColor="text1" w:themeTint="FF" w:themeShade="FF"/>
-          <w:sz w:val="22"/>
-          <w:szCs w:val="22"/>
-          <w:lang w:val="en-US"/>
-        </w:rPr>
-        <w:t>In contrast, the Random Forest uses trees, which generally results in balanced and reliable data.</w:t>
-      </w:r>
-    </w:p>
-    <w:p>
-      <w:pPr>
-        <w:rPr>
-          <w:rFonts w:ascii="Arial" w:hAnsi="Arial" w:eastAsia="Arial" w:cs="Arial"/>
-          <w:b w:val="0"/>
-          <w:bCs w:val="0"/>
-          <w:i w:val="0"/>
-          <w:iCs w:val="0"/>
-          <w:caps w:val="0"/>
-          <w:smallCaps w:val="0"/>
-          <w:noProof w:val="0"/>
-          <w:color w:val="000000" w:themeColor="text1" w:themeTint="FF" w:themeShade="FF"/>
-          <w:sz w:val="22"/>
-          <w:szCs w:val="22"/>
-          <w:lang w:val="pt-BR"/>
-        </w:rPr>
-      </w:pPr>
-      <w:r>
-        <w:rPr>
-          <w:rFonts w:ascii="Arial" w:hAnsi="Arial" w:eastAsia="Arial" w:cs="Arial"/>
-          <w:b w:val="0"/>
-          <w:bCs w:val="0"/>
-          <w:i w:val="0"/>
-          <w:iCs w:val="0"/>
-          <w:caps w:val="0"/>
-          <w:smallCaps w:val="0"/>
-          <w:noProof w:val="0"/>
-          <w:color w:val="000000" w:themeColor="text1" w:themeTint="FF" w:themeShade="FF"/>
-          <w:sz w:val="22"/>
-          <w:szCs w:val="22"/>
-          <w:lang w:val="en-US"/>
-        </w:rPr>
-        <w:t>I also analyzed the importance of the variables at the end, showing which variables impacted the model, but an important point to remember is that the target classes were not balanced, so we shouldn't rely solely on accuracy.</w:t>
-      </w:r>
-    </w:p>
-    <w:p>
-      <w:pPr>
-        <w:rPr>
-          <w:rFonts w:ascii="Arial" w:hAnsi="Arial" w:eastAsia="Arial" w:cs="Arial"/>
-          <w:b w:val="0"/>
-          <w:bCs w:val="0"/>
-          <w:i w:val="0"/>
-          <w:iCs w:val="0"/>
-          <w:caps w:val="0"/>
-          <w:smallCaps w:val="0"/>
-          <w:noProof w:val="0"/>
-          <w:color w:val="000000" w:themeColor="text1" w:themeTint="FF" w:themeShade="FF"/>
-          <w:sz w:val="22"/>
-          <w:szCs w:val="22"/>
-          <w:lang w:val="pt-BR"/>
-        </w:rPr>
-      </w:pPr>
-      <w:r>
-        <w:rPr>
-          <w:rFonts w:ascii="Arial" w:hAnsi="Arial" w:eastAsia="Arial" w:cs="Arial"/>
-          <w:b w:val="0"/>
-          <w:bCs w:val="0"/>
-          <w:i w:val="0"/>
-          <w:iCs w:val="0"/>
-          <w:caps w:val="0"/>
-          <w:smallCaps w:val="0"/>
-          <w:noProof w:val="0"/>
-          <w:color w:val="000000" w:themeColor="text1" w:themeTint="FF" w:themeShade="FF"/>
-          <w:sz w:val="22"/>
-          <w:szCs w:val="22"/>
-          <w:lang w:val="en-US"/>
-        </w:rPr>
-        <w:t>Thus, the adjusted Random Forest showed the best balance between performance and generalization it performed well and generalized well to new data.</w:t>
-      </w:r>
-    </w:p>
-    <w:p>
-      <w:pPr>
-        <w:rPr>
-          <w:rFonts w:ascii="Arial" w:hAnsi="Arial" w:eastAsia="Arial" w:cs="Arial"/>
-          <w:b w:val="0"/>
-          <w:bCs w:val="0"/>
-          <w:i w:val="0"/>
-          <w:iCs w:val="0"/>
-          <w:caps w:val="0"/>
-          <w:smallCaps w:val="0"/>
-          <w:noProof w:val="0"/>
-          <w:color w:val="000000" w:themeColor="text1" w:themeTint="FF" w:themeShade="FF"/>
-          <w:sz w:val="22"/>
-          <w:szCs w:val="22"/>
-          <w:lang w:val="pt-BR"/>
-        </w:rPr>
-      </w:pPr>
-      <w:r>
-        <w:rPr>
-          <w:rFonts w:ascii="Arial" w:hAnsi="Arial" w:eastAsia="Arial" w:cs="Arial"/>
-          <w:b w:val="0"/>
-          <w:bCs w:val="0"/>
-          <w:i w:val="0"/>
-          <w:iCs w:val="0"/>
-          <w:caps w:val="0"/>
-          <w:smallCaps w:val="0"/>
-          <w:noProof w:val="0"/>
-          <w:color w:val="000000" w:themeColor="text1" w:themeTint="FF" w:themeShade="FF"/>
-          <w:sz w:val="22"/>
-          <w:szCs w:val="22"/>
-          <w:lang w:val="en-US"/>
-        </w:rPr>
-        <w:t>The Random Forest results were very reliable</w:t>
-      </w:r>
-    </w:p>
-    <w:p>
-      <w:pPr>
-        <w:rPr>
-          <w:rFonts w:ascii="Arial" w:hAnsi="Arial" w:eastAsia="Arial" w:cs="Arial"/>
-          <w:b w:val="0"/>
-          <w:bCs w:val="0"/>
-          <w:i w:val="0"/>
-          <w:iCs w:val="0"/>
-          <w:caps w:val="0"/>
-          <w:smallCaps w:val="0"/>
-          <w:noProof w:val="0"/>
-          <w:color w:val="000000" w:themeColor="text1" w:themeTint="FF" w:themeShade="FF"/>
-          <w:sz w:val="22"/>
-          <w:szCs w:val="22"/>
-          <w:lang w:val="en-IE"/>
-        </w:rPr>
-      </w:pPr>
-      <w:r>
-        <w:rPr>
-          <w:rFonts w:ascii="Arial" w:hAnsi="Arial" w:eastAsia="Arial" w:cs="Arial"/>
-          <w:b w:val="0"/>
-          <w:bCs w:val="0"/>
-          <w:i w:val="0"/>
-          <w:iCs w:val="0"/>
-          <w:caps w:val="0"/>
-          <w:smallCaps w:val="0"/>
-          <w:noProof w:val="0"/>
-          <w:color w:val="000000" w:themeColor="text1" w:themeTint="FF" w:themeShade="FF"/>
-          <w:sz w:val="22"/>
-          <w:szCs w:val="22"/>
-          <w:lang w:val="en-US"/>
-        </w:rPr>
-        <w:t>Word count: 183</w:t>
-      </w:r>
+          <w:lang w:val="en-US"/>
+        </w:rPr>
+      </w:pPr>
     </w:p>
     <w:p>
       <w:pPr>
         <w:pStyle w:val="Heading1"/>
-        <w:keepNext w:val="1"/>
-        <w:keepLines w:val="1"/>
-        <w:spacing w:before="480" w:after="0"/>
         <w:rPr>
           <w:rFonts w:ascii="Calibri" w:hAnsi="Calibri" w:eastAsia="Calibri" w:cs="Calibri"/>
           <w:b w:val="1"/>
@@ -2481,10 +4945,13 @@
           <w:color w:val="365F91"/>
           <w:sz w:val="28"/>
           <w:szCs w:val="28"/>
-          <w:lang w:val="en-IE"/>
-        </w:rPr>
-      </w:pPr>
-      <w:r>
+          <w:lang w:val="en-US"/>
+        </w:rPr>
+      </w:pPr>
+    </w:p>
+    <w:p>
+      <w:pPr>
+        <w:pStyle w:val="Heading1"/>
         <w:rPr>
           <w:rFonts w:ascii="Calibri" w:hAnsi="Calibri" w:eastAsia="Calibri" w:cs="Calibri"/>
           <w:b w:val="1"/>
@@ -2499,120 +4966,11 @@
           <w:szCs w:val="28"/>
           <w:lang w:val="en-US"/>
         </w:rPr>
-        <w:t>6. Conclusion</w:t>
-      </w:r>
-    </w:p>
-    <w:p>
-      <w:pPr>
-        <w:rPr>
-          <w:rFonts w:ascii="Arial" w:hAnsi="Arial" w:eastAsia="Arial" w:cs="Arial"/>
-          <w:b w:val="0"/>
-          <w:bCs w:val="0"/>
-          <w:i w:val="0"/>
-          <w:iCs w:val="0"/>
-          <w:caps w:val="0"/>
-          <w:smallCaps w:val="0"/>
-          <w:noProof w:val="0"/>
-          <w:color w:val="000000" w:themeColor="text1" w:themeTint="FF" w:themeShade="FF"/>
-          <w:sz w:val="22"/>
-          <w:szCs w:val="22"/>
-          <w:lang w:val="pt-BR"/>
-        </w:rPr>
-      </w:pPr>
-      <w:r>
-        <w:rPr>
-          <w:rFonts w:ascii="Arial" w:hAnsi="Arial" w:eastAsia="Arial" w:cs="Arial"/>
-          <w:b w:val="0"/>
-          <w:bCs w:val="0"/>
-          <w:i w:val="0"/>
-          <w:iCs w:val="0"/>
-          <w:caps w:val="0"/>
-          <w:smallCaps w:val="0"/>
-          <w:noProof w:val="0"/>
-          <w:color w:val="000000" w:themeColor="text1" w:themeTint="FF" w:themeShade="FF"/>
-          <w:sz w:val="22"/>
-          <w:szCs w:val="22"/>
-          <w:lang w:val="en-US"/>
-        </w:rPr>
-        <w:t xml:space="preserve">This project demonstrated that machine learning can be used to predict the severity of a road collision. Data from the UK Department for Transport was used, and several models were tested we found that Random Forest performed better than Decision Tree. </w:t>
-      </w:r>
-    </w:p>
-    <w:p>
-      <w:pPr>
-        <w:rPr>
-          <w:rFonts w:ascii="Arial" w:hAnsi="Arial" w:eastAsia="Arial" w:cs="Arial"/>
-          <w:b w:val="0"/>
-          <w:bCs w:val="0"/>
-          <w:i w:val="0"/>
-          <w:iCs w:val="0"/>
-          <w:caps w:val="0"/>
-          <w:smallCaps w:val="0"/>
-          <w:noProof w:val="0"/>
-          <w:color w:val="000000" w:themeColor="text1" w:themeTint="FF" w:themeShade="FF"/>
-          <w:sz w:val="22"/>
-          <w:szCs w:val="22"/>
-          <w:lang w:val="pt-BR"/>
-        </w:rPr>
-      </w:pPr>
-      <w:r>
-        <w:rPr>
-          <w:rFonts w:ascii="Arial" w:hAnsi="Arial" w:eastAsia="Arial" w:cs="Arial"/>
-          <w:b w:val="0"/>
-          <w:bCs w:val="0"/>
-          <w:i w:val="0"/>
-          <w:iCs w:val="0"/>
-          <w:caps w:val="0"/>
-          <w:smallCaps w:val="0"/>
-          <w:noProof w:val="0"/>
-          <w:color w:val="000000" w:themeColor="text1" w:themeTint="FF" w:themeShade="FF"/>
-          <w:sz w:val="22"/>
-          <w:szCs w:val="22"/>
-          <w:lang w:val="en-US"/>
-        </w:rPr>
-        <w:t>Further improvements to Random Forest were sought, leading to its selection as the model for this project. The project revealed that factors such as road conditions and the events that occurred during the accident can help explain why some collisions are more severe than others.</w:t>
-      </w:r>
-    </w:p>
-    <w:p>
-      <w:pPr>
-        <w:rPr>
-          <w:rFonts w:ascii="Arial" w:hAnsi="Arial" w:eastAsia="Arial" w:cs="Arial"/>
-          <w:b w:val="0"/>
-          <w:bCs w:val="0"/>
-          <w:i w:val="0"/>
-          <w:iCs w:val="0"/>
-          <w:caps w:val="0"/>
-          <w:smallCaps w:val="0"/>
-          <w:noProof w:val="0"/>
-          <w:color w:val="000000" w:themeColor="text1" w:themeTint="FF" w:themeShade="FF"/>
-          <w:sz w:val="22"/>
-          <w:szCs w:val="22"/>
-          <w:lang w:val="en-IE"/>
-        </w:rPr>
-      </w:pPr>
-      <w:r>
-        <w:rPr>
-          <w:rFonts w:ascii="Arial" w:hAnsi="Arial" w:eastAsia="Arial" w:cs="Arial"/>
-          <w:b w:val="0"/>
-          <w:bCs w:val="0"/>
-          <w:i w:val="0"/>
-          <w:iCs w:val="0"/>
-          <w:caps w:val="0"/>
-          <w:smallCaps w:val="0"/>
-          <w:noProof w:val="0"/>
-          <w:color w:val="000000" w:themeColor="text1" w:themeTint="FF" w:themeShade="FF"/>
-          <w:sz w:val="22"/>
-          <w:szCs w:val="22"/>
-          <w:lang w:val="en-US"/>
-        </w:rPr>
-        <w:t>Word count: 86</w:t>
-      </w:r>
+      </w:pPr>
     </w:p>
     <w:p>
       <w:pPr>
         <w:pStyle w:val="Heading1"/>
-        <w:keepNext w:val="1"/>
-        <w:keepLines w:val="1"/>
-        <w:spacing w:before="480" w:after="0"/>
         <w:rPr>
           <w:rFonts w:ascii="Calibri" w:hAnsi="Calibri" w:eastAsia="Calibri" w:cs="Calibri"/>
           <w:b w:val="1"/>
@@ -2625,10 +4983,13 @@
           <w:color w:val="365F91"/>
           <w:sz w:val="28"/>
           <w:szCs w:val="28"/>
-          <w:lang w:val="pt-BR"/>
-        </w:rPr>
-      </w:pPr>
-      <w:r>
+          <w:lang w:val="en-US"/>
+        </w:rPr>
+      </w:pPr>
+    </w:p>
+    <w:p>
+      <w:pPr>
+        <w:pStyle w:val="Heading1"/>
         <w:rPr>
           <w:rFonts w:ascii="Calibri" w:hAnsi="Calibri" w:eastAsia="Calibri" w:cs="Calibri"/>
           <w:b w:val="1"/>
@@ -2643,287 +5004,7 @@
           <w:szCs w:val="28"/>
           <w:lang w:val="en-US"/>
         </w:rPr>
-        <w:t>References</w:t>
-      </w:r>
-    </w:p>
-    <w:p>
-      <w:pPr>
-        <w:rPr>
-          <w:rFonts w:ascii="Arial" w:hAnsi="Arial" w:eastAsia="Arial" w:cs="Arial"/>
-          <w:b w:val="0"/>
-          <w:bCs w:val="0"/>
-          <w:i w:val="0"/>
-          <w:iCs w:val="0"/>
-          <w:caps w:val="0"/>
-          <w:smallCaps w:val="0"/>
-          <w:noProof w:val="0"/>
-          <w:color w:val="000000" w:themeColor="text1" w:themeTint="FF" w:themeShade="FF"/>
-          <w:sz w:val="22"/>
-          <w:szCs w:val="22"/>
-          <w:lang w:val="en-IE"/>
-        </w:rPr>
-      </w:pPr>
-      <w:r>
-        <w:rPr>
-          <w:rFonts w:ascii="Arial" w:hAnsi="Arial" w:eastAsia="Arial" w:cs="Arial"/>
-          <w:b w:val="0"/>
-          <w:bCs w:val="0"/>
-          <w:i w:val="0"/>
-          <w:iCs w:val="0"/>
-          <w:caps w:val="0"/>
-          <w:smallCaps w:val="0"/>
-          <w:noProof w:val="0"/>
-          <w:color w:val="000000" w:themeColor="text1" w:themeTint="FF" w:themeShade="FF"/>
-          <w:sz w:val="22"/>
-          <w:szCs w:val="22"/>
-          <w:lang w:val="en-US"/>
-        </w:rPr>
-        <w:t xml:space="preserve">Department for Transport (2024) </w:t>
-      </w:r>
-      <w:r>
-        <w:rPr>
-          <w:rFonts w:ascii="Arial" w:hAnsi="Arial" w:eastAsia="Arial" w:cs="Arial"/>
-          <w:b w:val="0"/>
-          <w:bCs w:val="0"/>
-          <w:i w:val="1"/>
-          <w:iCs w:val="1"/>
-          <w:caps w:val="0"/>
-          <w:smallCaps w:val="0"/>
-          <w:noProof w:val="0"/>
-          <w:color w:val="000000" w:themeColor="text1" w:themeTint="FF" w:themeShade="FF"/>
-          <w:sz w:val="22"/>
-          <w:szCs w:val="22"/>
-          <w:lang w:val="en-US"/>
-        </w:rPr>
-        <w:t>Road safety open data</w:t>
-      </w:r>
-      <w:r>
-        <w:rPr>
-          <w:rFonts w:ascii="Arial" w:hAnsi="Arial" w:eastAsia="Arial" w:cs="Arial"/>
-          <w:b w:val="0"/>
-          <w:bCs w:val="0"/>
-          <w:i w:val="0"/>
-          <w:iCs w:val="0"/>
-          <w:caps w:val="0"/>
-          <w:smallCaps w:val="0"/>
-          <w:noProof w:val="0"/>
-          <w:color w:val="000000" w:themeColor="text1" w:themeTint="FF" w:themeShade="FF"/>
-          <w:sz w:val="22"/>
-          <w:szCs w:val="22"/>
-          <w:lang w:val="en-US"/>
-        </w:rPr>
-        <w:t>. Available at: GOV.UK website (Accessed: 20 April 2026).</w:t>
-      </w:r>
-    </w:p>
-    <w:p>
-      <w:pPr>
-        <w:spacing w:before="240" w:beforeAutospacing="off" w:after="240" w:afterAutospacing="off"/>
-        <w:rPr>
-          <w:rFonts w:ascii="Arial" w:hAnsi="Arial" w:eastAsia="Arial" w:cs="Arial"/>
-          <w:b w:val="0"/>
-          <w:bCs w:val="0"/>
-          <w:i w:val="0"/>
-          <w:iCs w:val="0"/>
-          <w:caps w:val="0"/>
-          <w:smallCaps w:val="0"/>
-          <w:noProof w:val="0"/>
-          <w:color w:val="000000" w:themeColor="text1" w:themeTint="FF" w:themeShade="FF"/>
-          <w:sz w:val="22"/>
-          <w:szCs w:val="22"/>
-          <w:lang w:val="pt-BR"/>
-        </w:rPr>
-      </w:pPr>
-      <w:r>
-        <w:rPr>
-          <w:rFonts w:ascii="Arial" w:hAnsi="Arial" w:eastAsia="Arial" w:cs="Arial"/>
-          <w:b w:val="0"/>
-          <w:bCs w:val="0"/>
-          <w:i w:val="0"/>
-          <w:iCs w:val="0"/>
-          <w:caps w:val="0"/>
-          <w:smallCaps w:val="0"/>
-          <w:noProof w:val="0"/>
-          <w:color w:val="000000" w:themeColor="text1" w:themeTint="FF" w:themeShade="FF"/>
-          <w:sz w:val="22"/>
-          <w:szCs w:val="22"/>
-          <w:lang w:val="en-US"/>
-        </w:rPr>
-        <w:t xml:space="preserve">Scikit-learn </w:t>
-      </w:r>
-      <w:r>
-        <w:rPr>
-          <w:rFonts w:ascii="Arial" w:hAnsi="Arial" w:eastAsia="Arial" w:cs="Arial"/>
-          <w:b w:val="0"/>
-          <w:bCs w:val="0"/>
-          <w:i w:val="1"/>
-          <w:iCs w:val="1"/>
-          <w:caps w:val="0"/>
-          <w:smallCaps w:val="0"/>
-          <w:noProof w:val="0"/>
-          <w:color w:val="000000" w:themeColor="text1" w:themeTint="FF" w:themeShade="FF"/>
-          <w:sz w:val="22"/>
-          <w:szCs w:val="22"/>
-          <w:lang w:val="en-US"/>
-        </w:rPr>
-        <w:t>DecisionTreeClassifier</w:t>
-      </w:r>
-      <w:r>
-        <w:rPr>
-          <w:rFonts w:ascii="Arial" w:hAnsi="Arial" w:eastAsia="Arial" w:cs="Arial"/>
-          <w:b w:val="0"/>
-          <w:bCs w:val="0"/>
-          <w:i w:val="0"/>
-          <w:iCs w:val="0"/>
-          <w:caps w:val="0"/>
-          <w:smallCaps w:val="0"/>
-          <w:noProof w:val="0"/>
-          <w:color w:val="000000" w:themeColor="text1" w:themeTint="FF" w:themeShade="FF"/>
-          <w:sz w:val="22"/>
-          <w:szCs w:val="22"/>
-          <w:lang w:val="en-US"/>
-        </w:rPr>
-        <w:t xml:space="preserve">. Available at: scikit-learn documentation (Accessed: 22 April 2026). </w:t>
-      </w:r>
-    </w:p>
-    <w:p>
-      <w:pPr>
-        <w:spacing w:before="240" w:beforeAutospacing="off" w:after="240" w:afterAutospacing="off"/>
-        <w:rPr>
-          <w:rFonts w:ascii="Arial" w:hAnsi="Arial" w:eastAsia="Arial" w:cs="Arial"/>
-          <w:b w:val="0"/>
-          <w:bCs w:val="0"/>
-          <w:i w:val="0"/>
-          <w:iCs w:val="0"/>
-          <w:caps w:val="0"/>
-          <w:smallCaps w:val="0"/>
-          <w:noProof w:val="0"/>
-          <w:color w:val="000000" w:themeColor="text1" w:themeTint="FF" w:themeShade="FF"/>
-          <w:sz w:val="22"/>
-          <w:szCs w:val="22"/>
-          <w:lang w:val="pt-BR"/>
-        </w:rPr>
-      </w:pPr>
-      <w:r>
-        <w:rPr>
-          <w:rFonts w:ascii="Arial" w:hAnsi="Arial" w:eastAsia="Arial" w:cs="Arial"/>
-          <w:b w:val="0"/>
-          <w:bCs w:val="0"/>
-          <w:i w:val="0"/>
-          <w:iCs w:val="0"/>
-          <w:caps w:val="0"/>
-          <w:smallCaps w:val="0"/>
-          <w:noProof w:val="0"/>
-          <w:color w:val="000000" w:themeColor="text1" w:themeTint="FF" w:themeShade="FF"/>
-          <w:sz w:val="22"/>
-          <w:szCs w:val="22"/>
-          <w:lang w:val="en-US"/>
-        </w:rPr>
-        <w:t xml:space="preserve">Scikit-learn </w:t>
-      </w:r>
-      <w:r>
-        <w:rPr>
-          <w:rFonts w:ascii="Arial" w:hAnsi="Arial" w:eastAsia="Arial" w:cs="Arial"/>
-          <w:b w:val="0"/>
-          <w:bCs w:val="0"/>
-          <w:i w:val="1"/>
-          <w:iCs w:val="1"/>
-          <w:caps w:val="0"/>
-          <w:smallCaps w:val="0"/>
-          <w:noProof w:val="0"/>
-          <w:color w:val="000000" w:themeColor="text1" w:themeTint="FF" w:themeShade="FF"/>
-          <w:sz w:val="22"/>
-          <w:szCs w:val="22"/>
-          <w:lang w:val="en-US"/>
-        </w:rPr>
-        <w:t>RandomForestClassifier</w:t>
-      </w:r>
-      <w:r>
-        <w:rPr>
-          <w:rFonts w:ascii="Arial" w:hAnsi="Arial" w:eastAsia="Arial" w:cs="Arial"/>
-          <w:b w:val="0"/>
-          <w:bCs w:val="0"/>
-          <w:i w:val="0"/>
-          <w:iCs w:val="0"/>
-          <w:caps w:val="0"/>
-          <w:smallCaps w:val="0"/>
-          <w:noProof w:val="0"/>
-          <w:color w:val="000000" w:themeColor="text1" w:themeTint="FF" w:themeShade="FF"/>
-          <w:sz w:val="22"/>
-          <w:szCs w:val="22"/>
-          <w:lang w:val="en-US"/>
-        </w:rPr>
-        <w:t xml:space="preserve">. Available at: scikit-learn documentation (Accessed: 22 April 2026). </w:t>
-      </w:r>
-    </w:p>
-    <w:p>
-      <w:pPr>
-        <w:spacing w:before="240" w:beforeAutospacing="off" w:after="240" w:afterAutospacing="off"/>
-        <w:rPr>
-          <w:rFonts w:ascii="Arial" w:hAnsi="Arial" w:eastAsia="Arial" w:cs="Arial"/>
-          <w:b w:val="0"/>
-          <w:bCs w:val="0"/>
-          <w:i w:val="0"/>
-          <w:iCs w:val="0"/>
-          <w:caps w:val="0"/>
-          <w:smallCaps w:val="0"/>
-          <w:noProof w:val="0"/>
-          <w:color w:val="000000" w:themeColor="text1" w:themeTint="FF" w:themeShade="FF"/>
-          <w:sz w:val="22"/>
-          <w:szCs w:val="22"/>
-          <w:lang w:val="pt-BR"/>
-        </w:rPr>
-      </w:pPr>
-      <w:r>
-        <w:rPr>
-          <w:rFonts w:ascii="Arial" w:hAnsi="Arial" w:eastAsia="Arial" w:cs="Arial"/>
-          <w:b w:val="0"/>
-          <w:bCs w:val="0"/>
-          <w:i w:val="0"/>
-          <w:iCs w:val="0"/>
-          <w:caps w:val="0"/>
-          <w:smallCaps w:val="0"/>
-          <w:noProof w:val="0"/>
-          <w:color w:val="000000" w:themeColor="text1" w:themeTint="FF" w:themeShade="FF"/>
-          <w:sz w:val="22"/>
-          <w:szCs w:val="22"/>
-          <w:lang w:val="en-US"/>
-        </w:rPr>
-        <w:t xml:space="preserve">Scikit-learn </w:t>
-      </w:r>
-      <w:r>
-        <w:rPr>
-          <w:rFonts w:ascii="Arial" w:hAnsi="Arial" w:eastAsia="Arial" w:cs="Arial"/>
-          <w:b w:val="0"/>
-          <w:bCs w:val="0"/>
-          <w:i w:val="1"/>
-          <w:iCs w:val="1"/>
-          <w:caps w:val="0"/>
-          <w:smallCaps w:val="0"/>
-          <w:noProof w:val="0"/>
-          <w:color w:val="000000" w:themeColor="text1" w:themeTint="FF" w:themeShade="FF"/>
-          <w:sz w:val="22"/>
-          <w:szCs w:val="22"/>
-          <w:lang w:val="en-US"/>
-        </w:rPr>
-        <w:t>GridSearchCV</w:t>
-      </w:r>
-      <w:r>
-        <w:rPr>
-          <w:rFonts w:ascii="Arial" w:hAnsi="Arial" w:eastAsia="Arial" w:cs="Arial"/>
-          <w:b w:val="0"/>
-          <w:bCs w:val="0"/>
-          <w:i w:val="0"/>
-          <w:iCs w:val="0"/>
-          <w:caps w:val="0"/>
-          <w:smallCaps w:val="0"/>
-          <w:noProof w:val="0"/>
-          <w:color w:val="000000" w:themeColor="text1" w:themeTint="FF" w:themeShade="FF"/>
-          <w:sz w:val="22"/>
-          <w:szCs w:val="22"/>
-          <w:lang w:val="en-US"/>
-        </w:rPr>
-        <w:t>. Available at: scikit-learn documentation (Accessed: 23 April 2026).</w:t>
-      </w:r>
+      </w:pPr>
     </w:p>
     <w:p>
       <w:pPr>
@@ -2940,10 +5021,13 @@
           <w:color w:val="365F91"/>
           <w:sz w:val="28"/>
           <w:szCs w:val="28"/>
-          <w:lang w:val="en-IE"/>
-        </w:rPr>
-      </w:pPr>
-      <w:r>
+          <w:lang w:val="en-US"/>
+        </w:rPr>
+      </w:pPr>
+    </w:p>
+    <w:p>
+      <w:pPr>
+        <w:pStyle w:val="Heading1"/>
         <w:rPr>
           <w:rFonts w:ascii="Calibri" w:hAnsi="Calibri" w:eastAsia="Calibri" w:cs="Calibri"/>
           <w:b w:val="1"/>
@@ -2958,187 +5042,13 @@
           <w:szCs w:val="28"/>
           <w:lang w:val="en-US"/>
         </w:rPr>
-        <w:t>Appendix A. Use of AI</w:t>
-      </w:r>
-    </w:p>
-    <w:p>
-      <w:pPr>
-        <w:rPr>
-          <w:rFonts w:ascii="Arial" w:hAnsi="Arial" w:eastAsia="Arial" w:cs="Arial"/>
-          <w:b w:val="0"/>
-          <w:bCs w:val="0"/>
-          <w:i w:val="0"/>
-          <w:iCs w:val="0"/>
-          <w:caps w:val="0"/>
-          <w:smallCaps w:val="0"/>
-          <w:noProof w:val="0"/>
-          <w:color w:val="000000" w:themeColor="text1" w:themeTint="FF" w:themeShade="FF"/>
-          <w:sz w:val="22"/>
-          <w:szCs w:val="22"/>
-          <w:lang w:val="pt-BR"/>
-        </w:rPr>
-      </w:pPr>
-      <w:r>
-        <w:rPr>
-          <w:rFonts w:ascii="Arial" w:hAnsi="Arial" w:eastAsia="Arial" w:cs="Arial"/>
-          <w:b w:val="0"/>
-          <w:bCs w:val="0"/>
-          <w:i w:val="0"/>
-          <w:iCs w:val="0"/>
-          <w:caps w:val="0"/>
-          <w:smallCaps w:val="0"/>
-          <w:noProof w:val="0"/>
-          <w:color w:val="000000" w:themeColor="text1" w:themeTint="FF" w:themeShade="FF"/>
-          <w:sz w:val="22"/>
-          <w:szCs w:val="22"/>
-          <w:lang w:val="en-US"/>
-        </w:rPr>
-        <w:t>Artificial Intelligence was used in this task as a support tool. It helped me organize the project steps, was useful for improving the structure of the reports, and also helped me rewrite parts of the English text. It checked if some explanations were clear.</w:t>
-      </w:r>
-    </w:p>
-    <w:p>
-      <w:pPr>
-        <w:rPr>
-          <w:rFonts w:ascii="Arial" w:hAnsi="Arial" w:eastAsia="Arial" w:cs="Arial"/>
-          <w:b w:val="0"/>
-          <w:bCs w:val="0"/>
-          <w:i w:val="0"/>
-          <w:iCs w:val="0"/>
-          <w:caps w:val="0"/>
-          <w:smallCaps w:val="0"/>
-          <w:noProof w:val="0"/>
-          <w:color w:val="000000" w:themeColor="text1" w:themeTint="FF" w:themeShade="FF"/>
-          <w:sz w:val="22"/>
-          <w:szCs w:val="22"/>
-          <w:lang w:val="pt-BR"/>
-        </w:rPr>
-      </w:pPr>
-      <w:r>
-        <w:rPr>
-          <w:rFonts w:ascii="Arial" w:hAnsi="Arial" w:eastAsia="Arial" w:cs="Arial"/>
-          <w:b w:val="0"/>
-          <w:bCs w:val="0"/>
-          <w:i w:val="0"/>
-          <w:iCs w:val="0"/>
-          <w:caps w:val="0"/>
-          <w:smallCaps w:val="0"/>
-          <w:noProof w:val="0"/>
-          <w:color w:val="000000" w:themeColor="text1" w:themeTint="FF" w:themeShade="FF"/>
-          <w:sz w:val="22"/>
-          <w:szCs w:val="22"/>
-          <w:lang w:val="en-US"/>
-        </w:rPr>
-        <w:t>It was also useful for comparing models and helped me ensure that the results were clearly explained.</w:t>
-      </w:r>
-    </w:p>
-    <w:p>
-      <w:pPr>
-        <w:rPr>
-          <w:rFonts w:ascii="Arial" w:hAnsi="Arial" w:eastAsia="Arial" w:cs="Arial"/>
-          <w:b w:val="0"/>
-          <w:bCs w:val="0"/>
-          <w:i w:val="0"/>
-          <w:iCs w:val="0"/>
-          <w:caps w:val="0"/>
-          <w:smallCaps w:val="0"/>
-          <w:noProof w:val="0"/>
-          <w:color w:val="000000" w:themeColor="text1" w:themeTint="FF" w:themeShade="FF"/>
-          <w:sz w:val="22"/>
-          <w:szCs w:val="22"/>
-          <w:lang w:val="pt-BR"/>
-        </w:rPr>
-      </w:pPr>
-      <w:r>
-        <w:rPr>
-          <w:rFonts w:ascii="Arial" w:hAnsi="Arial" w:eastAsia="Arial" w:cs="Arial"/>
-          <w:b w:val="0"/>
-          <w:bCs w:val="0"/>
-          <w:i w:val="0"/>
-          <w:iCs w:val="0"/>
-          <w:caps w:val="0"/>
-          <w:smallCaps w:val="0"/>
-          <w:noProof w:val="0"/>
-          <w:color w:val="000000" w:themeColor="text1" w:themeTint="FF" w:themeShade="FF"/>
-          <w:sz w:val="22"/>
-          <w:szCs w:val="22"/>
-          <w:lang w:val="en-US"/>
-        </w:rPr>
-        <w:t>I used AI to review the tasks in the notebook, and this was especially useful in the transition from data exploration to model building and in the next steps, which were model comparison, cross-validation, and hyperparameter tuning.</w:t>
-      </w:r>
-    </w:p>
-    <w:p>
-      <w:pPr>
-        <w:rPr>
-          <w:rFonts w:ascii="Arial" w:hAnsi="Arial" w:eastAsia="Arial" w:cs="Arial"/>
-          <w:b w:val="0"/>
-          <w:bCs w:val="0"/>
-          <w:i w:val="0"/>
-          <w:iCs w:val="0"/>
-          <w:caps w:val="0"/>
-          <w:smallCaps w:val="0"/>
-          <w:noProof w:val="0"/>
-          <w:color w:val="000000" w:themeColor="text1" w:themeTint="FF" w:themeShade="FF"/>
-          <w:sz w:val="22"/>
-          <w:szCs w:val="22"/>
-          <w:lang w:val="pt-BR"/>
-        </w:rPr>
-      </w:pPr>
-      <w:r>
-        <w:rPr>
-          <w:rFonts w:ascii="Arial" w:hAnsi="Arial" w:eastAsia="Arial" w:cs="Arial"/>
-          <w:b w:val="0"/>
-          <w:bCs w:val="0"/>
-          <w:i w:val="0"/>
-          <w:iCs w:val="0"/>
-          <w:caps w:val="0"/>
-          <w:smallCaps w:val="0"/>
-          <w:noProof w:val="0"/>
-          <w:color w:val="000000" w:themeColor="text1" w:themeTint="FF" w:themeShade="FF"/>
-          <w:sz w:val="22"/>
-          <w:szCs w:val="22"/>
-          <w:lang w:val="en-US"/>
-        </w:rPr>
-        <w:t>The AI support kept my work organized it made the report easier to follow in some cases, I used to check my interpretation of the results and whether the order of some code was correct, which helped me identify if any section needed improvement.</w:t>
-      </w:r>
-    </w:p>
-    <w:p>
-      <w:pPr>
-        <w:rPr>
-          <w:rFonts w:ascii="Arial" w:hAnsi="Arial" w:eastAsia="Arial" w:cs="Arial"/>
-          <w:b w:val="0"/>
-          <w:bCs w:val="0"/>
-          <w:i w:val="0"/>
-          <w:iCs w:val="0"/>
-          <w:caps w:val="0"/>
-          <w:smallCaps w:val="0"/>
-          <w:noProof w:val="0"/>
-          <w:color w:val="000000" w:themeColor="text1" w:themeTint="FF" w:themeShade="FF"/>
-          <w:sz w:val="22"/>
-          <w:szCs w:val="22"/>
-          <w:lang w:val="pt-BR"/>
-        </w:rPr>
-      </w:pPr>
-    </w:p>
-    <w:p>
-      <w:pPr>
-        <w:rPr>
-          <w:rFonts w:ascii="Arial" w:hAnsi="Arial" w:eastAsia="Arial" w:cs="Arial"/>
-          <w:b w:val="0"/>
-          <w:bCs w:val="0"/>
-          <w:i w:val="0"/>
-          <w:iCs w:val="0"/>
-          <w:caps w:val="0"/>
-          <w:smallCaps w:val="0"/>
-          <w:noProof w:val="0"/>
-          <w:color w:val="000000" w:themeColor="text1" w:themeTint="FF" w:themeShade="FF"/>
-          <w:sz w:val="22"/>
-          <w:szCs w:val="22"/>
-          <w:lang w:val="pt-BR"/>
-        </w:rPr>
-      </w:pPr>
-      <w:r>
-        <w:rPr>
-          <w:rFonts w:ascii="Arial" w:hAnsi="Arial" w:eastAsia="Arial" w:cs="Arial"/>
+      </w:pPr>
+    </w:p>
+    <w:p>
+      <w:pPr>
+        <w:pStyle w:val="Heading1"/>
+        <w:rPr>
+          <w:rFonts w:ascii="Calibri" w:hAnsi="Calibri" w:eastAsia="Calibri" w:cs="Calibri"/>
           <w:b w:val="1"/>
           <w:bCs w:val="1"/>
           <w:i w:val="0"/>
@@ -3146,51 +5056,18 @@
           <w:caps w:val="0"/>
           <w:smallCaps w:val="0"/>
           <w:noProof w:val="0"/>
-          <w:color w:val="000000" w:themeColor="text1" w:themeTint="FF" w:themeShade="FF"/>
-          <w:sz w:val="22"/>
-          <w:szCs w:val="22"/>
-          <w:lang w:val="en-US"/>
-        </w:rPr>
-        <w:t xml:space="preserve">Prompt 1: </w:t>
-      </w:r>
-      <w:r>
-        <w:rPr>
-          <w:rFonts w:ascii="Arial" w:hAnsi="Arial" w:eastAsia="Arial" w:cs="Arial"/>
-          <w:b w:val="0"/>
-          <w:bCs w:val="0"/>
-          <w:i w:val="0"/>
-          <w:iCs w:val="0"/>
-          <w:caps w:val="0"/>
-          <w:smallCaps w:val="0"/>
-          <w:noProof w:val="0"/>
-          <w:color w:val="000000" w:themeColor="text1" w:themeTint="FF" w:themeShade="FF"/>
-          <w:sz w:val="22"/>
-          <w:szCs w:val="22"/>
-          <w:lang w:val="en-US"/>
-        </w:rPr>
-        <w:t>Explain the difference between Decision Tree and Random Forest in simple terms</w:t>
-      </w:r>
-    </w:p>
-    <w:p>
-      <w:pPr>
-        <w:rPr>
-          <w:rFonts w:ascii="Arial" w:hAnsi="Arial" w:eastAsia="Arial" w:cs="Arial"/>
-          <w:b w:val="0"/>
-          <w:bCs w:val="0"/>
-          <w:i w:val="0"/>
-          <w:iCs w:val="0"/>
-          <w:caps w:val="0"/>
-          <w:smallCaps w:val="0"/>
-          <w:noProof w:val="0"/>
-          <w:color w:val="000000" w:themeColor="text1" w:themeTint="FF" w:themeShade="FF"/>
-          <w:sz w:val="22"/>
-          <w:szCs w:val="22"/>
-          <w:lang w:val="pt-BR"/>
-        </w:rPr>
-      </w:pPr>
-      <w:r>
-        <w:rPr>
-          <w:rFonts w:ascii="Arial" w:hAnsi="Arial" w:eastAsia="Arial" w:cs="Arial"/>
+          <w:color w:val="365F91"/>
+          <w:sz w:val="28"/>
+          <w:szCs w:val="28"/>
+          <w:lang w:val="en-US"/>
+        </w:rPr>
+      </w:pPr>
+    </w:p>
+    <w:p>
+      <w:pPr>
+        <w:pStyle w:val="Heading1"/>
+        <w:rPr>
+          <w:rFonts w:ascii="Calibri" w:hAnsi="Calibri" w:eastAsia="Calibri" w:cs="Calibri"/>
           <w:b w:val="1"/>
           <w:bCs w:val="1"/>
           <w:i w:val="0"/>
@@ -3198,51 +5075,18 @@
           <w:caps w:val="0"/>
           <w:smallCaps w:val="0"/>
           <w:noProof w:val="0"/>
-          <w:color w:val="000000" w:themeColor="text1" w:themeTint="FF" w:themeShade="FF"/>
-          <w:sz w:val="22"/>
-          <w:szCs w:val="22"/>
-          <w:lang w:val="en-US"/>
-        </w:rPr>
-        <w:t xml:space="preserve">Prompt 2: </w:t>
-      </w:r>
-      <w:r>
-        <w:rPr>
-          <w:rFonts w:ascii="Arial" w:hAnsi="Arial" w:eastAsia="Arial" w:cs="Arial"/>
-          <w:b w:val="0"/>
-          <w:bCs w:val="0"/>
-          <w:i w:val="0"/>
-          <w:iCs w:val="0"/>
-          <w:caps w:val="0"/>
-          <w:smallCaps w:val="0"/>
-          <w:noProof w:val="0"/>
-          <w:color w:val="000000" w:themeColor="text1" w:themeTint="FF" w:themeShade="FF"/>
-          <w:sz w:val="22"/>
-          <w:szCs w:val="22"/>
-          <w:lang w:val="en-US"/>
-        </w:rPr>
-        <w:t>Help me improve the writing of my report section in clear English</w:t>
-      </w:r>
-    </w:p>
-    <w:p>
-      <w:pPr>
-        <w:rPr>
-          <w:rFonts w:ascii="Arial" w:hAnsi="Arial" w:eastAsia="Arial" w:cs="Arial"/>
-          <w:b w:val="0"/>
-          <w:bCs w:val="0"/>
-          <w:i w:val="0"/>
-          <w:iCs w:val="0"/>
-          <w:caps w:val="0"/>
-          <w:smallCaps w:val="0"/>
-          <w:noProof w:val="0"/>
-          <w:color w:val="000000" w:themeColor="text1" w:themeTint="FF" w:themeShade="FF"/>
-          <w:sz w:val="22"/>
-          <w:szCs w:val="22"/>
-          <w:lang w:val="pt-BR"/>
-        </w:rPr>
-      </w:pPr>
-      <w:r>
-        <w:rPr>
-          <w:rFonts w:ascii="Arial" w:hAnsi="Arial" w:eastAsia="Arial" w:cs="Arial"/>
+          <w:color w:val="365F91"/>
+          <w:sz w:val="28"/>
+          <w:szCs w:val="28"/>
+          <w:lang w:val="en-US"/>
+        </w:rPr>
+      </w:pPr>
+    </w:p>
+    <w:p>
+      <w:pPr>
+        <w:pStyle w:val="Heading1"/>
+        <w:rPr>
+          <w:rFonts w:ascii="Calibri" w:hAnsi="Calibri" w:eastAsia="Calibri" w:cs="Calibri"/>
           <w:b w:val="1"/>
           <w:bCs w:val="1"/>
           <w:i w:val="0"/>
@@ -3250,51 +5094,18 @@
           <w:caps w:val="0"/>
           <w:smallCaps w:val="0"/>
           <w:noProof w:val="0"/>
-          <w:color w:val="000000" w:themeColor="text1" w:themeTint="FF" w:themeShade="FF"/>
-          <w:sz w:val="22"/>
-          <w:szCs w:val="22"/>
-          <w:lang w:val="en-US"/>
-        </w:rPr>
-        <w:t xml:space="preserve">Prompt 3: </w:t>
-      </w:r>
-      <w:r>
-        <w:rPr>
-          <w:rFonts w:ascii="Arial" w:hAnsi="Arial" w:eastAsia="Arial" w:cs="Arial"/>
-          <w:b w:val="0"/>
-          <w:bCs w:val="0"/>
-          <w:i w:val="0"/>
-          <w:iCs w:val="0"/>
-          <w:caps w:val="0"/>
-          <w:smallCaps w:val="0"/>
-          <w:noProof w:val="0"/>
-          <w:color w:val="000000" w:themeColor="text1" w:themeTint="FF" w:themeShade="FF"/>
-          <w:sz w:val="22"/>
-          <w:szCs w:val="22"/>
-          <w:lang w:val="en-US"/>
-        </w:rPr>
-        <w:t>Help me explain the difference in performance between the two models based on my results</w:t>
-      </w:r>
-    </w:p>
-    <w:p>
-      <w:pPr>
-        <w:rPr>
-          <w:rFonts w:ascii="Arial" w:hAnsi="Arial" w:eastAsia="Arial" w:cs="Arial"/>
-          <w:b w:val="0"/>
-          <w:bCs w:val="0"/>
-          <w:i w:val="0"/>
-          <w:iCs w:val="0"/>
-          <w:caps w:val="0"/>
-          <w:smallCaps w:val="0"/>
-          <w:noProof w:val="0"/>
-          <w:color w:val="000000" w:themeColor="text1" w:themeTint="FF" w:themeShade="FF"/>
-          <w:sz w:val="22"/>
-          <w:szCs w:val="22"/>
-          <w:lang w:val="pt-BR"/>
-        </w:rPr>
-      </w:pPr>
-      <w:r>
-        <w:rPr>
-          <w:rFonts w:ascii="Arial" w:hAnsi="Arial" w:eastAsia="Arial" w:cs="Arial"/>
+          <w:color w:val="365F91"/>
+          <w:sz w:val="28"/>
+          <w:szCs w:val="28"/>
+          <w:lang w:val="en-US"/>
+        </w:rPr>
+      </w:pPr>
+    </w:p>
+    <w:p>
+      <w:pPr>
+        <w:pStyle w:val="Heading1"/>
+        <w:rPr>
+          <w:rFonts w:ascii="Calibri" w:hAnsi="Calibri" w:eastAsia="Calibri" w:cs="Calibri"/>
           <w:b w:val="1"/>
           <w:bCs w:val="1"/>
           <w:i w:val="0"/>
@@ -3302,51 +5113,18 @@
           <w:caps w:val="0"/>
           <w:smallCaps w:val="0"/>
           <w:noProof w:val="0"/>
-          <w:color w:val="000000" w:themeColor="text1" w:themeTint="FF" w:themeShade="FF"/>
-          <w:sz w:val="22"/>
-          <w:szCs w:val="22"/>
-          <w:lang w:val="en-US"/>
-        </w:rPr>
-        <w:t>Prompt 4:</w:t>
-      </w:r>
-      <w:r>
-        <w:rPr>
-          <w:rFonts w:ascii="Arial" w:hAnsi="Arial" w:eastAsia="Arial" w:cs="Arial"/>
-          <w:b w:val="0"/>
-          <w:bCs w:val="0"/>
-          <w:i w:val="0"/>
-          <w:iCs w:val="0"/>
-          <w:caps w:val="0"/>
-          <w:smallCaps w:val="0"/>
-          <w:noProof w:val="0"/>
-          <w:color w:val="000000" w:themeColor="text1" w:themeTint="FF" w:themeShade="FF"/>
-          <w:sz w:val="22"/>
-          <w:szCs w:val="22"/>
-          <w:lang w:val="en-US"/>
-        </w:rPr>
-        <w:t xml:space="preserve"> Can you explain cross-validation in simple terms and help me describe why I used it in this assignment?</w:t>
-      </w:r>
-    </w:p>
-    <w:p>
-      <w:pPr>
-        <w:rPr>
-          <w:rFonts w:ascii="Arial" w:hAnsi="Arial" w:eastAsia="Arial" w:cs="Arial"/>
-          <w:b w:val="0"/>
-          <w:bCs w:val="0"/>
-          <w:i w:val="0"/>
-          <w:iCs w:val="0"/>
-          <w:caps w:val="0"/>
-          <w:smallCaps w:val="0"/>
-          <w:noProof w:val="0"/>
-          <w:color w:val="000000" w:themeColor="text1" w:themeTint="FF" w:themeShade="FF"/>
-          <w:sz w:val="22"/>
-          <w:szCs w:val="22"/>
-          <w:lang w:val="pt-BR"/>
-        </w:rPr>
-      </w:pPr>
-      <w:r>
-        <w:rPr>
-          <w:rFonts w:ascii="Arial" w:hAnsi="Arial" w:eastAsia="Arial" w:cs="Arial"/>
+          <w:color w:val="365F91"/>
+          <w:sz w:val="28"/>
+          <w:szCs w:val="28"/>
+          <w:lang w:val="en-US"/>
+        </w:rPr>
+      </w:pPr>
+    </w:p>
+    <w:p>
+      <w:pPr>
+        <w:pStyle w:val="Heading1"/>
+        <w:rPr>
+          <w:rFonts w:ascii="Calibri" w:hAnsi="Calibri" w:eastAsia="Calibri" w:cs="Calibri"/>
           <w:b w:val="1"/>
           <w:bCs w:val="1"/>
           <w:i w:val="0"/>
@@ -3354,51 +5132,18 @@
           <w:caps w:val="0"/>
           <w:smallCaps w:val="0"/>
           <w:noProof w:val="0"/>
-          <w:color w:val="000000" w:themeColor="text1" w:themeTint="FF" w:themeShade="FF"/>
-          <w:sz w:val="22"/>
-          <w:szCs w:val="22"/>
-          <w:lang w:val="en-US"/>
-        </w:rPr>
-        <w:t xml:space="preserve">Prompt 5: </w:t>
-      </w:r>
-      <w:r>
-        <w:rPr>
-          <w:rFonts w:ascii="Arial" w:hAnsi="Arial" w:eastAsia="Arial" w:cs="Arial"/>
-          <w:b w:val="0"/>
-          <w:bCs w:val="0"/>
-          <w:i w:val="0"/>
-          <w:iCs w:val="0"/>
-          <w:caps w:val="0"/>
-          <w:smallCaps w:val="0"/>
-          <w:noProof w:val="0"/>
-          <w:color w:val="000000" w:themeColor="text1" w:themeTint="FF" w:themeShade="FF"/>
-          <w:sz w:val="22"/>
-          <w:szCs w:val="22"/>
-          <w:lang w:val="en-US"/>
-        </w:rPr>
-        <w:t>Please check if my interpretation of these results makes sense based on the output</w:t>
-      </w:r>
-    </w:p>
-    <w:p>
-      <w:pPr>
-        <w:rPr>
-          <w:rFonts w:ascii="Arial" w:hAnsi="Arial" w:eastAsia="Arial" w:cs="Arial"/>
-          <w:b w:val="0"/>
-          <w:bCs w:val="0"/>
-          <w:i w:val="0"/>
-          <w:iCs w:val="0"/>
-          <w:caps w:val="0"/>
-          <w:smallCaps w:val="0"/>
-          <w:noProof w:val="0"/>
-          <w:color w:val="000000" w:themeColor="text1" w:themeTint="FF" w:themeShade="FF"/>
-          <w:sz w:val="22"/>
-          <w:szCs w:val="22"/>
-          <w:lang w:val="pt-BR"/>
-        </w:rPr>
-      </w:pPr>
-      <w:r>
-        <w:rPr>
-          <w:rFonts w:ascii="Arial" w:hAnsi="Arial" w:eastAsia="Arial" w:cs="Arial"/>
+          <w:color w:val="365F91"/>
+          <w:sz w:val="28"/>
+          <w:szCs w:val="28"/>
+          <w:lang w:val="en-US"/>
+        </w:rPr>
+      </w:pPr>
+    </w:p>
+    <w:p>
+      <w:pPr>
+        <w:pStyle w:val="Heading1"/>
+        <w:rPr>
+          <w:rFonts w:ascii="Calibri" w:hAnsi="Calibri" w:eastAsia="Calibri" w:cs="Calibri"/>
           <w:b w:val="1"/>
           <w:bCs w:val="1"/>
           <w:i w:val="0"/>
@@ -3406,38 +5151,619 @@
           <w:caps w:val="0"/>
           <w:smallCaps w:val="0"/>
           <w:noProof w:val="0"/>
-          <w:color w:val="000000" w:themeColor="text1" w:themeTint="FF" w:themeShade="FF"/>
-          <w:sz w:val="22"/>
-          <w:szCs w:val="22"/>
-          <w:lang w:val="en-US"/>
-        </w:rPr>
-        <w:t>Prompt 6:</w:t>
-      </w:r>
-      <w:r>
-        <w:rPr>
-          <w:rFonts w:ascii="Arial" w:hAnsi="Arial" w:eastAsia="Arial" w:cs="Arial"/>
-          <w:b w:val="0"/>
-          <w:bCs w:val="0"/>
-          <w:i w:val="0"/>
-          <w:iCs w:val="0"/>
-          <w:caps w:val="0"/>
-          <w:smallCaps w:val="0"/>
-          <w:noProof w:val="0"/>
-          <w:color w:val="000000" w:themeColor="text1" w:themeTint="FF" w:themeShade="FF"/>
-          <w:sz w:val="22"/>
-          <w:szCs w:val="22"/>
-          <w:lang w:val="en-US"/>
-        </w:rPr>
-        <w:t xml:space="preserve"> Can you check if the order of these code steps is correct</w:t>
-      </w:r>
-    </w:p>
-    <w:p>
-      <w:pPr>
+          <w:color w:val="365F91"/>
+          <w:sz w:val="28"/>
+          <w:szCs w:val="28"/>
+          <w:lang w:val="en-US"/>
+        </w:rPr>
+      </w:pPr>
+    </w:p>
+    <w:p>
+      <w:pPr>
+        <w:pStyle w:val="Normal"/>
+        <w:rPr>
+          <w:noProof w:val="0"/>
+          <w:lang w:val="en-US"/>
+        </w:rPr>
+      </w:pPr>
+    </w:p>
+    <w:p>
+      <w:pPr/>
+    </w:p>
+    <w:p/>
+    <w:p>
+      <w:pPr>
+        <w:rPr>
+          <w:rFonts w:ascii="Calibri" w:hAnsi="Calibri" w:eastAsia="Calibri" w:cs="Calibri"/>
+          <w:b w:val="1"/>
+          <w:bCs w:val="1"/>
+          <w:i w:val="0"/>
+          <w:iCs w:val="0"/>
+          <w:color w:val="156082" w:themeColor="accent1" w:themeTint="FF" w:themeShade="FF"/>
+          <w:sz w:val="28"/>
+          <w:szCs w:val="28"/>
+        </w:rPr>
+      </w:pPr>
+      <w:r>
+        <w:rPr>
+          <w:rFonts w:ascii="Calibri" w:hAnsi="Calibri" w:eastAsia="Calibri" w:cs="Calibri"/>
+          <w:b w:val="1"/>
+          <w:bCs w:val="1"/>
+          <w:i w:val="0"/>
+          <w:iCs w:val="0"/>
+          <w:color w:val="156082" w:themeColor="accent1" w:themeTint="FF" w:themeShade="FF"/>
+          <w:sz w:val="28"/>
+          <w:szCs w:val="28"/>
+        </w:rPr>
+        <w:t>References</w:t>
+      </w:r>
+    </w:p>
+    <w:p>
+      <w:pPr>
+        <w:rPr>
+          <w:rFonts w:ascii="Arial" w:hAnsi="Arial" w:eastAsia="Arial" w:cs="Arial"/>
+          <w:noProof w:val="0"/>
+          <w:sz w:val="22"/>
+          <w:szCs w:val="22"/>
+          <w:lang w:val="en-IE"/>
+        </w:rPr>
+      </w:pPr>
+      <w:r>
+        <w:rPr>
+          <w:rFonts w:ascii="Arial" w:hAnsi="Arial" w:eastAsia="Arial" w:cs="Arial"/>
+          <w:noProof w:val="0"/>
+          <w:sz w:val="22"/>
+          <w:szCs w:val="22"/>
+          <w:lang w:val="en-IE"/>
+        </w:rPr>
+        <w:t xml:space="preserve">CCT College Dublin (2026) </w:t>
+      </w:r>
+      <w:r>
+        <w:rPr>
+          <w:rFonts w:ascii="Arial" w:hAnsi="Arial" w:eastAsia="Arial" w:cs="Arial"/>
+          <w:i w:val="1"/>
+          <w:iCs w:val="1"/>
+          <w:noProof w:val="0"/>
+          <w:sz w:val="22"/>
+          <w:szCs w:val="22"/>
+          <w:lang w:val="en-IE"/>
+        </w:rPr>
+        <w:t>Fisheries CA2 Dataset and Data Dictionary</w:t>
+      </w:r>
+      <w:r>
+        <w:rPr>
+          <w:rFonts w:ascii="Arial" w:hAnsi="Arial" w:eastAsia="Arial" w:cs="Arial"/>
+          <w:noProof w:val="0"/>
+          <w:sz w:val="22"/>
+          <w:szCs w:val="22"/>
+          <w:lang w:val="en-IE"/>
+        </w:rPr>
+        <w:t>. Unpublished dataset provided for academic purposes.</w:t>
+      </w:r>
+    </w:p>
+    <w:p>
+      <w:pPr>
+        <w:rPr>
+          <w:rFonts w:ascii="Arial" w:hAnsi="Arial" w:eastAsia="Arial" w:cs="Arial"/>
+          <w:noProof w:val="0"/>
+          <w:sz w:val="22"/>
+          <w:szCs w:val="22"/>
+          <w:lang w:val="en-IE"/>
+        </w:rPr>
+      </w:pPr>
+      <w:r>
+        <w:rPr>
+          <w:rFonts w:ascii="Arial" w:hAnsi="Arial" w:eastAsia="Arial" w:cs="Arial"/>
+          <w:noProof w:val="0"/>
+          <w:sz w:val="22"/>
+          <w:szCs w:val="22"/>
+          <w:lang w:val="en-IE"/>
+        </w:rPr>
+        <w:t xml:space="preserve">Pandas Developers (2024) </w:t>
+      </w:r>
+      <w:r>
+        <w:rPr>
+          <w:rFonts w:ascii="Arial" w:hAnsi="Arial" w:eastAsia="Arial" w:cs="Arial"/>
+          <w:i w:val="1"/>
+          <w:iCs w:val="1"/>
+          <w:noProof w:val="0"/>
+          <w:sz w:val="22"/>
+          <w:szCs w:val="22"/>
+          <w:lang w:val="en-IE"/>
+        </w:rPr>
+        <w:t>Pandas Documentation</w:t>
+      </w:r>
+      <w:r>
+        <w:rPr>
+          <w:rFonts w:ascii="Arial" w:hAnsi="Arial" w:eastAsia="Arial" w:cs="Arial"/>
+          <w:noProof w:val="0"/>
+          <w:sz w:val="22"/>
+          <w:szCs w:val="22"/>
+          <w:lang w:val="en-IE"/>
+        </w:rPr>
+        <w:t xml:space="preserve">. Available at: </w:t>
+      </w:r>
+      <w:hyperlink r:id="R8efac7b5d2a6437c">
+        <w:r>
+          <w:rPr>
+            <w:rStyle w:val="Hyperlink"/>
+            <w:rFonts w:ascii="Arial" w:hAnsi="Arial" w:eastAsia="Arial" w:cs="Arial"/>
+            <w:noProof w:val="0"/>
+            <w:sz w:val="22"/>
+            <w:szCs w:val="22"/>
+            <w:lang w:val="en-IE"/>
+          </w:rPr>
+          <w:t>https://pandas.pydata.org/docs/</w:t>
+        </w:r>
+      </w:hyperlink>
+      <w:r>
+        <w:rPr>
+          <w:rFonts w:ascii="Arial" w:hAnsi="Arial" w:eastAsia="Arial" w:cs="Arial"/>
+          <w:noProof w:val="0"/>
+          <w:sz w:val="22"/>
+          <w:szCs w:val="22"/>
+          <w:lang w:val="en-IE"/>
+        </w:rPr>
+        <w:t xml:space="preserve"> (Accessed:  </w:t>
+      </w:r>
+      <w:r>
+        <w:rPr>
+          <w:rFonts w:ascii="Arial" w:hAnsi="Arial" w:eastAsia="Arial" w:cs="Arial"/>
+          <w:noProof w:val="0"/>
+          <w:sz w:val="22"/>
+          <w:szCs w:val="22"/>
+          <w:lang w:val="en-IE"/>
+        </w:rPr>
+        <w:t xml:space="preserve">19 </w:t>
+      </w:r>
+      <w:r>
+        <w:rPr>
+          <w:rFonts w:ascii="Arial" w:hAnsi="Arial" w:eastAsia="Arial" w:cs="Arial"/>
+          <w:noProof w:val="0"/>
+          <w:sz w:val="22"/>
+          <w:szCs w:val="22"/>
+          <w:lang w:val="en-IE"/>
+        </w:rPr>
+        <w:t>May 2026).</w:t>
+      </w:r>
+    </w:p>
+    <w:p>
+      <w:pPr>
+        <w:rPr>
+          <w:rFonts w:ascii="Arial" w:hAnsi="Arial" w:eastAsia="Arial" w:cs="Arial"/>
+          <w:noProof w:val="0"/>
+          <w:sz w:val="22"/>
+          <w:szCs w:val="22"/>
+          <w:lang w:val="en-IE"/>
+        </w:rPr>
+      </w:pPr>
+      <w:r>
+        <w:rPr>
+          <w:rFonts w:ascii="Arial" w:hAnsi="Arial" w:eastAsia="Arial" w:cs="Arial"/>
+          <w:noProof w:val="0"/>
+          <w:sz w:val="22"/>
+          <w:szCs w:val="22"/>
+          <w:lang w:val="en-IE"/>
+        </w:rPr>
+        <w:t xml:space="preserve">Scikit-learn Developers (2024) </w:t>
+      </w:r>
+      <w:r>
+        <w:rPr>
+          <w:rFonts w:ascii="Arial" w:hAnsi="Arial" w:eastAsia="Arial" w:cs="Arial"/>
+          <w:i w:val="1"/>
+          <w:iCs w:val="1"/>
+          <w:noProof w:val="0"/>
+          <w:sz w:val="22"/>
+          <w:szCs w:val="22"/>
+          <w:lang w:val="en-IE"/>
+        </w:rPr>
+        <w:t>Scikit-learn Documentation</w:t>
+      </w:r>
+      <w:r>
+        <w:rPr>
+          <w:rFonts w:ascii="Arial" w:hAnsi="Arial" w:eastAsia="Arial" w:cs="Arial"/>
+          <w:noProof w:val="0"/>
+          <w:sz w:val="22"/>
+          <w:szCs w:val="22"/>
+          <w:lang w:val="en-IE"/>
+        </w:rPr>
+        <w:t xml:space="preserve">. Available at: </w:t>
+      </w:r>
+      <w:hyperlink r:id="R4d15b5da8d25453c">
+        <w:r>
+          <w:rPr>
+            <w:rStyle w:val="Hyperlink"/>
+            <w:rFonts w:ascii="Arial" w:hAnsi="Arial" w:eastAsia="Arial" w:cs="Arial"/>
+            <w:noProof w:val="0"/>
+            <w:sz w:val="22"/>
+            <w:szCs w:val="22"/>
+            <w:lang w:val="en-IE"/>
+          </w:rPr>
+          <w:t>https://scikit-learn.org/stable/documentation.html</w:t>
+        </w:r>
+      </w:hyperlink>
+      <w:r>
+        <w:rPr>
+          <w:rFonts w:ascii="Arial" w:hAnsi="Arial" w:eastAsia="Arial" w:cs="Arial"/>
+          <w:noProof w:val="0"/>
+          <w:sz w:val="22"/>
+          <w:szCs w:val="22"/>
+          <w:lang w:val="en-IE"/>
+        </w:rPr>
+        <w:t xml:space="preserve"> (Accessed: 2</w:t>
+      </w:r>
+      <w:r>
+        <w:rPr>
+          <w:rFonts w:ascii="Arial" w:hAnsi="Arial" w:eastAsia="Arial" w:cs="Arial"/>
+          <w:noProof w:val="0"/>
+          <w:sz w:val="22"/>
+          <w:szCs w:val="22"/>
+          <w:lang w:val="en-IE"/>
+        </w:rPr>
+        <w:t>2</w:t>
+      </w:r>
+      <w:r>
+        <w:rPr>
+          <w:rFonts w:ascii="Arial" w:hAnsi="Arial" w:eastAsia="Arial" w:cs="Arial"/>
+          <w:noProof w:val="0"/>
+          <w:sz w:val="22"/>
+          <w:szCs w:val="22"/>
+          <w:lang w:val="en-IE"/>
+        </w:rPr>
+        <w:t xml:space="preserve"> May 2026).</w:t>
+      </w:r>
+    </w:p>
+    <w:p>
+      <w:pPr>
+        <w:rPr>
+          <w:rFonts w:ascii="Arial" w:hAnsi="Arial" w:eastAsia="Arial" w:cs="Arial"/>
+          <w:noProof w:val="0"/>
+          <w:sz w:val="22"/>
+          <w:szCs w:val="22"/>
+          <w:lang w:val="en-IE"/>
+        </w:rPr>
+      </w:pPr>
+      <w:r>
+        <w:rPr>
+          <w:rFonts w:ascii="Arial" w:hAnsi="Arial" w:eastAsia="Arial" w:cs="Arial"/>
+          <w:noProof w:val="0"/>
+          <w:sz w:val="22"/>
+          <w:szCs w:val="22"/>
+          <w:lang w:val="en-IE"/>
+        </w:rPr>
+        <w:t xml:space="preserve">OpenAI (2026) </w:t>
+      </w:r>
+      <w:r>
+        <w:rPr>
+          <w:rFonts w:ascii="Arial" w:hAnsi="Arial" w:eastAsia="Arial" w:cs="Arial"/>
+          <w:i w:val="1"/>
+          <w:iCs w:val="1"/>
+          <w:noProof w:val="0"/>
+          <w:sz w:val="22"/>
+          <w:szCs w:val="22"/>
+          <w:lang w:val="en-IE"/>
+        </w:rPr>
+        <w:t>ChatGPT</w:t>
+      </w:r>
+      <w:r>
+        <w:rPr>
+          <w:rFonts w:ascii="Arial" w:hAnsi="Arial" w:eastAsia="Arial" w:cs="Arial"/>
+          <w:noProof w:val="0"/>
+          <w:sz w:val="22"/>
+          <w:szCs w:val="22"/>
+          <w:lang w:val="en-IE"/>
+        </w:rPr>
+        <w:t xml:space="preserve">. Available at: </w:t>
+      </w:r>
+      <w:hyperlink r:id="Rcaf87c8a8ea04e9a">
+        <w:r>
+          <w:rPr>
+            <w:rStyle w:val="Hyperlink"/>
+            <w:rFonts w:ascii="Arial" w:hAnsi="Arial" w:eastAsia="Arial" w:cs="Arial"/>
+            <w:noProof w:val="0"/>
+            <w:sz w:val="22"/>
+            <w:szCs w:val="22"/>
+            <w:lang w:val="en-IE"/>
+          </w:rPr>
+          <w:t>https://chat.openai.com/</w:t>
+        </w:r>
+      </w:hyperlink>
+      <w:r>
+        <w:rPr>
+          <w:rFonts w:ascii="Arial" w:hAnsi="Arial" w:eastAsia="Arial" w:cs="Arial"/>
+          <w:noProof w:val="0"/>
+          <w:sz w:val="22"/>
+          <w:szCs w:val="22"/>
+          <w:lang w:val="en-IE"/>
+        </w:rPr>
+        <w:t xml:space="preserve"> (Accessed: 28 May 2026).</w:t>
+      </w:r>
+    </w:p>
+    <w:p>
+      <w:pPr>
+        <w:rPr>
+          <w:rFonts w:ascii="Arial" w:hAnsi="Arial" w:eastAsia="Arial" w:cs="Arial"/>
+          <w:noProof w:val="0"/>
+          <w:sz w:val="22"/>
+          <w:szCs w:val="22"/>
+          <w:lang w:val="en-IE"/>
+        </w:rPr>
+      </w:pPr>
+      <w:r>
+        <w:rPr>
+          <w:rFonts w:ascii="Arial" w:hAnsi="Arial" w:eastAsia="Arial" w:cs="Arial"/>
+          <w:noProof w:val="0"/>
+          <w:sz w:val="22"/>
+          <w:szCs w:val="22"/>
+          <w:lang w:val="en-IE"/>
+        </w:rPr>
+        <w:t xml:space="preserve">Matplotlib Developers (2024) Matplotlib Documentation. Available at: </w:t>
+      </w:r>
+      <w:hyperlink r:id="Rb27e7a741e3b4df8">
+        <w:r>
+          <w:rPr>
+            <w:rFonts w:ascii="Arial" w:hAnsi="Arial" w:eastAsia="Arial" w:cs="Arial"/>
+            <w:noProof w:val="0"/>
+            <w:sz w:val="22"/>
+            <w:szCs w:val="22"/>
+            <w:lang w:val="en-IE"/>
+          </w:rPr>
+          <w:t>https://matplotlib.org/stable/contents.html</w:t>
+        </w:r>
+      </w:hyperlink>
+      <w:r>
+        <w:rPr>
+          <w:rFonts w:ascii="Arial" w:hAnsi="Arial" w:eastAsia="Arial" w:cs="Arial"/>
+          <w:noProof w:val="0"/>
+          <w:sz w:val="22"/>
+          <w:szCs w:val="22"/>
+          <w:lang w:val="en-IE"/>
+        </w:rPr>
+        <w:t xml:space="preserve"> (Accessed: 2</w:t>
+      </w:r>
+      <w:r>
+        <w:rPr>
+          <w:rFonts w:ascii="Arial" w:hAnsi="Arial" w:eastAsia="Arial" w:cs="Arial"/>
+          <w:noProof w:val="0"/>
+          <w:sz w:val="22"/>
+          <w:szCs w:val="22"/>
+          <w:lang w:val="en-IE"/>
+        </w:rPr>
+        <w:t xml:space="preserve">5 </w:t>
+      </w:r>
+      <w:r>
+        <w:rPr>
+          <w:rFonts w:ascii="Arial" w:hAnsi="Arial" w:eastAsia="Arial" w:cs="Arial"/>
+          <w:noProof w:val="0"/>
+          <w:sz w:val="22"/>
+          <w:szCs w:val="22"/>
+          <w:lang w:val="en-IE"/>
+        </w:rPr>
+        <w:t>May 2026).</w:t>
+      </w:r>
+    </w:p>
+    <w:p>
+      <w:pPr>
+        <w:pStyle w:val="Normal"/>
+      </w:pPr>
+      <w:r>
+        <w:rPr>
+          <w:rFonts w:ascii="Arial" w:hAnsi="Arial" w:eastAsia="Arial" w:cs="Arial"/>
+          <w:noProof w:val="0"/>
+          <w:sz w:val="22"/>
+          <w:szCs w:val="22"/>
+          <w:lang w:val="en-IE"/>
+        </w:rPr>
+        <w:t xml:space="preserve">Seaborn Developers (2024) Seaborn Documentation. Available at: </w:t>
+      </w:r>
+      <w:hyperlink r:id="R856ed354bb6f4ed9">
+        <w:r>
+          <w:rPr>
+            <w:rFonts w:ascii="Arial" w:hAnsi="Arial" w:eastAsia="Arial" w:cs="Arial"/>
+            <w:noProof w:val="0"/>
+            <w:sz w:val="22"/>
+            <w:szCs w:val="22"/>
+            <w:lang w:val="en-IE"/>
+          </w:rPr>
+          <w:t>https://seaborn.pydata.org/</w:t>
+        </w:r>
+      </w:hyperlink>
+      <w:r>
+        <w:rPr>
+          <w:rFonts w:ascii="Arial" w:hAnsi="Arial" w:eastAsia="Arial" w:cs="Arial"/>
+          <w:noProof w:val="0"/>
+          <w:sz w:val="22"/>
+          <w:szCs w:val="22"/>
+          <w:lang w:val="en-IE"/>
+        </w:rPr>
+        <w:t xml:space="preserve"> (Accessed: 2</w:t>
+      </w:r>
+      <w:r>
+        <w:rPr>
+          <w:rFonts w:ascii="Arial" w:hAnsi="Arial" w:eastAsia="Arial" w:cs="Arial"/>
+          <w:noProof w:val="0"/>
+          <w:sz w:val="22"/>
+          <w:szCs w:val="22"/>
+          <w:lang w:val="en-IE"/>
+        </w:rPr>
+        <w:t>5</w:t>
+      </w:r>
+      <w:r>
+        <w:rPr>
+          <w:rFonts w:ascii="Arial" w:hAnsi="Arial" w:eastAsia="Arial" w:cs="Arial"/>
+          <w:noProof w:val="0"/>
+          <w:sz w:val="22"/>
+          <w:szCs w:val="22"/>
+          <w:lang w:val="en-IE"/>
+        </w:rPr>
+        <w:t xml:space="preserve"> May 2026).</w:t>
+      </w:r>
+    </w:p>
+    <w:p>
+      <w:pPr>
+        <w:pStyle w:val="Normal"/>
+      </w:pPr>
+      <w:r>
+        <w:rPr>
+          <w:rFonts w:ascii="Arial" w:hAnsi="Arial" w:eastAsia="Arial" w:cs="Arial"/>
+          <w:noProof w:val="0"/>
+          <w:sz w:val="22"/>
+          <w:szCs w:val="22"/>
+          <w:lang w:val="en-IE"/>
+        </w:rPr>
+        <w:t xml:space="preserve"> </w:t>
+      </w:r>
+      <w:r>
+        <w:rPr>
+          <w:rFonts w:ascii="Arial" w:hAnsi="Arial" w:eastAsia="Arial" w:cs="Arial"/>
+          <w:noProof w:val="0"/>
+          <w:sz w:val="22"/>
+          <w:szCs w:val="22"/>
+          <w:lang w:val="en-IE"/>
+        </w:rPr>
+        <w:t>NumPy Developers (2024) NumPy Documentation. Available at: https://numpy.org/doc/ (Accessed: 20 May 2026).</w:t>
+      </w:r>
+    </w:p>
+    <w:p>
+      <w:pPr>
+        <w:rPr>
+          <w:rFonts w:ascii="Calibri" w:hAnsi="Calibri" w:eastAsia="Calibri" w:cs="Calibri"/>
+          <w:b w:val="1"/>
+          <w:bCs w:val="1"/>
+          <w:i w:val="0"/>
+          <w:iCs w:val="0"/>
+          <w:color w:val="156082" w:themeColor="accent1" w:themeTint="FF" w:themeShade="FF"/>
+          <w:sz w:val="28"/>
+          <w:szCs w:val="28"/>
+        </w:rPr>
+      </w:pPr>
+    </w:p>
+    <w:p>
+      <w:pPr>
+        <w:pStyle w:val="Heading1"/>
+        <w:rPr>
+          <w:rFonts w:ascii="Calibri" w:hAnsi="Calibri" w:eastAsia="Calibri" w:cs="Calibri"/>
+          <w:noProof w:val="0"/>
+          <w:color w:val="156082" w:themeColor="accent1" w:themeTint="FF" w:themeShade="FF"/>
+          <w:sz w:val="28"/>
+          <w:szCs w:val="28"/>
+          <w:lang w:val="en-IE"/>
+        </w:rPr>
+      </w:pPr>
+      <w:r>
+        <w:rPr>
+          <w:rFonts w:ascii="Calibri" w:hAnsi="Calibri" w:eastAsia="Calibri" w:cs="Calibri"/>
+          <w:noProof w:val="0"/>
+          <w:color w:val="156082" w:themeColor="accent1" w:themeTint="FF" w:themeShade="FF"/>
+          <w:sz w:val="28"/>
+          <w:szCs w:val="28"/>
+          <w:lang w:val="en-IE"/>
+        </w:rPr>
+        <w:t>Appendix — AI Reflection</w:t>
+      </w:r>
+    </w:p>
+    <w:p>
+      <w:pPr>
+        <w:rPr>
+          <w:rFonts w:ascii="Arial" w:hAnsi="Arial" w:eastAsia="Arial" w:cs="Arial"/>
+          <w:noProof w:val="0"/>
+          <w:sz w:val="22"/>
+          <w:szCs w:val="22"/>
+          <w:lang w:val="en-IE"/>
+        </w:rPr>
+      </w:pPr>
+      <w:r>
+        <w:rPr>
+          <w:rFonts w:ascii="Arial" w:hAnsi="Arial" w:eastAsia="Arial" w:cs="Arial"/>
+          <w:noProof w:val="0"/>
+          <w:sz w:val="22"/>
+          <w:szCs w:val="22"/>
+          <w:lang w:val="en-IE"/>
+        </w:rPr>
+        <w:t>Artificial Intelligence tools were used during this project mainly as a support tool while working on the analysis and report writing process.</w:t>
+      </w:r>
+    </w:p>
+    <w:p>
+      <w:pPr>
+        <w:rPr>
+          <w:rFonts w:ascii="Arial" w:hAnsi="Arial" w:eastAsia="Arial" w:cs="Arial"/>
+          <w:noProof w:val="0"/>
+          <w:sz w:val="22"/>
+          <w:szCs w:val="22"/>
+          <w:lang w:val="en-IE"/>
+        </w:rPr>
+      </w:pPr>
+      <w:r>
+        <w:rPr>
+          <w:rFonts w:ascii="Arial" w:hAnsi="Arial" w:eastAsia="Arial" w:cs="Arial"/>
+          <w:noProof w:val="0"/>
+          <w:sz w:val="22"/>
+          <w:szCs w:val="22"/>
+          <w:lang w:val="en-IE"/>
+        </w:rPr>
+        <w:t>AI was used to help clarify some Python coding questions, understand statistical and machine learning concepts covered during the semester, and improve understanding of certain error messages that appeared during the notebook development process. It was also used to ask questions related to data preparation steps, model evaluation, and interpretation of some outputs.</w:t>
+      </w:r>
+    </w:p>
+    <w:p>
+      <w:pPr>
+        <w:rPr>
+          <w:rFonts w:ascii="Arial" w:hAnsi="Arial" w:eastAsia="Arial" w:cs="Arial"/>
+          <w:noProof w:val="0"/>
+          <w:sz w:val="22"/>
+          <w:szCs w:val="22"/>
+          <w:lang w:val="en-IE"/>
+        </w:rPr>
+      </w:pPr>
+      <w:r>
+        <w:rPr>
+          <w:rFonts w:ascii="Arial" w:hAnsi="Arial" w:eastAsia="Arial" w:cs="Arial"/>
+          <w:noProof w:val="0"/>
+          <w:sz w:val="22"/>
+          <w:szCs w:val="22"/>
+          <w:lang w:val="en-IE"/>
+        </w:rPr>
+        <w:t>In some parts of the written report, AI was used to help improve sentence structure, grammar, and organisation of ideas. However, the dataset analysis, code execution, interpretation of results, model testing, and final decisions were completed as part of my own learning process throughout the project.</w:t>
+      </w:r>
+    </w:p>
+    <w:p>
+      <w:pPr>
+        <w:rPr>
+          <w:rFonts w:ascii="Arial" w:hAnsi="Arial" w:eastAsia="Arial" w:cs="Arial"/>
+          <w:noProof w:val="0"/>
+          <w:sz w:val="22"/>
+          <w:szCs w:val="22"/>
+          <w:lang w:val="en-IE"/>
+        </w:rPr>
+      </w:pPr>
+      <w:r>
+        <w:rPr>
+          <w:rFonts w:ascii="Arial" w:hAnsi="Arial" w:eastAsia="Arial" w:cs="Arial"/>
+          <w:noProof w:val="0"/>
+          <w:sz w:val="22"/>
+          <w:szCs w:val="22"/>
+          <w:lang w:val="en-IE"/>
+        </w:rPr>
+        <w:t>Using AI as a support tool was helpful for improving understanding of some technical concepts and debugging issues during the assignment. At the same time, it was important to review all outputs carefully and make sure the final work reflected the techniques and material covered during the semester.</w:t>
+      </w:r>
+    </w:p>
+    <w:p>
+      <w:pPr>
+        <w:rPr>
+          <w:rFonts w:ascii="Calibri" w:hAnsi="Calibri" w:eastAsia="Calibri" w:cs="Calibri"/>
+          <w:b w:val="1"/>
+          <w:bCs w:val="1"/>
+          <w:i w:val="0"/>
+          <w:iCs w:val="0"/>
+          <w:color w:val="156082" w:themeColor="accent1" w:themeTint="FF" w:themeShade="FF"/>
+          <w:sz w:val="28"/>
+          <w:szCs w:val="28"/>
+        </w:rPr>
         <w:sectPr>
           <w:pgSz w:w="11906" w:h="16838" w:orient="portrait"/>
           <w:pgMar w:top="1440" w:right="1440" w:bottom="1440" w:left="1440" w:header="708" w:footer="708" w:gutter="0"/>
           <w:cols w:space="720"/>
           <w:headerReference w:type="default" r:id="R683a06ef0ca04e44"/>
+          <w:footerReference w:type="default" r:id="Rcb960710f1884af4"/>
         </w:sectPr>
       </w:pPr>
     </w:p>
@@ -3453,6 +5779,7 @@
       <w:pgNumType w:start="1"/>
       <w:cols w:space="720"/>
       <w:headerReference w:type="default" r:id="R217dfc8ab3724759"/>
+      <w:footerReference w:type="default" r:id="R3a04c835fa0c48d5"/>
     </w:sectPr>
   </w:body>
 </w:document>
@@ -3481,6 +5808,216 @@
     </w:p>
   </w:endnote>
 </w:endnotes>
+</file>
+
+<file path=word/footer.xml><?xml version="1.0" encoding="utf-8"?>
+<w:ftr xmlns:w14="http://schemas.microsoft.com/office/word/2010/wordml" xmlns:w="http://schemas.openxmlformats.org/wordprocessingml/2006/main">
+  <w:tbl>
+    <w:tblPr>
+      <w:tblStyle w:val="TableNormal"/>
+      <w:bidiVisual w:val="0"/>
+      <w:tblW w:w="0" w:type="auto"/>
+      <w:tblLook w:val="06A0" w:firstRow="1" w:lastRow="0" w:firstColumn="1" w:lastColumn="0" w:noHBand="1" w:noVBand="1"/>
+    </w:tblPr>
+    <w:tblGrid>
+      <w:gridCol w:w="3005"/>
+      <w:gridCol w:w="3005"/>
+      <w:gridCol w:w="3005"/>
+    </w:tblGrid>
+    <w:tr>
+      <w:trPr>
+        <w:trHeight w:val="300"/>
+      </w:trPr>
+      <w:tc>
+        <w:tcPr>
+          <w:tcW w:w="3005" w:type="dxa"/>
+          <w:tcMar/>
+        </w:tcPr>
+        <w:p>
+          <w:pPr>
+            <w:pStyle w:val="Header"/>
+            <w:bidi w:val="0"/>
+            <w:ind w:left="-115"/>
+            <w:jc w:val="left"/>
+          </w:pPr>
+        </w:p>
+      </w:tc>
+      <w:tc>
+        <w:tcPr>
+          <w:tcW w:w="3005" w:type="dxa"/>
+          <w:tcMar/>
+        </w:tcPr>
+        <w:p>
+          <w:pPr>
+            <w:pStyle w:val="Header"/>
+            <w:bidi w:val="0"/>
+            <w:jc w:val="center"/>
+          </w:pPr>
+        </w:p>
+      </w:tc>
+      <w:tc>
+        <w:tcPr>
+          <w:tcW w:w="3005" w:type="dxa"/>
+          <w:tcMar/>
+        </w:tcPr>
+        <w:p>
+          <w:pPr>
+            <w:pStyle w:val="Header"/>
+            <w:bidi w:val="0"/>
+            <w:ind w:right="-115"/>
+            <w:jc w:val="right"/>
+          </w:pPr>
+        </w:p>
+      </w:tc>
+    </w:tr>
+  </w:tbl>
+  <w:p>
+    <w:pPr>
+      <w:pStyle w:val="Footer"/>
+      <w:bidi w:val="0"/>
+    </w:pPr>
+  </w:p>
+</w:ftr>
+</file>
+
+<file path=word/footer2.xml><?xml version="1.0" encoding="utf-8"?>
+<w:ftr xmlns:w14="http://schemas.microsoft.com/office/word/2010/wordml" xmlns:w="http://schemas.openxmlformats.org/wordprocessingml/2006/main">
+  <w:tbl>
+    <w:tblPr>
+      <w:tblStyle w:val="TableNormal"/>
+      <w:bidiVisual w:val="0"/>
+      <w:tblW w:w="0" w:type="auto"/>
+      <w:tblLook w:val="06A0" w:firstRow="1" w:lastRow="0" w:firstColumn="1" w:lastColumn="0" w:noHBand="1" w:noVBand="1"/>
+    </w:tblPr>
+    <w:tblGrid>
+      <w:gridCol w:w="3005"/>
+      <w:gridCol w:w="3005"/>
+      <w:gridCol w:w="3005"/>
+    </w:tblGrid>
+    <w:tr>
+      <w:trPr>
+        <w:trHeight w:val="300"/>
+      </w:trPr>
+      <w:tc>
+        <w:tcPr>
+          <w:tcW w:w="3005" w:type="dxa"/>
+          <w:tcMar/>
+        </w:tcPr>
+        <w:p>
+          <w:pPr>
+            <w:pStyle w:val="Header"/>
+            <w:bidi w:val="0"/>
+            <w:ind w:left="-115"/>
+            <w:jc w:val="left"/>
+          </w:pPr>
+        </w:p>
+      </w:tc>
+      <w:tc>
+        <w:tcPr>
+          <w:tcW w:w="3005" w:type="dxa"/>
+          <w:tcMar/>
+        </w:tcPr>
+        <w:p>
+          <w:pPr>
+            <w:pStyle w:val="Header"/>
+            <w:bidi w:val="0"/>
+            <w:jc w:val="center"/>
+          </w:pPr>
+        </w:p>
+      </w:tc>
+      <w:tc>
+        <w:tcPr>
+          <w:tcW w:w="3005" w:type="dxa"/>
+          <w:tcMar/>
+        </w:tcPr>
+        <w:p>
+          <w:pPr>
+            <w:pStyle w:val="Header"/>
+            <w:bidi w:val="0"/>
+            <w:ind w:right="-115"/>
+            <w:jc w:val="right"/>
+          </w:pPr>
+        </w:p>
+      </w:tc>
+    </w:tr>
+  </w:tbl>
+  <w:p>
+    <w:pPr>
+      <w:pStyle w:val="Footer"/>
+      <w:bidi w:val="0"/>
+    </w:pPr>
+  </w:p>
+</w:ftr>
+</file>
+
+<file path=word/footer3.xml><?xml version="1.0" encoding="utf-8"?>
+<w:ftr xmlns:w14="http://schemas.microsoft.com/office/word/2010/wordml" xmlns:w="http://schemas.openxmlformats.org/wordprocessingml/2006/main">
+  <w:tbl>
+    <w:tblPr>
+      <w:tblStyle w:val="TableNormal"/>
+      <w:bidiVisual w:val="0"/>
+      <w:tblW w:w="0" w:type="auto"/>
+      <w:tblLook w:val="06A0" w:firstRow="1" w:lastRow="0" w:firstColumn="1" w:lastColumn="0" w:noHBand="1" w:noVBand="1"/>
+    </w:tblPr>
+    <w:tblGrid>
+      <w:gridCol w:w="3005"/>
+      <w:gridCol w:w="3005"/>
+      <w:gridCol w:w="3005"/>
+    </w:tblGrid>
+    <w:tr>
+      <w:trPr>
+        <w:trHeight w:val="300"/>
+      </w:trPr>
+      <w:tc>
+        <w:tcPr>
+          <w:tcW w:w="3005" w:type="dxa"/>
+          <w:tcMar/>
+        </w:tcPr>
+        <w:p>
+          <w:pPr>
+            <w:pStyle w:val="Header"/>
+            <w:bidi w:val="0"/>
+            <w:ind w:left="-115"/>
+            <w:jc w:val="left"/>
+          </w:pPr>
+        </w:p>
+      </w:tc>
+      <w:tc>
+        <w:tcPr>
+          <w:tcW w:w="3005" w:type="dxa"/>
+          <w:tcMar/>
+        </w:tcPr>
+        <w:p>
+          <w:pPr>
+            <w:pStyle w:val="Header"/>
+            <w:bidi w:val="0"/>
+            <w:jc w:val="center"/>
+          </w:pPr>
+        </w:p>
+      </w:tc>
+      <w:tc>
+        <w:tcPr>
+          <w:tcW w:w="3005" w:type="dxa"/>
+          <w:tcMar/>
+        </w:tcPr>
+        <w:p>
+          <w:pPr>
+            <w:pStyle w:val="Header"/>
+            <w:bidi w:val="0"/>
+            <w:ind w:right="-115"/>
+            <w:jc w:val="right"/>
+          </w:pPr>
+        </w:p>
+      </w:tc>
+    </w:tr>
+  </w:tbl>
+  <w:p>
+    <w:pPr>
+      <w:pStyle w:val="Footer"/>
+      <w:bidi w:val="0"/>
+    </w:pPr>
+  </w:p>
+</w:ftr>
 </file>
 
 <file path=word/footnotes.xml><?xml version="1.0" encoding="utf-8"?>
